--- a/ВКР_Воробьев.docx
+++ b/ВКР_Воробьев.docx
@@ -4904,15 +4904,7 @@
           <w:sz w:val="28"/>
           <w:szCs w:val="28"/>
         </w:rPr>
-        <w:t xml:space="preserve"> </w:t>
-      </w:r>
-      <w:r>
-        <w:rPr>
-          <w:rFonts w:ascii="Liberation Serif" w:eastAsia="Liberation Serif" w:hAnsi="Liberation Serif" w:cs="Liberation Serif"/>
-          <w:sz w:val="28"/>
-          <w:szCs w:val="28"/>
-        </w:rPr>
-        <w:t>[16]</w:t>
+        <w:t xml:space="preserve"> [16]</w:t>
       </w:r>
     </w:p>
     <w:p>
@@ -22013,17 +22005,11 @@
         <w:jc w:val="center"/>
       </w:pPr>
       <w:r>
-        <w:rPr>
-          <w:rFonts w:ascii="Liberation Serif" w:eastAsia="Liberation Serif" w:hAnsi="Liberation Serif" w:cs="Liberation Serif"/>
-          <w:noProof/>
-          <w:sz w:val="28"/>
-          <w:szCs w:val="28"/>
-        </w:rPr>
         <w:drawing>
-          <wp:inline distT="0" distB="0" distL="0" distR="0" wp14:anchorId="02D2355D" wp14:editId="5555D726">
-            <wp:extent cx="4429743" cy="1933845"/>
+          <wp:inline distT="0" distB="0" distL="0" distR="0" wp14:anchorId="6137C528" wp14:editId="33937955">
+            <wp:extent cx="4429743" cy="1876687"/>
             <wp:effectExtent l="0" t="0" r="9525" b="9525"/>
-            <wp:docPr id="7" name="Рисунок 2"/>
+            <wp:docPr id="31" name="Рисунок 31"/>
             <wp:cNvGraphicFramePr>
               <a:graphicFrameLocks xmlns:a="http://schemas.openxmlformats.org/drawingml/2006/main" noChangeAspect="1"/>
             </wp:cNvGraphicFramePr>
@@ -22031,7 +22017,7 @@
               <a:graphicData uri="http://schemas.openxmlformats.org/drawingml/2006/picture">
                 <pic:pic xmlns:pic="http://schemas.openxmlformats.org/drawingml/2006/picture">
                   <pic:nvPicPr>
-                    <pic:cNvPr id="7" name=""/>
+                    <pic:cNvPr id="1" name=""/>
                     <pic:cNvPicPr/>
                   </pic:nvPicPr>
                   <pic:blipFill>
@@ -22043,7 +22029,7 @@
                   <pic:spPr>
                     <a:xfrm>
                       <a:off x="0" y="0"/>
-                      <a:ext cx="4429743" cy="1933845"/>
+                      <a:ext cx="4429743" cy="1876687"/>
                     </a:xfrm>
                     <a:prstGeom prst="rect">
                       <a:avLst/>
@@ -22377,18 +22363,11 @@
         <w:spacing w:line="360" w:lineRule="auto"/>
       </w:pPr>
       <w:r>
-        <w:rPr>
-          <w:rFonts w:eastAsia="Liberation Serif" w:cs="Liberation Serif"/>
-          <w:noProof/>
-          <w:color w:val="000000"/>
-          <w:sz w:val="28"/>
-          <w:szCs w:val="28"/>
-        </w:rPr>
         <w:drawing>
-          <wp:inline distT="0" distB="0" distL="0" distR="0" wp14:anchorId="3AD7B1A4" wp14:editId="7FC6ABA7">
-            <wp:extent cx="5382376" cy="1819529"/>
-            <wp:effectExtent l="0" t="0" r="8890" b="9525"/>
-            <wp:docPr id="11" name="Рисунок 6"/>
+          <wp:inline distT="0" distB="0" distL="0" distR="0" wp14:anchorId="6EDF5153" wp14:editId="083FBE1D">
+            <wp:extent cx="5229955" cy="1810003"/>
+            <wp:effectExtent l="0" t="0" r="0" b="0"/>
+            <wp:docPr id="32" name="Рисунок 32"/>
             <wp:cNvGraphicFramePr>
               <a:graphicFrameLocks xmlns:a="http://schemas.openxmlformats.org/drawingml/2006/main" noChangeAspect="1"/>
             </wp:cNvGraphicFramePr>
@@ -22396,7 +22375,7 @@
               <a:graphicData uri="http://schemas.openxmlformats.org/drawingml/2006/picture">
                 <pic:pic xmlns:pic="http://schemas.openxmlformats.org/drawingml/2006/picture">
                   <pic:nvPicPr>
-                    <pic:cNvPr id="11" name=""/>
+                    <pic:cNvPr id="1" name=""/>
                     <pic:cNvPicPr/>
                   </pic:nvPicPr>
                   <pic:blipFill>
@@ -22408,7 +22387,7 @@
                   <pic:spPr>
                     <a:xfrm>
                       <a:off x="0" y="0"/>
-                      <a:ext cx="5382376" cy="1819529"/>
+                      <a:ext cx="5229955" cy="1810003"/>
                     </a:xfrm>
                     <a:prstGeom prst="rect">
                       <a:avLst/>
@@ -22754,16 +22733,13 @@
       <w:r>
         <w:rPr>
           <w:rFonts w:eastAsia="Liberation Serif" w:cs="Liberation Serif"/>
-          <w:noProof/>
-          <w:color w:val="000000"/>
           <w:szCs w:val="24"/>
         </w:rPr>
-        <w:lastRenderedPageBreak/>
         <w:drawing>
-          <wp:inline distT="0" distB="0" distL="0" distR="0" wp14:anchorId="4591F1B2" wp14:editId="0AF225A4">
-            <wp:extent cx="6152515" cy="5831840"/>
-            <wp:effectExtent l="0" t="0" r="635" b="0"/>
-            <wp:docPr id="14" name="Рисунок 10"/>
+          <wp:inline distT="0" distB="0" distL="0" distR="0" wp14:anchorId="285D2F6B" wp14:editId="6C36DCFE">
+            <wp:extent cx="6237605" cy="4410075"/>
+            <wp:effectExtent l="0" t="0" r="0" b="9525"/>
+            <wp:docPr id="33" name="Рисунок 33"/>
             <wp:cNvGraphicFramePr>
               <a:graphicFrameLocks xmlns:a="http://schemas.openxmlformats.org/drawingml/2006/main" noChangeAspect="1"/>
             </wp:cNvGraphicFramePr>
@@ -22771,7 +22747,7 @@
               <a:graphicData uri="http://schemas.openxmlformats.org/drawingml/2006/picture">
                 <pic:pic xmlns:pic="http://schemas.openxmlformats.org/drawingml/2006/picture">
                   <pic:nvPicPr>
-                    <pic:cNvPr id="14" name=""/>
+                    <pic:cNvPr id="1" name=""/>
                     <pic:cNvPicPr/>
                   </pic:nvPicPr>
                   <pic:blipFill>
@@ -22783,7 +22759,7 @@
                   <pic:spPr>
                     <a:xfrm>
                       <a:off x="0" y="0"/>
-                      <a:ext cx="6152515" cy="5831840"/>
+                      <a:ext cx="6253794" cy="4421521"/>
                     </a:xfrm>
                     <a:prstGeom prst="rect">
                       <a:avLst/>
@@ -22820,6 +22796,7 @@
           <w:szCs w:val="28"/>
           <w:lang w:val="ru-RU"/>
         </w:rPr>
+        <w:lastRenderedPageBreak/>
         <w:t>3.4.4 Формирование операционного плана</w:t>
       </w:r>
     </w:p>
@@ -22846,16 +22823,7 @@
           <w:sz w:val="28"/>
           <w:szCs w:val="28"/>
         </w:rPr>
-        <w:t xml:space="preserve">В модуле «План сбыта» формируется стратегия продаж, включая определение ценовой политики и прогнозирование месячных объёмов реализации продукции. Отпускная цена комбинированного извещателя установлена на уровне 1 800 рублей за единицу, монтажной базы с изолятором КЗ – 350 рублей. Объём продаж нарастает ступенчато от 350 </w:t>
-      </w:r>
-      <w:r>
-        <w:rPr>
-          <w:rFonts w:ascii="Liberation Serif" w:eastAsia="Liberation Serif" w:hAnsi="Liberation Serif" w:cs="Liberation Serif"/>
-          <w:sz w:val="28"/>
-          <w:szCs w:val="28"/>
-        </w:rPr>
-        <w:lastRenderedPageBreak/>
-        <w:t>единиц в месяц (загрузка 50%) до 700 единиц в месяц (загрузка 100%) в течение первых двенадцати месяцев операционной деятельности.</w:t>
+        <w:t>В модуле «План сбыта» формируется стратегия продаж, включая определение ценовой политики и прогнозирование месячных объёмов реализации продукции. Отпускная цена комбинированного извещателя установлена на уровне 1 800 рублей за единицу, монтажной базы с изолятором КЗ – 350 рублей. Объём продаж нарастает ступенчато от 350 единиц в месяц (загрузка 50%) до 700 единиц в месяц (загрузка 100%) в течение первых двенадцати месяцев операционной деятельности.</w:t>
       </w:r>
     </w:p>
     <w:p>
@@ -22864,18 +22832,11 @@
         <w:spacing w:line="360" w:lineRule="auto"/>
       </w:pPr>
       <w:r>
-        <w:rPr>
-          <w:rFonts w:eastAsia="Liberation Serif" w:cs="Liberation Serif"/>
-          <w:noProof/>
-          <w:color w:val="000000"/>
-          <w:sz w:val="28"/>
-          <w:szCs w:val="28"/>
-        </w:rPr>
         <w:drawing>
-          <wp:inline distT="0" distB="0" distL="0" distR="0" wp14:anchorId="069AAE3E" wp14:editId="771B33B2">
-            <wp:extent cx="5430008" cy="3781953"/>
-            <wp:effectExtent l="0" t="0" r="0" b="9525"/>
-            <wp:docPr id="15" name="Рисунок 9"/>
+          <wp:inline distT="0" distB="0" distL="0" distR="0" wp14:anchorId="4170C56C" wp14:editId="1E529043">
+            <wp:extent cx="5439534" cy="3801005"/>
+            <wp:effectExtent l="0" t="0" r="8890" b="9525"/>
+            <wp:docPr id="34" name="Рисунок 34"/>
             <wp:cNvGraphicFramePr>
               <a:graphicFrameLocks xmlns:a="http://schemas.openxmlformats.org/drawingml/2006/main" noChangeAspect="1"/>
             </wp:cNvGraphicFramePr>
@@ -22883,7 +22844,7 @@
               <a:graphicData uri="http://schemas.openxmlformats.org/drawingml/2006/picture">
                 <pic:pic xmlns:pic="http://schemas.openxmlformats.org/drawingml/2006/picture">
                   <pic:nvPicPr>
-                    <pic:cNvPr id="15" name=""/>
+                    <pic:cNvPr id="1" name=""/>
                     <pic:cNvPicPr/>
                   </pic:nvPicPr>
                   <pic:blipFill>
@@ -22895,7 +22856,7 @@
                   <pic:spPr>
                     <a:xfrm>
                       <a:off x="0" y="0"/>
-                      <a:ext cx="5430008" cy="3781953"/>
+                      <a:ext cx="5439534" cy="3801005"/>
                     </a:xfrm>
                     <a:prstGeom prst="rect">
                       <a:avLst/>
@@ -23027,7 +22988,16 @@
           <w:sz w:val="28"/>
           <w:szCs w:val="28"/>
         </w:rPr>
-        <w:t xml:space="preserve"> (6 руб.), оптическая пара ИК-диод + фототранзистор (46 руб.), пассивные компоненты (20 руб.), разъёмы (15 руб.), расходные материалы (25 руб.) и упаковка (22 руб.). Совокупная прямая себестоимость одного изделия составляет 382 рубля.</w:t>
+        <w:t xml:space="preserve"> (6 </w:t>
+      </w:r>
+      <w:r>
+        <w:rPr>
+          <w:rFonts w:ascii="Liberation Serif" w:eastAsia="Liberation Serif" w:hAnsi="Liberation Serif" w:cs="Liberation Serif"/>
+          <w:sz w:val="28"/>
+          <w:szCs w:val="28"/>
+        </w:rPr>
+        <w:lastRenderedPageBreak/>
+        <w:t>руб.), оптическая пара ИК-диод + фототранзистор (46 руб.), пассивные компоненты (20 руб.), разъёмы (15 руб.), расходные материалы (25 руб.) и упаковка (22 руб.). Совокупная прямая себестоимость одного изделия составляет 382 рубля.</w:t>
       </w:r>
     </w:p>
     <w:p>
@@ -23036,18 +23006,11 @@
         <w:spacing w:line="360" w:lineRule="auto"/>
       </w:pPr>
       <w:r>
-        <w:rPr>
-          <w:rFonts w:eastAsia="Liberation Serif" w:cs="Liberation Serif"/>
-          <w:noProof/>
-          <w:sz w:val="28"/>
-          <w:szCs w:val="28"/>
-        </w:rPr>
-        <w:lastRenderedPageBreak/>
         <w:drawing>
-          <wp:inline distT="0" distB="0" distL="0" distR="0" wp14:anchorId="699B3630" wp14:editId="027AB977">
-            <wp:extent cx="5772956" cy="3781953"/>
-            <wp:effectExtent l="0" t="0" r="0" b="9525"/>
-            <wp:docPr id="16" name="Рисунок 12"/>
+          <wp:inline distT="0" distB="0" distL="0" distR="0" wp14:anchorId="240F4397" wp14:editId="78A0AEA0">
+            <wp:extent cx="5725324" cy="2514951"/>
+            <wp:effectExtent l="0" t="0" r="8890" b="0"/>
+            <wp:docPr id="35" name="Рисунок 35"/>
             <wp:cNvGraphicFramePr>
               <a:graphicFrameLocks xmlns:a="http://schemas.openxmlformats.org/drawingml/2006/main" noChangeAspect="1"/>
             </wp:cNvGraphicFramePr>
@@ -23055,7 +23018,7 @@
               <a:graphicData uri="http://schemas.openxmlformats.org/drawingml/2006/picture">
                 <pic:pic xmlns:pic="http://schemas.openxmlformats.org/drawingml/2006/picture">
                   <pic:nvPicPr>
-                    <pic:cNvPr id="16" name=""/>
+                    <pic:cNvPr id="1" name=""/>
                     <pic:cNvPicPr/>
                   </pic:nvPicPr>
                   <pic:blipFill>
@@ -23067,7 +23030,7 @@
                   <pic:spPr>
                     <a:xfrm>
                       <a:off x="0" y="0"/>
-                      <a:ext cx="5772956" cy="3781953"/>
+                      <a:ext cx="5725324" cy="2514951"/>
                     </a:xfrm>
                     <a:prstGeom prst="rect">
                       <a:avLst/>
@@ -23454,18 +23417,11 @@
         <w:spacing w:line="360" w:lineRule="auto"/>
       </w:pPr>
       <w:r>
-        <w:rPr>
-          <w:rFonts w:eastAsia="Liberation Serif" w:cs="Liberation Serif"/>
-          <w:noProof/>
-          <w:color w:val="000000"/>
-          <w:sz w:val="28"/>
-          <w:szCs w:val="28"/>
-        </w:rPr>
         <w:drawing>
-          <wp:inline distT="0" distB="0" distL="0" distR="0" wp14:anchorId="1E291A74" wp14:editId="29E896AE">
-            <wp:extent cx="4886325" cy="3095252"/>
+          <wp:inline distT="0" distB="0" distL="0" distR="0" wp14:anchorId="0A3DAB30" wp14:editId="7ADD0FD3">
+            <wp:extent cx="5306165" cy="3429479"/>
             <wp:effectExtent l="0" t="0" r="0" b="0"/>
-            <wp:docPr id="21" name="Рисунок 17"/>
+            <wp:docPr id="36" name="Рисунок 36"/>
             <wp:cNvGraphicFramePr>
               <a:graphicFrameLocks xmlns:a="http://schemas.openxmlformats.org/drawingml/2006/main" noChangeAspect="1"/>
             </wp:cNvGraphicFramePr>
@@ -23473,7 +23429,7 @@
               <a:graphicData uri="http://schemas.openxmlformats.org/drawingml/2006/picture">
                 <pic:pic xmlns:pic="http://schemas.openxmlformats.org/drawingml/2006/picture">
                   <pic:nvPicPr>
-                    <pic:cNvPr id="21" name=""/>
+                    <pic:cNvPr id="1" name=""/>
                     <pic:cNvPicPr/>
                   </pic:nvPicPr>
                   <pic:blipFill>
@@ -23485,7 +23441,7 @@
                   <pic:spPr>
                     <a:xfrm>
                       <a:off x="0" y="0"/>
-                      <a:ext cx="4923133" cy="3118568"/>
+                      <a:ext cx="5306165" cy="3429479"/>
                     </a:xfrm>
                     <a:prstGeom prst="rect">
                       <a:avLst/>
@@ -23550,17 +23506,11 @@
         <w:spacing w:line="360" w:lineRule="auto"/>
       </w:pPr>
       <w:r>
-        <w:rPr>
-          <w:rFonts w:ascii="Liberation Serif" w:eastAsia="Liberation Serif" w:hAnsi="Liberation Serif" w:cs="Liberation Serif"/>
-          <w:noProof/>
-          <w:sz w:val="28"/>
-          <w:szCs w:val="28"/>
-        </w:rPr>
         <w:drawing>
-          <wp:inline distT="0" distB="0" distL="0" distR="0" wp14:anchorId="5AE95013" wp14:editId="43B1D1F4">
-            <wp:extent cx="5953223" cy="4438650"/>
-            <wp:effectExtent l="0" t="0" r="9525" b="0"/>
-            <wp:docPr id="22" name="Рисунок 19"/>
+          <wp:inline distT="0" distB="0" distL="0" distR="0" wp14:anchorId="5D369C7D" wp14:editId="6CF9EE6B">
+            <wp:extent cx="5940425" cy="4478020"/>
+            <wp:effectExtent l="0" t="0" r="3175" b="0"/>
+            <wp:docPr id="37" name="Рисунок 37"/>
             <wp:cNvGraphicFramePr>
               <a:graphicFrameLocks xmlns:a="http://schemas.openxmlformats.org/drawingml/2006/main" noChangeAspect="1"/>
             </wp:cNvGraphicFramePr>
@@ -23568,7 +23518,7 @@
               <a:graphicData uri="http://schemas.openxmlformats.org/drawingml/2006/picture">
                 <pic:pic xmlns:pic="http://schemas.openxmlformats.org/drawingml/2006/picture">
                   <pic:nvPicPr>
-                    <pic:cNvPr id="22" name=""/>
+                    <pic:cNvPr id="1" name=""/>
                     <pic:cNvPicPr/>
                   </pic:nvPicPr>
                   <pic:blipFill>
@@ -23580,7 +23530,7 @@
                   <pic:spPr>
                     <a:xfrm>
                       <a:off x="0" y="0"/>
-                      <a:ext cx="6012289" cy="4482689"/>
+                      <a:ext cx="5940425" cy="4478020"/>
                     </a:xfrm>
                     <a:prstGeom prst="rect">
                       <a:avLst/>
@@ -23726,18 +23676,11 @@
         <w:spacing w:line="360" w:lineRule="auto"/>
       </w:pPr>
       <w:r>
-        <w:rPr>
-          <w:rFonts w:eastAsia="Liberation Serif" w:cs="Liberation Serif"/>
-          <w:noProof/>
-          <w:color w:val="000000"/>
-          <w:sz w:val="28"/>
-          <w:szCs w:val="28"/>
-        </w:rPr>
         <w:drawing>
-          <wp:inline distT="0" distB="0" distL="0" distR="0" wp14:anchorId="17D04A72" wp14:editId="2CC4B1DC">
-            <wp:extent cx="4163006" cy="4210638"/>
-            <wp:effectExtent l="0" t="0" r="9525" b="0"/>
-            <wp:docPr id="23" name="Рисунок 20"/>
+          <wp:inline distT="0" distB="0" distL="0" distR="0" wp14:anchorId="3516765D" wp14:editId="39C798A4">
+            <wp:extent cx="4115374" cy="4248743"/>
+            <wp:effectExtent l="0" t="0" r="0" b="0"/>
+            <wp:docPr id="38" name="Рисунок 38"/>
             <wp:cNvGraphicFramePr>
               <a:graphicFrameLocks xmlns:a="http://schemas.openxmlformats.org/drawingml/2006/main" noChangeAspect="1"/>
             </wp:cNvGraphicFramePr>
@@ -23745,7 +23688,7 @@
               <a:graphicData uri="http://schemas.openxmlformats.org/drawingml/2006/picture">
                 <pic:pic xmlns:pic="http://schemas.openxmlformats.org/drawingml/2006/picture">
                   <pic:nvPicPr>
-                    <pic:cNvPr id="23" name=""/>
+                    <pic:cNvPr id="1" name=""/>
                     <pic:cNvPicPr/>
                   </pic:nvPicPr>
                   <pic:blipFill>
@@ -23757,7 +23700,7 @@
                   <pic:spPr>
                     <a:xfrm>
                       <a:off x="0" y="0"/>
-                      <a:ext cx="4163006" cy="4210638"/>
+                      <a:ext cx="4115374" cy="4248743"/>
                     </a:xfrm>
                     <a:prstGeom prst="rect">
                       <a:avLst/>
@@ -23787,20 +23730,22 @@
       <w:pPr>
         <w:pStyle w:val="FC"/>
         <w:spacing w:line="360" w:lineRule="auto"/>
-      </w:pPr>
-      <w:r>
         <w:rPr>
           <w:rFonts w:eastAsia="Liberation Serif" w:cs="Liberation Serif"/>
-          <w:noProof/>
-          <w:color w:val="000000"/>
+          <w:szCs w:val="24"/>
+        </w:rPr>
+      </w:pPr>
+      <w:r>
+        <w:rPr>
+          <w:rFonts w:eastAsia="Liberation Serif" w:cs="Liberation Serif"/>
           <w:szCs w:val="24"/>
         </w:rPr>
         <w:lastRenderedPageBreak/>
         <w:drawing>
-          <wp:inline distT="0" distB="0" distL="0" distR="0" wp14:anchorId="10E8127A" wp14:editId="321985B9">
-            <wp:extent cx="5638800" cy="4013913"/>
-            <wp:effectExtent l="0" t="0" r="0" b="5715"/>
-            <wp:docPr id="24" name="Рисунок 21"/>
+          <wp:inline distT="0" distB="0" distL="0" distR="0" wp14:anchorId="68A6F77B" wp14:editId="0A4B9675">
+            <wp:extent cx="5940425" cy="4239895"/>
+            <wp:effectExtent l="0" t="0" r="3175" b="8255"/>
+            <wp:docPr id="39" name="Рисунок 39"/>
             <wp:cNvGraphicFramePr>
               <a:graphicFrameLocks xmlns:a="http://schemas.openxmlformats.org/drawingml/2006/main" noChangeAspect="1"/>
             </wp:cNvGraphicFramePr>
@@ -23808,7 +23753,7 @@
               <a:graphicData uri="http://schemas.openxmlformats.org/drawingml/2006/picture">
                 <pic:pic xmlns:pic="http://schemas.openxmlformats.org/drawingml/2006/picture">
                   <pic:nvPicPr>
-                    <pic:cNvPr id="24" name=""/>
+                    <pic:cNvPr id="1" name=""/>
                     <pic:cNvPicPr/>
                   </pic:nvPicPr>
                   <pic:blipFill>
@@ -23820,7 +23765,7 @@
                   <pic:spPr>
                     <a:xfrm>
                       <a:off x="0" y="0"/>
-                      <a:ext cx="5684547" cy="4046478"/>
+                      <a:ext cx="5940425" cy="4239895"/>
                     </a:xfrm>
                     <a:prstGeom prst="rect">
                       <a:avLst/>
@@ -23846,17 +23791,11 @@
         <w:spacing w:line="360" w:lineRule="auto"/>
       </w:pPr>
       <w:r>
-        <w:rPr>
-          <w:rFonts w:eastAsia="Liberation Serif" w:cs="Liberation Serif"/>
-          <w:noProof/>
-          <w:color w:val="000000"/>
-          <w:szCs w:val="24"/>
-        </w:rPr>
         <w:drawing>
-          <wp:inline distT="0" distB="0" distL="0" distR="0" wp14:anchorId="182BD4EA" wp14:editId="6493CC27">
-            <wp:extent cx="6152515" cy="3373120"/>
-            <wp:effectExtent l="0" t="0" r="635" b="0"/>
-            <wp:docPr id="25" name="Рисунок 22"/>
+          <wp:inline distT="0" distB="0" distL="0" distR="0" wp14:anchorId="61AFCD1D" wp14:editId="38C9881B">
+            <wp:extent cx="6416675" cy="3786901"/>
+            <wp:effectExtent l="0" t="0" r="3175" b="4445"/>
+            <wp:docPr id="40" name="Рисунок 40"/>
             <wp:cNvGraphicFramePr>
               <a:graphicFrameLocks xmlns:a="http://schemas.openxmlformats.org/drawingml/2006/main" noChangeAspect="1"/>
             </wp:cNvGraphicFramePr>
@@ -23864,7 +23803,7 @@
               <a:graphicData uri="http://schemas.openxmlformats.org/drawingml/2006/picture">
                 <pic:pic xmlns:pic="http://schemas.openxmlformats.org/drawingml/2006/picture">
                   <pic:nvPicPr>
-                    <pic:cNvPr id="25" name=""/>
+                    <pic:cNvPr id="1" name=""/>
                     <pic:cNvPicPr/>
                   </pic:nvPicPr>
                   <pic:blipFill>
@@ -23876,7 +23815,7 @@
                   <pic:spPr>
                     <a:xfrm>
                       <a:off x="0" y="0"/>
-                      <a:ext cx="6152515" cy="3373120"/>
+                      <a:ext cx="6428295" cy="3793759"/>
                     </a:xfrm>
                     <a:prstGeom prst="rect">
                       <a:avLst/>
@@ -23888,6 +23827,12 @@
           </wp:inline>
         </w:drawing>
       </w:r>
+    </w:p>
+    <w:p>
+      <w:pPr>
+        <w:pStyle w:val="FC"/>
+        <w:spacing w:line="360" w:lineRule="auto"/>
+      </w:pPr>
       <w:r>
         <w:rPr>
           <w:rFonts w:eastAsia="Liberation Serif" w:cs="Liberation Serif"/>
@@ -23906,6 +23851,7 @@
           <w:sz w:val="28"/>
           <w:szCs w:val="28"/>
         </w:rPr>
+        <w:lastRenderedPageBreak/>
         <w:t>Таким образом, проект экономически эффективен и обладает приемлемым уровнем инвестиционного риска.</w:t>
       </w:r>
     </w:p>
@@ -23924,7 +23870,6 @@
           <w:szCs w:val="28"/>
           <w:lang w:val="ru-RU"/>
         </w:rPr>
-        <w:lastRenderedPageBreak/>
         <w:t>3.5 Анализ чувствительности</w:t>
       </w:r>
     </w:p>
@@ -24021,17 +23966,11 @@
         </mc:AlternateContent>
       </w:r>
       <w:r>
-        <w:rPr>
-          <w:rFonts w:eastAsia="Liberation Serif" w:cs="Liberation Serif"/>
-          <w:noProof/>
-          <w:sz w:val="28"/>
-          <w:szCs w:val="28"/>
-        </w:rPr>
         <w:drawing>
-          <wp:inline distT="0" distB="0" distL="0" distR="0" wp14:anchorId="71805FF4" wp14:editId="64EE1903">
-            <wp:extent cx="4276725" cy="2896364"/>
-            <wp:effectExtent l="0" t="0" r="0" b="0"/>
-            <wp:docPr id="27" name="Рисунок 31"/>
+          <wp:inline distT="0" distB="0" distL="0" distR="0" wp14:anchorId="2750E113" wp14:editId="64D74A93">
+            <wp:extent cx="5077534" cy="3448531"/>
+            <wp:effectExtent l="0" t="0" r="8890" b="0"/>
+            <wp:docPr id="44" name="Рисунок 44"/>
             <wp:cNvGraphicFramePr>
               <a:graphicFrameLocks xmlns:a="http://schemas.openxmlformats.org/drawingml/2006/main" noChangeAspect="1"/>
             </wp:cNvGraphicFramePr>
@@ -24039,7 +23978,7 @@
               <a:graphicData uri="http://schemas.openxmlformats.org/drawingml/2006/picture">
                 <pic:pic xmlns:pic="http://schemas.openxmlformats.org/drawingml/2006/picture">
                   <pic:nvPicPr>
-                    <pic:cNvPr id="26" name=""/>
+                    <pic:cNvPr id="1" name=""/>
                     <pic:cNvPicPr/>
                   </pic:nvPicPr>
                   <pic:blipFill>
@@ -24051,7 +23990,7 @@
                   <pic:spPr>
                     <a:xfrm>
                       <a:off x="0" y="0"/>
-                      <a:ext cx="4292967" cy="2907363"/>
+                      <a:ext cx="5077534" cy="3448531"/>
                     </a:xfrm>
                     <a:prstGeom prst="rect">
                       <a:avLst/>
@@ -24135,7 +24074,16 @@
           <w:sz w:val="28"/>
           <w:szCs w:val="28"/>
         </w:rPr>
-        <w:t>). Результаты представлены в виде графиков, наглядно демонстрирующих предельные значения, при которых проект сохраняет свою целесообразность.</w:t>
+        <w:t xml:space="preserve">). Результаты </w:t>
+      </w:r>
+      <w:r>
+        <w:rPr>
+          <w:rFonts w:ascii="Liberation Serif" w:eastAsia="Liberation Serif" w:hAnsi="Liberation Serif" w:cs="Liberation Serif"/>
+          <w:sz w:val="28"/>
+          <w:szCs w:val="28"/>
+        </w:rPr>
+        <w:lastRenderedPageBreak/>
+        <w:t>представлены в виде графиков, наглядно демонстрирующих предельные значения, при которых проект сохраняет свою целесообразность.</w:t>
       </w:r>
     </w:p>
     <w:p>
@@ -24143,19 +24091,18 @@
         <w:pStyle w:val="FC"/>
         <w:spacing w:line="360" w:lineRule="auto"/>
       </w:pPr>
-      <w:r>
-        <w:rPr>
-          <w:rFonts w:eastAsia="Liberation Serif" w:cs="Liberation Serif"/>
-          <w:noProof/>
-          <w:sz w:val="28"/>
-          <w:szCs w:val="28"/>
-        </w:rPr>
-        <w:lastRenderedPageBreak/>
+    </w:p>
+    <w:p>
+      <w:pPr>
+        <w:pStyle w:val="FC"/>
+        <w:spacing w:line="360" w:lineRule="auto"/>
+      </w:pPr>
+      <w:r>
         <w:drawing>
-          <wp:inline distT="0" distB="0" distL="0" distR="0" wp14:anchorId="1D426E38" wp14:editId="188B23ED">
-            <wp:extent cx="5153025" cy="3651101"/>
-            <wp:effectExtent l="0" t="0" r="0" b="6985"/>
-            <wp:docPr id="28" name="Рисунок 26"/>
+          <wp:inline distT="0" distB="0" distL="0" distR="0" wp14:anchorId="19F4BC0B" wp14:editId="08F3B6E1">
+            <wp:extent cx="5829300" cy="4149090"/>
+            <wp:effectExtent l="0" t="0" r="0" b="3810"/>
+            <wp:docPr id="41" name="Рисунок 41"/>
             <wp:cNvGraphicFramePr>
               <a:graphicFrameLocks xmlns:a="http://schemas.openxmlformats.org/drawingml/2006/main" noChangeAspect="1"/>
             </wp:cNvGraphicFramePr>
@@ -24163,23 +24110,30 @@
               <a:graphicData uri="http://schemas.openxmlformats.org/drawingml/2006/picture">
                 <pic:pic xmlns:pic="http://schemas.openxmlformats.org/drawingml/2006/picture">
                   <pic:nvPicPr>
-                    <pic:cNvPr id="27" name=""/>
+                    <pic:cNvPr id="1" name=""/>
                     <pic:cNvPicPr/>
                   </pic:nvPicPr>
-                  <pic:blipFill>
+                  <pic:blipFill rotWithShape="1">
                     <a:blip r:embed="rId32"/>
-                    <a:stretch>
-                      <a:fillRect/>
-                    </a:stretch>
+                    <a:srcRect r="1870"/>
+                    <a:stretch/>
                   </pic:blipFill>
-                  <pic:spPr>
+                  <pic:spPr bwMode="auto">
                     <a:xfrm>
                       <a:off x="0" y="0"/>
-                      <a:ext cx="5172794" cy="3665108"/>
+                      <a:ext cx="5829300" cy="4149090"/>
                     </a:xfrm>
                     <a:prstGeom prst="rect">
                       <a:avLst/>
                     </a:prstGeom>
+                    <a:ln>
+                      <a:noFill/>
+                    </a:ln>
+                    <a:extLst>
+                      <a:ext uri="{53640926-AAD7-44D8-BBD7-CCE9431645EC}">
+                        <a14:shadowObscured xmlns:a14="http://schemas.microsoft.com/office/drawing/2010/main"/>
+                      </a:ext>
+                    </a:extLst>
                   </pic:spPr>
                 </pic:pic>
               </a:graphicData>
@@ -24207,17 +24161,12 @@
         <w:spacing w:line="360" w:lineRule="auto"/>
       </w:pPr>
       <w:r>
-        <w:rPr>
-          <w:rFonts w:eastAsia="Liberation Serif" w:cs="Liberation Serif"/>
-          <w:noProof/>
-          <w:sz w:val="28"/>
-          <w:szCs w:val="28"/>
-        </w:rPr>
+        <w:lastRenderedPageBreak/>
         <w:drawing>
-          <wp:inline distT="0" distB="0" distL="0" distR="0" wp14:anchorId="2CEDFCD0" wp14:editId="41087681">
-            <wp:extent cx="5102922" cy="3686175"/>
-            <wp:effectExtent l="0" t="0" r="2540" b="0"/>
-            <wp:docPr id="29" name="Рисунок 27"/>
+          <wp:inline distT="0" distB="0" distL="0" distR="0" wp14:anchorId="272F5C30" wp14:editId="7F91D40C">
+            <wp:extent cx="5940425" cy="4245610"/>
+            <wp:effectExtent l="0" t="0" r="3175" b="2540"/>
+            <wp:docPr id="42" name="Рисунок 42"/>
             <wp:cNvGraphicFramePr>
               <a:graphicFrameLocks xmlns:a="http://schemas.openxmlformats.org/drawingml/2006/main" noChangeAspect="1"/>
             </wp:cNvGraphicFramePr>
@@ -24225,7 +24174,7 @@
               <a:graphicData uri="http://schemas.openxmlformats.org/drawingml/2006/picture">
                 <pic:pic xmlns:pic="http://schemas.openxmlformats.org/drawingml/2006/picture">
                   <pic:nvPicPr>
-                    <pic:cNvPr id="28" name=""/>
+                    <pic:cNvPr id="1" name=""/>
                     <pic:cNvPicPr/>
                   </pic:nvPicPr>
                   <pic:blipFill>
@@ -24237,7 +24186,7 @@
                   <pic:spPr>
                     <a:xfrm>
                       <a:off x="0" y="0"/>
-                      <a:ext cx="5113526" cy="3693835"/>
+                      <a:ext cx="5940425" cy="4245610"/>
                     </a:xfrm>
                     <a:prstGeom prst="rect">
                       <a:avLst/>
@@ -24260,7 +24209,15 @@
           <w:rFonts w:eastAsia="Liberation Serif" w:cs="Liberation Serif"/>
           <w:szCs w:val="24"/>
         </w:rPr>
-        <w:t>Рисунок 27 – Анализ чувствительности по DPP</w:t>
+        <w:t>Рисунок 27 – Анализ чувствительности по DP</w:t>
+      </w:r>
+      <w:r>
+        <w:rPr>
+          <w:rFonts w:eastAsia="Liberation Serif" w:cs="Liberation Serif"/>
+          <w:szCs w:val="24"/>
+          <w:lang w:val="en-US"/>
+        </w:rPr>
+        <w:t>B</w:t>
       </w:r>
     </w:p>
     <w:p>
@@ -24275,18 +24232,15 @@
       </w:pPr>
       <w:r>
         <w:rPr>
-          <w:rFonts w:eastAsia="Liberation Serif" w:cs="Liberation Serif"/>
-          <w:noProof/>
+          <w:rFonts w:cs="Liberation Serif"/>
           <w:color w:val="000000"/>
           <w:sz w:val="28"/>
-          <w:szCs w:val="28"/>
-        </w:rPr>
-        <w:lastRenderedPageBreak/>
+        </w:rPr>
         <w:drawing>
-          <wp:inline distT="0" distB="0" distL="0" distR="0" wp14:anchorId="7CB6FC84" wp14:editId="13024300">
-            <wp:extent cx="6152515" cy="4318635"/>
-            <wp:effectExtent l="0" t="0" r="635" b="5715"/>
-            <wp:docPr id="30" name="Рисунок 28"/>
+          <wp:inline distT="0" distB="0" distL="0" distR="0" wp14:anchorId="425E4BEF" wp14:editId="31E840CA">
+            <wp:extent cx="5940425" cy="4276725"/>
+            <wp:effectExtent l="0" t="0" r="3175" b="9525"/>
+            <wp:docPr id="43" name="Рисунок 43"/>
             <wp:cNvGraphicFramePr>
               <a:graphicFrameLocks xmlns:a="http://schemas.openxmlformats.org/drawingml/2006/main" noChangeAspect="1"/>
             </wp:cNvGraphicFramePr>
@@ -24294,7 +24248,7 @@
               <a:graphicData uri="http://schemas.openxmlformats.org/drawingml/2006/picture">
                 <pic:pic xmlns:pic="http://schemas.openxmlformats.org/drawingml/2006/picture">
                   <pic:nvPicPr>
-                    <pic:cNvPr id="29" name=""/>
+                    <pic:cNvPr id="1" name=""/>
                     <pic:cNvPicPr/>
                   </pic:nvPicPr>
                   <pic:blipFill>
@@ -24306,7 +24260,7 @@
                   <pic:spPr>
                     <a:xfrm>
                       <a:off x="0" y="0"/>
-                      <a:ext cx="6152515" cy="4318635"/>
+                      <a:ext cx="5940425" cy="4276725"/>
                     </a:xfrm>
                     <a:prstGeom prst="rect">
                       <a:avLst/>
@@ -24329,6 +24283,7 @@
           <w:rFonts w:eastAsia="Liberation Serif" w:cs="Liberation Serif"/>
           <w:szCs w:val="24"/>
         </w:rPr>
+        <w:lastRenderedPageBreak/>
         <w:t>Рисунок 28 – Анализ чувствительности по PI</w:t>
       </w:r>
     </w:p>
@@ -24430,7 +24385,16 @@
           <w:sz w:val="28"/>
           <w:szCs w:val="28"/>
         </w:rPr>
-        <w:t>Индекс прибыльности при базовом сценарии составляет 1,31. При снижении цены сбыта на 20% (красная линия) PI падает ниже критического значения 1,0 — проект становится убыточным. При снижении объёма продаж на 15% (синяя линия) PI сохраняется выше 1,0, что подтверждает допустимость умеренного недовыполнения плана продаж. При росте инвестиционных затрат на 20% (коричневая линия) PI остаётся на уровне 1,10–1,15, что свидетельствует о высокой устойчивости проекта к удорожанию оборудования и ремонта.</w:t>
+        <w:t xml:space="preserve">Индекс прибыльности при базовом сценарии составляет 1,31. При снижении цены сбыта на 20% (красная линия) PI падает ниже критического значения 1,0 — проект становится убыточным. При снижении объёма продаж на 15% </w:t>
+      </w:r>
+      <w:r>
+        <w:rPr>
+          <w:rFonts w:ascii="Liberation Serif" w:eastAsia="Liberation Serif" w:hAnsi="Liberation Serif" w:cs="Liberation Serif"/>
+          <w:sz w:val="28"/>
+          <w:szCs w:val="28"/>
+        </w:rPr>
+        <w:lastRenderedPageBreak/>
+        <w:t>(синяя линия) PI сохраняется выше 1,0, что подтверждает допустимость умеренного недовыполнения плана продаж. При росте инвестиционных затрат на 20% (коричневая линия) PI остаётся на уровне 1,10–1,15, что свидетельствует о высокой устойчивости проекта к удорожанию оборудования и ремонта.</w:t>
       </w:r>
     </w:p>
     <w:p>
@@ -24518,32 +24482,575 @@
           <w:sz w:val="28"/>
           <w:szCs w:val="28"/>
         </w:rPr>
+        <w:t>B</w:t>
+      </w:r>
+      <w:r>
+        <w:rPr>
+          <w:rFonts w:ascii="Liberation Serif" w:eastAsia="Liberation Serif" w:hAnsi="Liberation Serif" w:cs="Liberation Serif"/>
+          <w:sz w:val="28"/>
+          <w:szCs w:val="28"/>
+        </w:rPr>
+        <w:t>2</w:t>
+      </w:r>
+      <w:r>
+        <w:rPr>
+          <w:rFonts w:ascii="Liberation Serif" w:eastAsia="Liberation Serif" w:hAnsi="Liberation Serif" w:cs="Liberation Serif"/>
+          <w:sz w:val="28"/>
+          <w:szCs w:val="28"/>
+        </w:rPr>
+        <w:t>B</w:t>
+      </w:r>
+      <w:r>
+        <w:rPr>
+          <w:rFonts w:ascii="Liberation Serif" w:eastAsia="Liberation Serif" w:hAnsi="Liberation Serif" w:cs="Liberation Serif"/>
+          <w:sz w:val="28"/>
+          <w:szCs w:val="28"/>
+        </w:rPr>
+        <w:t xml:space="preserve">-сегмента монтажных организаций. Предприятие размещается на производственной площадке площадью 142,5 м² по адресу: г. Рязань, ул. </w:t>
+      </w:r>
+      <w:proofErr w:type="spellStart"/>
+      <w:r>
+        <w:rPr>
+          <w:rFonts w:ascii="Liberation Serif" w:eastAsia="Liberation Serif" w:hAnsi="Liberation Serif" w:cs="Liberation Serif"/>
+          <w:sz w:val="28"/>
+          <w:szCs w:val="28"/>
+        </w:rPr>
+        <w:t>Радиозаводская</w:t>
+      </w:r>
+      <w:proofErr w:type="spellEnd"/>
+      <w:r>
+        <w:rPr>
+          <w:rFonts w:ascii="Liberation Serif" w:eastAsia="Liberation Serif" w:hAnsi="Liberation Serif" w:cs="Liberation Serif"/>
+          <w:sz w:val="28"/>
+          <w:szCs w:val="28"/>
+        </w:rPr>
+        <w:t>, д. 2. Проектная мощность составляет 700 изделий в месяц (8 400 изделий в год) с выходом на полную загрузку в течение 12 месяцев операционной деятельности.</w:t>
+      </w:r>
+    </w:p>
+    <w:p>
+      <w:pPr>
+        <w:spacing w:line="360" w:lineRule="auto"/>
+      </w:pPr>
+      <w:r>
+        <w:rPr>
+          <w:rFonts w:ascii="Liberation Serif" w:eastAsia="Liberation Serif" w:hAnsi="Liberation Serif" w:cs="Liberation Serif"/>
+          <w:sz w:val="28"/>
+          <w:szCs w:val="28"/>
+        </w:rPr>
+        <w:t xml:space="preserve">Ключевым технологическим решением проекта является модель гибридной автоматизации: капиталоёмкие операции </w:t>
+      </w:r>
+      <w:r>
+        <w:rPr>
+          <w:rFonts w:ascii="Liberation Serif" w:eastAsia="Liberation Serif" w:hAnsi="Liberation Serif" w:cs="Liberation Serif"/>
+          <w:sz w:val="28"/>
+          <w:szCs w:val="28"/>
+        </w:rPr>
+        <w:t>SMT</w:t>
+      </w:r>
+      <w:r>
+        <w:rPr>
+          <w:rFonts w:ascii="Liberation Serif" w:eastAsia="Liberation Serif" w:hAnsi="Liberation Serif" w:cs="Liberation Serif"/>
+          <w:sz w:val="28"/>
+          <w:szCs w:val="28"/>
+        </w:rPr>
+        <w:t>-монтажа печатных плат и литья пластиковых корпусов передаются на контрактное производство, а на собственной площадке реализуется 100% автоматизированный выходной контроль качества каждого изделия на комбинированном стенде «СИ–ТДК». Данный подход обеспечивает конкурентное преимущество перед крупными производителями, применяющими статистический выборочный контроль, и позволяет гарантировать заказчикам отсутствие скрытого производственного брака.</w:t>
+      </w:r>
+    </w:p>
+    <w:p>
+      <w:pPr>
+        <w:spacing w:line="360" w:lineRule="auto"/>
+      </w:pPr>
+      <w:r>
+        <w:rPr>
+          <w:rFonts w:ascii="Liberation Serif" w:eastAsia="Liberation Serif" w:hAnsi="Liberation Serif" w:cs="Liberation Serif"/>
+          <w:sz w:val="28"/>
+          <w:szCs w:val="28"/>
+        </w:rPr>
         <w:lastRenderedPageBreak/>
-        <w:t>B</w:t>
-      </w:r>
-      <w:r>
-        <w:rPr>
-          <w:rFonts w:ascii="Liberation Serif" w:eastAsia="Liberation Serif" w:hAnsi="Liberation Serif" w:cs="Liberation Serif"/>
-          <w:sz w:val="28"/>
-          <w:szCs w:val="28"/>
-        </w:rPr>
-        <w:t>2</w:t>
-      </w:r>
-      <w:r>
-        <w:rPr>
-          <w:rFonts w:ascii="Liberation Serif" w:eastAsia="Liberation Serif" w:hAnsi="Liberation Serif" w:cs="Liberation Serif"/>
-          <w:sz w:val="28"/>
-          <w:szCs w:val="28"/>
-        </w:rPr>
-        <w:t>B</w:t>
-      </w:r>
-      <w:r>
-        <w:rPr>
-          <w:rFonts w:ascii="Liberation Serif" w:eastAsia="Liberation Serif" w:hAnsi="Liberation Serif" w:cs="Liberation Serif"/>
-          <w:sz w:val="28"/>
-          <w:szCs w:val="28"/>
-        </w:rPr>
-        <w:t xml:space="preserve">-сегмента монтажных организаций. Предприятие размещается на производственной площадке площадью 142,5 м² по адресу: г. Рязань, ул. </w:t>
+        <w:t xml:space="preserve">Экономические расчёты, выполненные в программном комплексе </w:t>
+      </w:r>
+      <w:r>
+        <w:rPr>
+          <w:rFonts w:ascii="Liberation Serif" w:eastAsia="Liberation Serif" w:hAnsi="Liberation Serif" w:cs="Liberation Serif"/>
+          <w:sz w:val="28"/>
+          <w:szCs w:val="28"/>
+        </w:rPr>
+        <w:t>Project</w:t>
+      </w:r>
+      <w:r>
+        <w:rPr>
+          <w:rFonts w:ascii="Liberation Serif" w:eastAsia="Liberation Serif" w:hAnsi="Liberation Serif" w:cs="Liberation Serif"/>
+          <w:sz w:val="28"/>
+          <w:szCs w:val="28"/>
+        </w:rPr>
+        <w:t xml:space="preserve"> </w:t>
+      </w:r>
+      <w:r>
+        <w:rPr>
+          <w:rFonts w:ascii="Liberation Serif" w:eastAsia="Liberation Serif" w:hAnsi="Liberation Serif" w:cs="Liberation Serif"/>
+          <w:sz w:val="28"/>
+          <w:szCs w:val="28"/>
+        </w:rPr>
+        <w:t>Expert</w:t>
+      </w:r>
+      <w:r>
+        <w:rPr>
+          <w:rFonts w:ascii="Liberation Serif" w:eastAsia="Liberation Serif" w:hAnsi="Liberation Serif" w:cs="Liberation Serif"/>
+          <w:sz w:val="28"/>
+          <w:szCs w:val="28"/>
+        </w:rPr>
+        <w:t xml:space="preserve"> 6 </w:t>
+      </w:r>
+      <w:r>
+        <w:rPr>
+          <w:rFonts w:ascii="Liberation Serif" w:eastAsia="Liberation Serif" w:hAnsi="Liberation Serif" w:cs="Liberation Serif"/>
+          <w:sz w:val="28"/>
+          <w:szCs w:val="28"/>
+        </w:rPr>
+        <w:t>Holding</w:t>
+      </w:r>
+      <w:r>
+        <w:rPr>
+          <w:rFonts w:ascii="Liberation Serif" w:eastAsia="Liberation Serif" w:hAnsi="Liberation Serif" w:cs="Liberation Serif"/>
+          <w:sz w:val="28"/>
+          <w:szCs w:val="28"/>
+        </w:rPr>
+        <w:t>, подтверждают эффективность проекта по всем интегральным критериям:</w:t>
+      </w:r>
+    </w:p>
+    <w:p>
+      <w:pPr>
+        <w:spacing w:line="360" w:lineRule="auto"/>
+      </w:pPr>
+      <w:r>
+        <w:rPr>
+          <w:rFonts w:ascii="Liberation Serif" w:eastAsia="Liberation Serif" w:hAnsi="Liberation Serif" w:cs="Liberation Serif"/>
+          <w:sz w:val="28"/>
+          <w:szCs w:val="28"/>
+        </w:rPr>
+        <w:t>– чистый дисконтированный доход (</w:t>
+      </w:r>
+      <w:r>
+        <w:rPr>
+          <w:rFonts w:ascii="Liberation Serif" w:eastAsia="Liberation Serif" w:hAnsi="Liberation Serif" w:cs="Liberation Serif"/>
+          <w:sz w:val="28"/>
+          <w:szCs w:val="28"/>
+        </w:rPr>
+        <w:t>NPV</w:t>
+      </w:r>
+      <w:r>
+        <w:rPr>
+          <w:rFonts w:ascii="Liberation Serif" w:eastAsia="Liberation Serif" w:hAnsi="Liberation Serif" w:cs="Liberation Serif"/>
+          <w:sz w:val="28"/>
+          <w:szCs w:val="28"/>
+        </w:rPr>
+        <w:t>) составляет 2 461 669 рублей, что свидетельствует о создании добавленной стоимости сверх требуемой нормы доходности;</w:t>
+      </w:r>
+    </w:p>
+    <w:p>
+      <w:pPr>
+        <w:spacing w:line="360" w:lineRule="auto"/>
+      </w:pPr>
+      <w:r>
+        <w:rPr>
+          <w:rFonts w:ascii="Liberation Serif" w:eastAsia="Liberation Serif" w:hAnsi="Liberation Serif" w:cs="Liberation Serif"/>
+          <w:sz w:val="28"/>
+          <w:szCs w:val="28"/>
+        </w:rPr>
+        <w:t>– внутренняя норма доходности (</w:t>
+      </w:r>
+      <w:r>
+        <w:rPr>
+          <w:rFonts w:ascii="Liberation Serif" w:eastAsia="Liberation Serif" w:hAnsi="Liberation Serif" w:cs="Liberation Serif"/>
+          <w:sz w:val="28"/>
+          <w:szCs w:val="28"/>
+        </w:rPr>
+        <w:t>IRR</w:t>
+      </w:r>
+      <w:r>
+        <w:rPr>
+          <w:rFonts w:ascii="Liberation Serif" w:eastAsia="Liberation Serif" w:hAnsi="Liberation Serif" w:cs="Liberation Serif"/>
+          <w:sz w:val="28"/>
+          <w:szCs w:val="28"/>
+        </w:rPr>
+        <w:t>) равна 35,67%, превышая ставку дисконтирования (16%) и стоимость заёмного капитала (12%);</w:t>
+      </w:r>
+    </w:p>
+    <w:p>
+      <w:pPr>
+        <w:spacing w:line="360" w:lineRule="auto"/>
+      </w:pPr>
+      <w:r>
+        <w:rPr>
+          <w:rFonts w:ascii="Liberation Serif" w:eastAsia="Liberation Serif" w:hAnsi="Liberation Serif" w:cs="Liberation Serif"/>
+          <w:sz w:val="28"/>
+          <w:szCs w:val="28"/>
+        </w:rPr>
+        <w:t>– индекс прибыльности (</w:t>
+      </w:r>
+      <w:r>
+        <w:rPr>
+          <w:rFonts w:ascii="Liberation Serif" w:eastAsia="Liberation Serif" w:hAnsi="Liberation Serif" w:cs="Liberation Serif"/>
+          <w:sz w:val="28"/>
+          <w:szCs w:val="28"/>
+        </w:rPr>
+        <w:t>PI</w:t>
+      </w:r>
+      <w:r>
+        <w:rPr>
+          <w:rFonts w:ascii="Liberation Serif" w:eastAsia="Liberation Serif" w:hAnsi="Liberation Serif" w:cs="Liberation Serif"/>
+          <w:sz w:val="28"/>
+          <w:szCs w:val="28"/>
+        </w:rPr>
+        <w:t>) составляет 1,31, подтверждая, что каждый вложенный рубль генерирует более одного рубля дисконтированного дохода;</w:t>
+      </w:r>
+    </w:p>
+    <w:p>
+      <w:pPr>
+        <w:spacing w:line="360" w:lineRule="auto"/>
+      </w:pPr>
+      <w:r>
+        <w:rPr>
+          <w:rFonts w:ascii="Liberation Serif" w:eastAsia="Liberation Serif" w:hAnsi="Liberation Serif" w:cs="Liberation Serif"/>
+          <w:sz w:val="28"/>
+          <w:szCs w:val="28"/>
+        </w:rPr>
+        <w:t>– дисконтированный срок окупаемости (</w:t>
+      </w:r>
+      <w:r>
+        <w:rPr>
+          <w:rFonts w:ascii="Liberation Serif" w:eastAsia="Liberation Serif" w:hAnsi="Liberation Serif" w:cs="Liberation Serif"/>
+          <w:sz w:val="28"/>
+          <w:szCs w:val="28"/>
+        </w:rPr>
+        <w:t>DPP</w:t>
+      </w:r>
+      <w:r>
+        <w:rPr>
+          <w:rFonts w:ascii="Liberation Serif" w:eastAsia="Liberation Serif" w:hAnsi="Liberation Serif" w:cs="Liberation Serif"/>
+          <w:sz w:val="28"/>
+          <w:szCs w:val="28"/>
+        </w:rPr>
+        <w:t>) составляет 30 месяцев, что находится в пределах горизонта планирования (36 месяцев);</w:t>
+      </w:r>
+    </w:p>
+    <w:p>
+      <w:pPr>
+        <w:spacing w:line="360" w:lineRule="auto"/>
+      </w:pPr>
+      <w:r>
+        <w:rPr>
+          <w:rFonts w:ascii="Liberation Serif" w:eastAsia="Liberation Serif" w:hAnsi="Liberation Serif" w:cs="Liberation Serif"/>
+          <w:sz w:val="28"/>
+          <w:szCs w:val="28"/>
+        </w:rPr>
+        <w:t>– запас финансовой прочности проекта позволяет выдержать снижение объёмов продаж до 15-20% без потери рентабельности.</w:t>
+      </w:r>
+    </w:p>
+    <w:p>
+      <w:pPr>
+        <w:spacing w:line="360" w:lineRule="auto"/>
+      </w:pPr>
+      <w:r>
+        <w:rPr>
+          <w:rFonts w:ascii="Liberation Serif" w:eastAsia="Liberation Serif" w:hAnsi="Liberation Serif" w:cs="Liberation Serif"/>
+          <w:sz w:val="28"/>
+          <w:szCs w:val="28"/>
+        </w:rPr>
+        <w:t xml:space="preserve">Совокупный бюджет капитальных вложений составляет 4 </w:t>
+      </w:r>
+      <w:r>
+        <w:rPr>
+          <w:rFonts w:ascii="Liberation Serif" w:eastAsia="Liberation Serif" w:hAnsi="Liberation Serif" w:cs="Liberation Serif"/>
+          <w:sz w:val="28"/>
+          <w:szCs w:val="28"/>
+        </w:rPr>
+        <w:t>974</w:t>
+      </w:r>
+      <w:r>
+        <w:rPr>
+          <w:rFonts w:ascii="Liberation Serif" w:eastAsia="Liberation Serif" w:hAnsi="Liberation Serif" w:cs="Liberation Serif"/>
+          <w:sz w:val="28"/>
+          <w:szCs w:val="28"/>
+        </w:rPr>
+        <w:t xml:space="preserve"> тыс. рублей, финансируемых за счёт собственных средств учредителей (3 000 тыс. руб.) и банковского кредита МСП (2 000 тыс. руб. под 12% годовых на 3</w:t>
+      </w:r>
+      <w:r>
+        <w:rPr>
+          <w:rFonts w:ascii="Liberation Serif" w:eastAsia="Liberation Serif" w:hAnsi="Liberation Serif" w:cs="Liberation Serif"/>
+          <w:sz w:val="28"/>
+          <w:szCs w:val="28"/>
+        </w:rPr>
+        <w:t>5</w:t>
+      </w:r>
+      <w:r>
+        <w:rPr>
+          <w:rFonts w:ascii="Liberation Serif" w:eastAsia="Liberation Serif" w:hAnsi="Liberation Serif" w:cs="Liberation Serif"/>
+          <w:sz w:val="28"/>
+          <w:szCs w:val="28"/>
+        </w:rPr>
+        <w:t xml:space="preserve"> мес.). Годовая выручка на проектной мощности прогнозируется на уровне 18,66 млн рублей, что не превышает порогового значения для применения упрощённой системы налогообложения без уплаты НДС.</w:t>
+      </w:r>
+    </w:p>
+    <w:p>
+      <w:pPr>
+        <w:spacing w:line="360" w:lineRule="auto"/>
+      </w:pPr>
+      <w:r>
+        <w:rPr>
+          <w:rFonts w:ascii="Liberation Serif" w:eastAsia="Liberation Serif" w:hAnsi="Liberation Serif" w:cs="Liberation Serif"/>
+          <w:sz w:val="28"/>
+          <w:szCs w:val="28"/>
+        </w:rPr>
+        <w:t>Анализ чувствительности подтверждает устойчивость проекта к неблагоприятным рыночным сценариям. Высокая маржинальность продукции (79%) обеспечивает значительный запас прочности при колебаниях спроса и стоимости комплектующих. Проект в полной мере отвечает критериям инвестиционной привлекательности и рекомендуется к реализации.</w:t>
+      </w:r>
+    </w:p>
+    <w:p>
+      <w:pPr>
+        <w:spacing w:line="360" w:lineRule="auto"/>
+        <w:rPr>
+          <w:rFonts w:ascii="Liberation Serif" w:eastAsia="Liberation Serif" w:hAnsi="Liberation Serif" w:cs="Liberation Serif"/>
+          <w:sz w:val="28"/>
+          <w:szCs w:val="28"/>
+        </w:rPr>
+      </w:pPr>
+      <w:r>
+        <w:rPr>
+          <w:rFonts w:ascii="Liberation Serif" w:eastAsia="Liberation Serif" w:hAnsi="Liberation Serif" w:cs="Liberation Serif"/>
+          <w:sz w:val="28"/>
+          <w:szCs w:val="28"/>
+        </w:rPr>
+        <w:lastRenderedPageBreak/>
+        <w:t>Таким образом, цели и задачи, поставленные перед выпускной квалификационной работой, были полностью достигнуты и успешно выполнены.</w:t>
+      </w:r>
+    </w:p>
+    <w:p>
+      <w:pPr>
+        <w:spacing w:line="360" w:lineRule="auto"/>
+        <w:rPr>
+          <w:rFonts w:ascii="Liberation Serif" w:eastAsia="Liberation Serif" w:hAnsi="Liberation Serif" w:cs="Liberation Serif"/>
+          <w:sz w:val="28"/>
+          <w:szCs w:val="28"/>
+        </w:rPr>
+      </w:pPr>
+    </w:p>
+    <w:p>
+      <w:pPr>
+        <w:spacing w:line="360" w:lineRule="auto"/>
+      </w:pPr>
+    </w:p>
+    <w:p>
+      <w:pPr>
+        <w:pStyle w:val="1"/>
+        <w:spacing w:line="360" w:lineRule="auto"/>
+        <w:jc w:val="center"/>
+        <w:rPr>
+          <w:lang w:val="ru-RU"/>
+        </w:rPr>
+      </w:pPr>
+      <w:r>
+        <w:rPr>
+          <w:rFonts w:ascii="Liberation Serif" w:eastAsia="Liberation Serif" w:hAnsi="Liberation Serif" w:cs="Liberation Serif"/>
+          <w:sz w:val="28"/>
+          <w:lang w:val="ru-RU"/>
+        </w:rPr>
+        <w:t>ЗАКЛЮЧЕНИЕ</w:t>
+      </w:r>
+    </w:p>
+    <w:p>
+      <w:pPr>
+        <w:spacing w:line="360" w:lineRule="auto"/>
+      </w:pPr>
+      <w:r>
+        <w:rPr>
+          <w:rFonts w:ascii="Liberation Serif" w:eastAsia="Liberation Serif" w:hAnsi="Liberation Serif" w:cs="Liberation Serif"/>
+          <w:sz w:val="28"/>
+          <w:szCs w:val="28"/>
+        </w:rPr>
+        <w:t xml:space="preserve">В ходе выполнения выпускной квалификационной работы был разработан инвестиционный проект производственного предприятия </w:t>
+      </w:r>
+      <w:r>
+        <w:rPr>
+          <w:rFonts w:ascii="Liberation Serif" w:eastAsia="Liberation Serif" w:hAnsi="Liberation Serif" w:cs="Liberation Serif"/>
+          <w:sz w:val="28"/>
+          <w:szCs w:val="28"/>
+        </w:rPr>
+        <w:t>по выпуску комбинированных пожарных извещателей ИПК 212/101-1-СП «Сигнал».</w:t>
+      </w:r>
+      <w:r>
+        <w:rPr>
+          <w:rFonts w:ascii="Liberation Serif" w:eastAsia="Liberation Serif" w:hAnsi="Liberation Serif" w:cs="Liberation Serif"/>
+          <w:sz w:val="28"/>
+          <w:szCs w:val="28"/>
+        </w:rPr>
+        <w:t xml:space="preserve"> Работа выполнена в соответствии с поставленной целью и решает все сформулированные задачи.</w:t>
+      </w:r>
+    </w:p>
+    <w:p>
+      <w:pPr>
+        <w:spacing w:line="360" w:lineRule="auto"/>
+      </w:pPr>
+      <w:r>
+        <w:rPr>
+          <w:rFonts w:ascii="Liberation Serif" w:eastAsia="Liberation Serif" w:hAnsi="Liberation Serif" w:cs="Liberation Serif"/>
+          <w:sz w:val="28"/>
+          <w:szCs w:val="28"/>
+        </w:rPr>
+        <w:t xml:space="preserve">В первой главе проведён анализ технико-экономического обоснования проекта. Обоснована целесообразность создания предприятия на основе модели гибридной автоматизации, проанализирован рынок пожарной сигнализации Российской Федерации (объём 54 млрд руб. в 2025 году, </w:t>
+      </w:r>
+      <w:r>
+        <w:rPr>
+          <w:rFonts w:ascii="Liberation Serif" w:eastAsia="Liberation Serif" w:hAnsi="Liberation Serif" w:cs="Liberation Serif"/>
+          <w:sz w:val="28"/>
+          <w:szCs w:val="28"/>
+        </w:rPr>
+        <w:t>CAGR</w:t>
+      </w:r>
+      <w:r>
+        <w:rPr>
+          <w:rFonts w:ascii="Liberation Serif" w:eastAsia="Liberation Serif" w:hAnsi="Liberation Serif" w:cs="Liberation Serif"/>
+          <w:sz w:val="28"/>
+          <w:szCs w:val="28"/>
+        </w:rPr>
+        <w:t xml:space="preserve"> 7–10%), выявлены ключевые драйверы спроса (запрет параллельного импорта, введение технологического сбора, ужесточение ГОСТ Р 53325-2024 и СП 484.1311500.2020) и обоснован выбор программного комплекса </w:t>
+      </w:r>
+      <w:r>
+        <w:rPr>
+          <w:rFonts w:ascii="Liberation Serif" w:eastAsia="Liberation Serif" w:hAnsi="Liberation Serif" w:cs="Liberation Serif"/>
+          <w:sz w:val="28"/>
+          <w:szCs w:val="28"/>
+        </w:rPr>
+        <w:t>Project</w:t>
+      </w:r>
+      <w:r>
+        <w:rPr>
+          <w:rFonts w:ascii="Liberation Serif" w:eastAsia="Liberation Serif" w:hAnsi="Liberation Serif" w:cs="Liberation Serif"/>
+          <w:sz w:val="28"/>
+          <w:szCs w:val="28"/>
+        </w:rPr>
+        <w:t xml:space="preserve"> </w:t>
+      </w:r>
+      <w:r>
+        <w:rPr>
+          <w:rFonts w:ascii="Liberation Serif" w:eastAsia="Liberation Serif" w:hAnsi="Liberation Serif" w:cs="Liberation Serif"/>
+          <w:sz w:val="28"/>
+          <w:szCs w:val="28"/>
+        </w:rPr>
+        <w:t>Expert</w:t>
+      </w:r>
+      <w:r>
+        <w:rPr>
+          <w:rFonts w:ascii="Liberation Serif" w:eastAsia="Liberation Serif" w:hAnsi="Liberation Serif" w:cs="Liberation Serif"/>
+          <w:sz w:val="28"/>
+          <w:szCs w:val="28"/>
+        </w:rPr>
+        <w:t xml:space="preserve"> 6 </w:t>
+      </w:r>
+      <w:r>
+        <w:rPr>
+          <w:rFonts w:ascii="Liberation Serif" w:eastAsia="Liberation Serif" w:hAnsi="Liberation Serif" w:cs="Liberation Serif"/>
+          <w:sz w:val="28"/>
+          <w:szCs w:val="28"/>
+        </w:rPr>
+        <w:t>Holding</w:t>
+      </w:r>
+      <w:r>
+        <w:rPr>
+          <w:rFonts w:ascii="Liberation Serif" w:eastAsia="Liberation Serif" w:hAnsi="Liberation Serif" w:cs="Liberation Serif"/>
+          <w:sz w:val="28"/>
+          <w:szCs w:val="28"/>
+        </w:rPr>
+        <w:t xml:space="preserve"> в качестве инструмента финансового моделирования.</w:t>
+      </w:r>
+    </w:p>
+    <w:p>
+      <w:pPr>
+        <w:spacing w:line="360" w:lineRule="auto"/>
+      </w:pPr>
+      <w:r>
+        <w:rPr>
+          <w:rFonts w:ascii="Liberation Serif" w:eastAsia="Liberation Serif" w:hAnsi="Liberation Serif" w:cs="Liberation Serif"/>
+          <w:sz w:val="28"/>
+          <w:szCs w:val="28"/>
+        </w:rPr>
+        <w:t>Во второй главе сформулированы теоретические основы оценки эффективности инвестиционного проекта. Рассмотрены методы дисконтирования денежных потоков, определены ключевые показатели эффективности (</w:t>
+      </w:r>
+      <w:r>
+        <w:rPr>
+          <w:rFonts w:ascii="Liberation Serif" w:eastAsia="Liberation Serif" w:hAnsi="Liberation Serif" w:cs="Liberation Serif"/>
+          <w:sz w:val="28"/>
+          <w:szCs w:val="28"/>
+        </w:rPr>
+        <w:t>NPV</w:t>
+      </w:r>
+      <w:r>
+        <w:rPr>
+          <w:rFonts w:ascii="Liberation Serif" w:eastAsia="Liberation Serif" w:hAnsi="Liberation Serif" w:cs="Liberation Serif"/>
+          <w:sz w:val="28"/>
+          <w:szCs w:val="28"/>
+        </w:rPr>
+        <w:t xml:space="preserve">, </w:t>
+      </w:r>
+      <w:r>
+        <w:rPr>
+          <w:rFonts w:ascii="Liberation Serif" w:eastAsia="Liberation Serif" w:hAnsi="Liberation Serif" w:cs="Liberation Serif"/>
+          <w:sz w:val="28"/>
+          <w:szCs w:val="28"/>
+        </w:rPr>
+        <w:t>IRR</w:t>
+      </w:r>
+      <w:r>
+        <w:rPr>
+          <w:rFonts w:ascii="Liberation Serif" w:eastAsia="Liberation Serif" w:hAnsi="Liberation Serif" w:cs="Liberation Serif"/>
+          <w:sz w:val="28"/>
+          <w:szCs w:val="28"/>
+        </w:rPr>
+        <w:t xml:space="preserve">, </w:t>
+      </w:r>
+      <w:r>
+        <w:rPr>
+          <w:rFonts w:ascii="Liberation Serif" w:eastAsia="Liberation Serif" w:hAnsi="Liberation Serif" w:cs="Liberation Serif"/>
+          <w:sz w:val="28"/>
+          <w:szCs w:val="28"/>
+        </w:rPr>
+        <w:t>PI</w:t>
+      </w:r>
+      <w:r>
+        <w:rPr>
+          <w:rFonts w:ascii="Liberation Serif" w:eastAsia="Liberation Serif" w:hAnsi="Liberation Serif" w:cs="Liberation Serif"/>
+          <w:sz w:val="28"/>
+          <w:szCs w:val="28"/>
+        </w:rPr>
+        <w:t xml:space="preserve">, </w:t>
+      </w:r>
+      <w:r>
+        <w:rPr>
+          <w:rFonts w:ascii="Liberation Serif" w:eastAsia="Liberation Serif" w:hAnsi="Liberation Serif" w:cs="Liberation Serif"/>
+          <w:sz w:val="28"/>
+          <w:szCs w:val="28"/>
+        </w:rPr>
+        <w:t>DPP</w:t>
+      </w:r>
+      <w:r>
+        <w:rPr>
+          <w:rFonts w:ascii="Liberation Serif" w:eastAsia="Liberation Serif" w:hAnsi="Liberation Serif" w:cs="Liberation Serif"/>
+          <w:sz w:val="28"/>
+          <w:szCs w:val="28"/>
+        </w:rPr>
+        <w:t>), а также обоснована необходимость проведения анализа безубыточности и чувствительности для подтверждения устойчивости проекта к внешним факторам.</w:t>
+      </w:r>
+    </w:p>
+    <w:p>
+      <w:pPr>
+        <w:spacing w:line="360" w:lineRule="auto"/>
+      </w:pPr>
+      <w:r>
+        <w:rPr>
+          <w:rFonts w:ascii="Liberation Serif" w:eastAsia="Liberation Serif" w:hAnsi="Liberation Serif" w:cs="Liberation Serif"/>
+          <w:sz w:val="28"/>
+          <w:szCs w:val="28"/>
+        </w:rPr>
+        <w:t>В третьей главе разработана проектная часть: определены исходные данные (характеристика предприятия ООО «</w:t>
       </w:r>
       <w:proofErr w:type="spellStart"/>
       <w:r>
@@ -24552,7 +25059,7 @@
           <w:sz w:val="28"/>
           <w:szCs w:val="28"/>
         </w:rPr>
-        <w:t>Радиозаводская</w:t>
+        <w:t>СигналПром</w:t>
       </w:r>
       <w:proofErr w:type="spellEnd"/>
       <w:r>
@@ -24561,49 +25068,48 @@
           <w:sz w:val="28"/>
           <w:szCs w:val="28"/>
         </w:rPr>
-        <w:t>, д. 2. Проектная мощность составляет 700 изделий в месяц (8 400 изделий в год) с выходом на полную загрузку в течение 12 месяцев операционной деятельности.</w:t>
-      </w:r>
-    </w:p>
-    <w:p>
-      <w:pPr>
-        <w:spacing w:line="360" w:lineRule="auto"/>
-      </w:pPr>
-      <w:r>
-        <w:rPr>
-          <w:rFonts w:ascii="Liberation Serif" w:eastAsia="Liberation Serif" w:hAnsi="Liberation Serif" w:cs="Liberation Serif"/>
-          <w:sz w:val="28"/>
-          <w:szCs w:val="28"/>
-        </w:rPr>
-        <w:t xml:space="preserve">Ключевым технологическим решением проекта является модель гибридной автоматизации: капиталоёмкие операции </w:t>
-      </w:r>
-      <w:r>
-        <w:rPr>
-          <w:rFonts w:ascii="Liberation Serif" w:eastAsia="Liberation Serif" w:hAnsi="Liberation Serif" w:cs="Liberation Serif"/>
-          <w:sz w:val="28"/>
-          <w:szCs w:val="28"/>
-        </w:rPr>
-        <w:t>SMT</w:t>
-      </w:r>
-      <w:r>
-        <w:rPr>
-          <w:rFonts w:ascii="Liberation Serif" w:eastAsia="Liberation Serif" w:hAnsi="Liberation Serif" w:cs="Liberation Serif"/>
-          <w:sz w:val="28"/>
-          <w:szCs w:val="28"/>
-        </w:rPr>
-        <w:t>-монтажа печатных плат и литья пластиковых корпусов передаются на контрактное производство, а на собственной площадке реализуется 100% автоматизированный выходной контроль качества каждого изделия на комбинированном стенде «СИ–ТДК». Данный подход обеспечивает конкурентное преимущество перед крупными производителями, применяющими статистический выборочный контроль, и позволяет гарантировать заказчикам отсутствие скрытого производственного брака.</w:t>
-      </w:r>
-    </w:p>
-    <w:p>
-      <w:pPr>
-        <w:spacing w:line="360" w:lineRule="auto"/>
-      </w:pPr>
-      <w:r>
-        <w:rPr>
-          <w:rFonts w:ascii="Liberation Serif" w:eastAsia="Liberation Serif" w:hAnsi="Liberation Serif" w:cs="Liberation Serif"/>
-          <w:sz w:val="28"/>
-          <w:szCs w:val="28"/>
-        </w:rPr>
-        <w:t xml:space="preserve">Экономические расчёты, выполненные в программном комплексе </w:t>
+        <w:t xml:space="preserve">», месторасположение в г. Рязани, состав оборудования общей стоимостью 4 </w:t>
+      </w:r>
+      <w:r>
+        <w:rPr>
+          <w:rFonts w:ascii="Liberation Serif" w:eastAsia="Liberation Serif" w:hAnsi="Liberation Serif" w:cs="Liberation Serif"/>
+          <w:sz w:val="28"/>
+          <w:szCs w:val="28"/>
+        </w:rPr>
+        <w:t>974</w:t>
+      </w:r>
+      <w:r>
+        <w:rPr>
+          <w:rFonts w:ascii="Liberation Serif" w:eastAsia="Liberation Serif" w:hAnsi="Liberation Serif" w:cs="Liberation Serif"/>
+          <w:sz w:val="28"/>
+          <w:szCs w:val="28"/>
+        </w:rPr>
+        <w:t xml:space="preserve"> тыс. руб., </w:t>
+      </w:r>
+      <w:r>
+        <w:rPr>
+          <w:rFonts w:ascii="Liberation Serif" w:eastAsia="Liberation Serif" w:hAnsi="Liberation Serif" w:cs="Liberation Serif"/>
+          <w:sz w:val="28"/>
+          <w:szCs w:val="28"/>
+        </w:rPr>
+        <w:lastRenderedPageBreak/>
+        <w:t xml:space="preserve">номенклатура продукции с себестоимостью 382 руб./шт.), составлен календарный план инвестиционной фазы (4 месяца), детально описана система автоматизированного управления качеством на базе комбинированного стенда «СИ–ТДК» с </w:t>
+      </w:r>
+      <w:r>
+        <w:rPr>
+          <w:rFonts w:ascii="Liberation Serif" w:eastAsia="Liberation Serif" w:hAnsi="Liberation Serif" w:cs="Liberation Serif"/>
+          <w:sz w:val="28"/>
+          <w:szCs w:val="28"/>
+        </w:rPr>
+        <w:t>MES</w:t>
+      </w:r>
+      <w:r>
+        <w:rPr>
+          <w:rFonts w:ascii="Liberation Serif" w:eastAsia="Liberation Serif" w:hAnsi="Liberation Serif" w:cs="Liberation Serif"/>
+          <w:sz w:val="28"/>
+          <w:szCs w:val="28"/>
+        </w:rPr>
+        <w:t xml:space="preserve">-системой сквозной прослеживаемости продукции. Выполнено внесение данных в </w:t>
       </w:r>
       <w:r>
         <w:rPr>
@@ -24635,36 +25141,20 @@
           <w:sz w:val="28"/>
           <w:szCs w:val="28"/>
         </w:rPr>
-        <w:t xml:space="preserve"> 6 </w:t>
-      </w:r>
-      <w:r>
-        <w:rPr>
-          <w:rFonts w:ascii="Liberation Serif" w:eastAsia="Liberation Serif" w:hAnsi="Liberation Serif" w:cs="Liberation Serif"/>
-          <w:sz w:val="28"/>
-          <w:szCs w:val="28"/>
-        </w:rPr>
-        <w:t>Holding</w:t>
-      </w:r>
-      <w:r>
-        <w:rPr>
-          <w:rFonts w:ascii="Liberation Serif" w:eastAsia="Liberation Serif" w:hAnsi="Liberation Serif" w:cs="Liberation Serif"/>
-          <w:sz w:val="28"/>
-          <w:szCs w:val="28"/>
-        </w:rPr>
-        <w:t>, подтверждают эффективность проекта по всем интегральным критериям:</w:t>
-      </w:r>
-    </w:p>
-    <w:p>
-      <w:pPr>
-        <w:spacing w:line="360" w:lineRule="auto"/>
-      </w:pPr>
-      <w:r>
-        <w:rPr>
-          <w:rFonts w:ascii="Liberation Serif" w:eastAsia="Liberation Serif" w:hAnsi="Liberation Serif" w:cs="Liberation Serif"/>
-          <w:sz w:val="28"/>
-          <w:szCs w:val="28"/>
-        </w:rPr>
-        <w:t>– чистый дисконтированный доход (</w:t>
+        <w:t xml:space="preserve"> и получены результаты финансового моделирования, подтвердившие экономическую эффективность проекта.</w:t>
+      </w:r>
+    </w:p>
+    <w:p>
+      <w:pPr>
+        <w:spacing w:line="360" w:lineRule="auto"/>
+      </w:pPr>
+      <w:r>
+        <w:rPr>
+          <w:rFonts w:ascii="Liberation Serif" w:eastAsia="Liberation Serif" w:hAnsi="Liberation Serif" w:cs="Liberation Serif"/>
+          <w:sz w:val="28"/>
+          <w:szCs w:val="28"/>
+        </w:rPr>
+        <w:t xml:space="preserve">В четвёртой главе сформулированы выводы по эффективности предложения. Показатели </w:t>
       </w:r>
       <w:r>
         <w:rPr>
@@ -24680,20 +25170,7 @@
           <w:sz w:val="28"/>
           <w:szCs w:val="28"/>
         </w:rPr>
-        <w:t>) составляет 2 461 669 рублей, что свидетельствует о создании добавленной стоимости сверх требуемой нормы доходности;</w:t>
-      </w:r>
-    </w:p>
-    <w:p>
-      <w:pPr>
-        <w:spacing w:line="360" w:lineRule="auto"/>
-      </w:pPr>
-      <w:r>
-        <w:rPr>
-          <w:rFonts w:ascii="Liberation Serif" w:eastAsia="Liberation Serif" w:hAnsi="Liberation Serif" w:cs="Liberation Serif"/>
-          <w:sz w:val="28"/>
-          <w:szCs w:val="28"/>
-        </w:rPr>
-        <w:t>– внутренняя норма доходности (</w:t>
+        <w:t xml:space="preserve">, </w:t>
       </w:r>
       <w:r>
         <w:rPr>
@@ -24709,20 +25186,7 @@
           <w:sz w:val="28"/>
           <w:szCs w:val="28"/>
         </w:rPr>
-        <w:t>) равна 35,67%, превышая ставку дисконтирования (16%) и стоимость заёмного капитала (12%);</w:t>
-      </w:r>
-    </w:p>
-    <w:p>
-      <w:pPr>
-        <w:spacing w:line="360" w:lineRule="auto"/>
-      </w:pPr>
-      <w:r>
-        <w:rPr>
-          <w:rFonts w:ascii="Liberation Serif" w:eastAsia="Liberation Serif" w:hAnsi="Liberation Serif" w:cs="Liberation Serif"/>
-          <w:sz w:val="28"/>
-          <w:szCs w:val="28"/>
-        </w:rPr>
-        <w:t>– индекс прибыльности (</w:t>
+        <w:t xml:space="preserve">, </w:t>
       </w:r>
       <w:r>
         <w:rPr>
@@ -24738,20 +25202,7 @@
           <w:sz w:val="28"/>
           <w:szCs w:val="28"/>
         </w:rPr>
-        <w:t>) составляет 1,31, подтверждая, что каждый вложенный рубль генерирует более одного рубля дисконтированного дохода;</w:t>
-      </w:r>
-    </w:p>
-    <w:p>
-      <w:pPr>
-        <w:spacing w:line="360" w:lineRule="auto"/>
-      </w:pPr>
-      <w:r>
-        <w:rPr>
-          <w:rFonts w:ascii="Liberation Serif" w:eastAsia="Liberation Serif" w:hAnsi="Liberation Serif" w:cs="Liberation Serif"/>
-          <w:sz w:val="28"/>
-          <w:szCs w:val="28"/>
-        </w:rPr>
-        <w:t>– дисконтированный срок окупаемости (</w:t>
+        <w:t xml:space="preserve"> и </w:t>
       </w:r>
       <w:r>
         <w:rPr>
@@ -24767,493 +25218,6 @@
           <w:sz w:val="28"/>
           <w:szCs w:val="28"/>
         </w:rPr>
-        <w:t>) составляет 30 месяцев, что находится в пределах горизонта планирования (36 месяцев);</w:t>
-      </w:r>
-    </w:p>
-    <w:p>
-      <w:pPr>
-        <w:spacing w:line="360" w:lineRule="auto"/>
-      </w:pPr>
-      <w:r>
-        <w:rPr>
-          <w:rFonts w:ascii="Liberation Serif" w:eastAsia="Liberation Serif" w:hAnsi="Liberation Serif" w:cs="Liberation Serif"/>
-          <w:sz w:val="28"/>
-          <w:szCs w:val="28"/>
-        </w:rPr>
-        <w:t>– запас финансовой прочности проекта позволяет выдержать снижение объёмов продаж до 15-20% без потери рентабельности.</w:t>
-      </w:r>
-    </w:p>
-    <w:p>
-      <w:pPr>
-        <w:spacing w:line="360" w:lineRule="auto"/>
-      </w:pPr>
-      <w:r>
-        <w:rPr>
-          <w:rFonts w:ascii="Liberation Serif" w:eastAsia="Liberation Serif" w:hAnsi="Liberation Serif" w:cs="Liberation Serif"/>
-          <w:sz w:val="28"/>
-          <w:szCs w:val="28"/>
-        </w:rPr>
-        <w:lastRenderedPageBreak/>
-        <w:t xml:space="preserve">Совокупный бюджет капитальных вложений составляет 4 </w:t>
-      </w:r>
-      <w:r>
-        <w:rPr>
-          <w:rFonts w:ascii="Liberation Serif" w:eastAsia="Liberation Serif" w:hAnsi="Liberation Serif" w:cs="Liberation Serif"/>
-          <w:sz w:val="28"/>
-          <w:szCs w:val="28"/>
-        </w:rPr>
-        <w:t>974</w:t>
-      </w:r>
-      <w:r>
-        <w:rPr>
-          <w:rFonts w:ascii="Liberation Serif" w:eastAsia="Liberation Serif" w:hAnsi="Liberation Serif" w:cs="Liberation Serif"/>
-          <w:sz w:val="28"/>
-          <w:szCs w:val="28"/>
-        </w:rPr>
-        <w:t xml:space="preserve"> тыс. рублей, финансируемых за счёт собственных средств учредителей (3 000 тыс. руб.) и банковского кредита МСП (2 000 тыс. руб. под 12% годовых на 3</w:t>
-      </w:r>
-      <w:r>
-        <w:rPr>
-          <w:rFonts w:ascii="Liberation Serif" w:eastAsia="Liberation Serif" w:hAnsi="Liberation Serif" w:cs="Liberation Serif"/>
-          <w:sz w:val="28"/>
-          <w:szCs w:val="28"/>
-        </w:rPr>
-        <w:t>5</w:t>
-      </w:r>
-      <w:r>
-        <w:rPr>
-          <w:rFonts w:ascii="Liberation Serif" w:eastAsia="Liberation Serif" w:hAnsi="Liberation Serif" w:cs="Liberation Serif"/>
-          <w:sz w:val="28"/>
-          <w:szCs w:val="28"/>
-        </w:rPr>
-        <w:t xml:space="preserve"> мес.). Годовая выручка на проектной мощности прогнозируется на уровне 18,66 млн рублей, что не превышает порогового значения для применения упрощённой системы налогообложения без уплаты НДС.</w:t>
-      </w:r>
-    </w:p>
-    <w:p>
-      <w:pPr>
-        <w:spacing w:line="360" w:lineRule="auto"/>
-      </w:pPr>
-      <w:r>
-        <w:rPr>
-          <w:rFonts w:ascii="Liberation Serif" w:eastAsia="Liberation Serif" w:hAnsi="Liberation Serif" w:cs="Liberation Serif"/>
-          <w:sz w:val="28"/>
-          <w:szCs w:val="28"/>
-        </w:rPr>
-        <w:t>Анализ чувствительности подтверждает устойчивость проекта к неблагоприятным рыночным сценариям. Высокая маржинальность продукции (79%) обеспечивает значительный запас прочности при колебаниях спроса и стоимости комплектующих. Проект в полной мере отвечает критериям инвестиционной привлекательности и рекомендуется к реализации.</w:t>
-      </w:r>
-    </w:p>
-    <w:p>
-      <w:pPr>
-        <w:spacing w:line="360" w:lineRule="auto"/>
-        <w:rPr>
-          <w:rFonts w:ascii="Liberation Serif" w:eastAsia="Liberation Serif" w:hAnsi="Liberation Serif" w:cs="Liberation Serif"/>
-          <w:sz w:val="28"/>
-          <w:szCs w:val="28"/>
-        </w:rPr>
-      </w:pPr>
-      <w:r>
-        <w:rPr>
-          <w:rFonts w:ascii="Liberation Serif" w:eastAsia="Liberation Serif" w:hAnsi="Liberation Serif" w:cs="Liberation Serif"/>
-          <w:sz w:val="28"/>
-          <w:szCs w:val="28"/>
-        </w:rPr>
-        <w:t>Таким образом, цели и задачи, поставленные перед выпускной квалификационной работой, были полностью достигнуты и успешно выполнены.</w:t>
-      </w:r>
-    </w:p>
-    <w:p>
-      <w:pPr>
-        <w:spacing w:line="360" w:lineRule="auto"/>
-        <w:rPr>
-          <w:rFonts w:ascii="Liberation Serif" w:eastAsia="Liberation Serif" w:hAnsi="Liberation Serif" w:cs="Liberation Serif"/>
-          <w:sz w:val="28"/>
-          <w:szCs w:val="28"/>
-        </w:rPr>
-      </w:pPr>
-    </w:p>
-    <w:p>
-      <w:pPr>
-        <w:spacing w:line="360" w:lineRule="auto"/>
-      </w:pPr>
-    </w:p>
-    <w:p>
-      <w:pPr>
-        <w:pStyle w:val="1"/>
-        <w:spacing w:line="360" w:lineRule="auto"/>
-        <w:jc w:val="center"/>
-        <w:rPr>
-          <w:lang w:val="ru-RU"/>
-        </w:rPr>
-      </w:pPr>
-      <w:r>
-        <w:rPr>
-          <w:rFonts w:ascii="Liberation Serif" w:eastAsia="Liberation Serif" w:hAnsi="Liberation Serif" w:cs="Liberation Serif"/>
-          <w:sz w:val="28"/>
-          <w:lang w:val="ru-RU"/>
-        </w:rPr>
-        <w:t>ЗАКЛЮЧЕНИЕ</w:t>
-      </w:r>
-    </w:p>
-    <w:p>
-      <w:pPr>
-        <w:spacing w:line="360" w:lineRule="auto"/>
-      </w:pPr>
-      <w:r>
-        <w:rPr>
-          <w:rFonts w:ascii="Liberation Serif" w:eastAsia="Liberation Serif" w:hAnsi="Liberation Serif" w:cs="Liberation Serif"/>
-          <w:sz w:val="28"/>
-          <w:szCs w:val="28"/>
-        </w:rPr>
-        <w:t xml:space="preserve">В ходе выполнения выпускной квалификационной работы был разработан инвестиционный проект производственного предприятия </w:t>
-      </w:r>
-      <w:r>
-        <w:rPr>
-          <w:rFonts w:ascii="Liberation Serif" w:eastAsia="Liberation Serif" w:hAnsi="Liberation Serif" w:cs="Liberation Serif"/>
-          <w:sz w:val="28"/>
-          <w:szCs w:val="28"/>
-        </w:rPr>
-        <w:t>по выпуску комбинированных пожарных извещателей ИПК 212/101-1-СП «Сигнал».</w:t>
-      </w:r>
-      <w:r>
-        <w:rPr>
-          <w:rFonts w:ascii="Liberation Serif" w:eastAsia="Liberation Serif" w:hAnsi="Liberation Serif" w:cs="Liberation Serif"/>
-          <w:sz w:val="28"/>
-          <w:szCs w:val="28"/>
-        </w:rPr>
-        <w:t xml:space="preserve"> Работа выполнена в соответствии с поставленной целью и решает все сформулированные задачи.</w:t>
-      </w:r>
-    </w:p>
-    <w:p>
-      <w:pPr>
-        <w:spacing w:line="360" w:lineRule="auto"/>
-      </w:pPr>
-      <w:r>
-        <w:rPr>
-          <w:rFonts w:ascii="Liberation Serif" w:eastAsia="Liberation Serif" w:hAnsi="Liberation Serif" w:cs="Liberation Serif"/>
-          <w:sz w:val="28"/>
-          <w:szCs w:val="28"/>
-        </w:rPr>
-        <w:t xml:space="preserve">В первой главе проведён анализ технико-экономического обоснования проекта. Обоснована целесообразность создания предприятия на основе модели гибридной автоматизации, проанализирован рынок пожарной сигнализации Российской Федерации (объём 54 млрд руб. в 2025 году, </w:t>
-      </w:r>
-      <w:r>
-        <w:rPr>
-          <w:rFonts w:ascii="Liberation Serif" w:eastAsia="Liberation Serif" w:hAnsi="Liberation Serif" w:cs="Liberation Serif"/>
-          <w:sz w:val="28"/>
-          <w:szCs w:val="28"/>
-        </w:rPr>
-        <w:t>CAGR</w:t>
-      </w:r>
-      <w:r>
-        <w:rPr>
-          <w:rFonts w:ascii="Liberation Serif" w:eastAsia="Liberation Serif" w:hAnsi="Liberation Serif" w:cs="Liberation Serif"/>
-          <w:sz w:val="28"/>
-          <w:szCs w:val="28"/>
-        </w:rPr>
-        <w:t xml:space="preserve"> 7–10%), выявлены ключевые драйверы спроса (запрет параллельного </w:t>
-      </w:r>
-      <w:r>
-        <w:rPr>
-          <w:rFonts w:ascii="Liberation Serif" w:eastAsia="Liberation Serif" w:hAnsi="Liberation Serif" w:cs="Liberation Serif"/>
-          <w:sz w:val="28"/>
-          <w:szCs w:val="28"/>
-        </w:rPr>
-        <w:lastRenderedPageBreak/>
-        <w:t xml:space="preserve">импорта, введение технологического сбора, ужесточение ГОСТ Р 53325-2024 и СП 484.1311500.2020) и обоснован выбор программного комплекса </w:t>
-      </w:r>
-      <w:r>
-        <w:rPr>
-          <w:rFonts w:ascii="Liberation Serif" w:eastAsia="Liberation Serif" w:hAnsi="Liberation Serif" w:cs="Liberation Serif"/>
-          <w:sz w:val="28"/>
-          <w:szCs w:val="28"/>
-        </w:rPr>
-        <w:t>Project</w:t>
-      </w:r>
-      <w:r>
-        <w:rPr>
-          <w:rFonts w:ascii="Liberation Serif" w:eastAsia="Liberation Serif" w:hAnsi="Liberation Serif" w:cs="Liberation Serif"/>
-          <w:sz w:val="28"/>
-          <w:szCs w:val="28"/>
-        </w:rPr>
-        <w:t xml:space="preserve"> </w:t>
-      </w:r>
-      <w:r>
-        <w:rPr>
-          <w:rFonts w:ascii="Liberation Serif" w:eastAsia="Liberation Serif" w:hAnsi="Liberation Serif" w:cs="Liberation Serif"/>
-          <w:sz w:val="28"/>
-          <w:szCs w:val="28"/>
-        </w:rPr>
-        <w:t>Expert</w:t>
-      </w:r>
-      <w:r>
-        <w:rPr>
-          <w:rFonts w:ascii="Liberation Serif" w:eastAsia="Liberation Serif" w:hAnsi="Liberation Serif" w:cs="Liberation Serif"/>
-          <w:sz w:val="28"/>
-          <w:szCs w:val="28"/>
-        </w:rPr>
-        <w:t xml:space="preserve"> 6 </w:t>
-      </w:r>
-      <w:r>
-        <w:rPr>
-          <w:rFonts w:ascii="Liberation Serif" w:eastAsia="Liberation Serif" w:hAnsi="Liberation Serif" w:cs="Liberation Serif"/>
-          <w:sz w:val="28"/>
-          <w:szCs w:val="28"/>
-        </w:rPr>
-        <w:t>Holding</w:t>
-      </w:r>
-      <w:r>
-        <w:rPr>
-          <w:rFonts w:ascii="Liberation Serif" w:eastAsia="Liberation Serif" w:hAnsi="Liberation Serif" w:cs="Liberation Serif"/>
-          <w:sz w:val="28"/>
-          <w:szCs w:val="28"/>
-        </w:rPr>
-        <w:t xml:space="preserve"> в качестве инструмента финансового моделирования.</w:t>
-      </w:r>
-    </w:p>
-    <w:p>
-      <w:pPr>
-        <w:spacing w:line="360" w:lineRule="auto"/>
-      </w:pPr>
-      <w:r>
-        <w:rPr>
-          <w:rFonts w:ascii="Liberation Serif" w:eastAsia="Liberation Serif" w:hAnsi="Liberation Serif" w:cs="Liberation Serif"/>
-          <w:sz w:val="28"/>
-          <w:szCs w:val="28"/>
-        </w:rPr>
-        <w:t>Во второй главе сформулированы теоретические основы оценки эффективности инвестиционного проекта. Рассмотрены методы дисконтирования денежных потоков, определены ключевые показатели эффективности (</w:t>
-      </w:r>
-      <w:r>
-        <w:rPr>
-          <w:rFonts w:ascii="Liberation Serif" w:eastAsia="Liberation Serif" w:hAnsi="Liberation Serif" w:cs="Liberation Serif"/>
-          <w:sz w:val="28"/>
-          <w:szCs w:val="28"/>
-        </w:rPr>
-        <w:t>NPV</w:t>
-      </w:r>
-      <w:r>
-        <w:rPr>
-          <w:rFonts w:ascii="Liberation Serif" w:eastAsia="Liberation Serif" w:hAnsi="Liberation Serif" w:cs="Liberation Serif"/>
-          <w:sz w:val="28"/>
-          <w:szCs w:val="28"/>
-        </w:rPr>
-        <w:t xml:space="preserve">, </w:t>
-      </w:r>
-      <w:r>
-        <w:rPr>
-          <w:rFonts w:ascii="Liberation Serif" w:eastAsia="Liberation Serif" w:hAnsi="Liberation Serif" w:cs="Liberation Serif"/>
-          <w:sz w:val="28"/>
-          <w:szCs w:val="28"/>
-        </w:rPr>
-        <w:t>IRR</w:t>
-      </w:r>
-      <w:r>
-        <w:rPr>
-          <w:rFonts w:ascii="Liberation Serif" w:eastAsia="Liberation Serif" w:hAnsi="Liberation Serif" w:cs="Liberation Serif"/>
-          <w:sz w:val="28"/>
-          <w:szCs w:val="28"/>
-        </w:rPr>
-        <w:t xml:space="preserve">, </w:t>
-      </w:r>
-      <w:r>
-        <w:rPr>
-          <w:rFonts w:ascii="Liberation Serif" w:eastAsia="Liberation Serif" w:hAnsi="Liberation Serif" w:cs="Liberation Serif"/>
-          <w:sz w:val="28"/>
-          <w:szCs w:val="28"/>
-        </w:rPr>
-        <w:t>PI</w:t>
-      </w:r>
-      <w:r>
-        <w:rPr>
-          <w:rFonts w:ascii="Liberation Serif" w:eastAsia="Liberation Serif" w:hAnsi="Liberation Serif" w:cs="Liberation Serif"/>
-          <w:sz w:val="28"/>
-          <w:szCs w:val="28"/>
-        </w:rPr>
-        <w:t xml:space="preserve">, </w:t>
-      </w:r>
-      <w:r>
-        <w:rPr>
-          <w:rFonts w:ascii="Liberation Serif" w:eastAsia="Liberation Serif" w:hAnsi="Liberation Serif" w:cs="Liberation Serif"/>
-          <w:sz w:val="28"/>
-          <w:szCs w:val="28"/>
-        </w:rPr>
-        <w:t>DPP</w:t>
-      </w:r>
-      <w:r>
-        <w:rPr>
-          <w:rFonts w:ascii="Liberation Serif" w:eastAsia="Liberation Serif" w:hAnsi="Liberation Serif" w:cs="Liberation Serif"/>
-          <w:sz w:val="28"/>
-          <w:szCs w:val="28"/>
-        </w:rPr>
-        <w:t>), а также обоснована необходимость проведения анализа безубыточности и чувствительности для подтверждения устойчивости проекта к внешним факторам.</w:t>
-      </w:r>
-    </w:p>
-    <w:p>
-      <w:pPr>
-        <w:spacing w:line="360" w:lineRule="auto"/>
-      </w:pPr>
-      <w:r>
-        <w:rPr>
-          <w:rFonts w:ascii="Liberation Serif" w:eastAsia="Liberation Serif" w:hAnsi="Liberation Serif" w:cs="Liberation Serif"/>
-          <w:sz w:val="28"/>
-          <w:szCs w:val="28"/>
-        </w:rPr>
-        <w:t>В третьей главе разработана проектная часть: определены исходные данные (характеристика предприятия ООО «</w:t>
-      </w:r>
-      <w:proofErr w:type="spellStart"/>
-      <w:r>
-        <w:rPr>
-          <w:rFonts w:ascii="Liberation Serif" w:eastAsia="Liberation Serif" w:hAnsi="Liberation Serif" w:cs="Liberation Serif"/>
-          <w:sz w:val="28"/>
-          <w:szCs w:val="28"/>
-        </w:rPr>
-        <w:t>СигналПром</w:t>
-      </w:r>
-      <w:proofErr w:type="spellEnd"/>
-      <w:r>
-        <w:rPr>
-          <w:rFonts w:ascii="Liberation Serif" w:eastAsia="Liberation Serif" w:hAnsi="Liberation Serif" w:cs="Liberation Serif"/>
-          <w:sz w:val="28"/>
-          <w:szCs w:val="28"/>
-        </w:rPr>
-        <w:t xml:space="preserve">», месторасположение в г. Рязани, состав оборудования общей стоимостью 4 </w:t>
-      </w:r>
-      <w:r>
-        <w:rPr>
-          <w:rFonts w:ascii="Liberation Serif" w:eastAsia="Liberation Serif" w:hAnsi="Liberation Serif" w:cs="Liberation Serif"/>
-          <w:sz w:val="28"/>
-          <w:szCs w:val="28"/>
-        </w:rPr>
-        <w:t>974</w:t>
-      </w:r>
-      <w:r>
-        <w:rPr>
-          <w:rFonts w:ascii="Liberation Serif" w:eastAsia="Liberation Serif" w:hAnsi="Liberation Serif" w:cs="Liberation Serif"/>
-          <w:sz w:val="28"/>
-          <w:szCs w:val="28"/>
-        </w:rPr>
-        <w:t xml:space="preserve"> тыс. руб., номенклатура продукции с себестоимостью 382 руб./шт.), составлен календарный план инвестиционной фазы (4 месяца), детально описана система автоматизированного управления качеством на базе комбинированного стенда «СИ–ТДК» с </w:t>
-      </w:r>
-      <w:r>
-        <w:rPr>
-          <w:rFonts w:ascii="Liberation Serif" w:eastAsia="Liberation Serif" w:hAnsi="Liberation Serif" w:cs="Liberation Serif"/>
-          <w:sz w:val="28"/>
-          <w:szCs w:val="28"/>
-        </w:rPr>
-        <w:t>MES</w:t>
-      </w:r>
-      <w:r>
-        <w:rPr>
-          <w:rFonts w:ascii="Liberation Serif" w:eastAsia="Liberation Serif" w:hAnsi="Liberation Serif" w:cs="Liberation Serif"/>
-          <w:sz w:val="28"/>
-          <w:szCs w:val="28"/>
-        </w:rPr>
-        <w:t xml:space="preserve">-системой сквозной прослеживаемости продукции. Выполнено внесение данных в </w:t>
-      </w:r>
-      <w:r>
-        <w:rPr>
-          <w:rFonts w:ascii="Liberation Serif" w:eastAsia="Liberation Serif" w:hAnsi="Liberation Serif" w:cs="Liberation Serif"/>
-          <w:sz w:val="28"/>
-          <w:szCs w:val="28"/>
-        </w:rPr>
-        <w:t>Project</w:t>
-      </w:r>
-      <w:r>
-        <w:rPr>
-          <w:rFonts w:ascii="Liberation Serif" w:eastAsia="Liberation Serif" w:hAnsi="Liberation Serif" w:cs="Liberation Serif"/>
-          <w:sz w:val="28"/>
-          <w:szCs w:val="28"/>
-        </w:rPr>
-        <w:t xml:space="preserve"> </w:t>
-      </w:r>
-      <w:r>
-        <w:rPr>
-          <w:rFonts w:ascii="Liberation Serif" w:eastAsia="Liberation Serif" w:hAnsi="Liberation Serif" w:cs="Liberation Serif"/>
-          <w:sz w:val="28"/>
-          <w:szCs w:val="28"/>
-        </w:rPr>
-        <w:t>Expert</w:t>
-      </w:r>
-      <w:r>
-        <w:rPr>
-          <w:rFonts w:ascii="Liberation Serif" w:eastAsia="Liberation Serif" w:hAnsi="Liberation Serif" w:cs="Liberation Serif"/>
-          <w:sz w:val="28"/>
-          <w:szCs w:val="28"/>
-        </w:rPr>
-        <w:t xml:space="preserve"> и получены результаты финансового моделирования, подтвердившие экономическую эффективность проекта.</w:t>
-      </w:r>
-    </w:p>
-    <w:p>
-      <w:pPr>
-        <w:spacing w:line="360" w:lineRule="auto"/>
-      </w:pPr>
-      <w:r>
-        <w:rPr>
-          <w:rFonts w:ascii="Liberation Serif" w:eastAsia="Liberation Serif" w:hAnsi="Liberation Serif" w:cs="Liberation Serif"/>
-          <w:sz w:val="28"/>
-          <w:szCs w:val="28"/>
-        </w:rPr>
-        <w:t xml:space="preserve">В четвёртой главе сформулированы выводы по эффективности предложения. Показатели </w:t>
-      </w:r>
-      <w:r>
-        <w:rPr>
-          <w:rFonts w:ascii="Liberation Serif" w:eastAsia="Liberation Serif" w:hAnsi="Liberation Serif" w:cs="Liberation Serif"/>
-          <w:sz w:val="28"/>
-          <w:szCs w:val="28"/>
-        </w:rPr>
-        <w:t>NPV</w:t>
-      </w:r>
-      <w:r>
-        <w:rPr>
-          <w:rFonts w:ascii="Liberation Serif" w:eastAsia="Liberation Serif" w:hAnsi="Liberation Serif" w:cs="Liberation Serif"/>
-          <w:sz w:val="28"/>
-          <w:szCs w:val="28"/>
-        </w:rPr>
-        <w:t xml:space="preserve">, </w:t>
-      </w:r>
-      <w:r>
-        <w:rPr>
-          <w:rFonts w:ascii="Liberation Serif" w:eastAsia="Liberation Serif" w:hAnsi="Liberation Serif" w:cs="Liberation Serif"/>
-          <w:sz w:val="28"/>
-          <w:szCs w:val="28"/>
-        </w:rPr>
-        <w:t>IRR</w:t>
-      </w:r>
-      <w:r>
-        <w:rPr>
-          <w:rFonts w:ascii="Liberation Serif" w:eastAsia="Liberation Serif" w:hAnsi="Liberation Serif" w:cs="Liberation Serif"/>
-          <w:sz w:val="28"/>
-          <w:szCs w:val="28"/>
-        </w:rPr>
-        <w:t xml:space="preserve">, </w:t>
-      </w:r>
-      <w:r>
-        <w:rPr>
-          <w:rFonts w:ascii="Liberation Serif" w:eastAsia="Liberation Serif" w:hAnsi="Liberation Serif" w:cs="Liberation Serif"/>
-          <w:sz w:val="28"/>
-          <w:szCs w:val="28"/>
-        </w:rPr>
-        <w:t>PI</w:t>
-      </w:r>
-      <w:r>
-        <w:rPr>
-          <w:rFonts w:ascii="Liberation Serif" w:eastAsia="Liberation Serif" w:hAnsi="Liberation Serif" w:cs="Liberation Serif"/>
-          <w:sz w:val="28"/>
-          <w:szCs w:val="28"/>
-        </w:rPr>
-        <w:t xml:space="preserve"> и </w:t>
-      </w:r>
-      <w:r>
-        <w:rPr>
-          <w:rFonts w:ascii="Liberation Serif" w:eastAsia="Liberation Serif" w:hAnsi="Liberation Serif" w:cs="Liberation Serif"/>
-          <w:sz w:val="28"/>
-          <w:szCs w:val="28"/>
-        </w:rPr>
-        <w:t>DPP</w:t>
-      </w:r>
-      <w:r>
-        <w:rPr>
-          <w:rFonts w:ascii="Liberation Serif" w:eastAsia="Liberation Serif" w:hAnsi="Liberation Serif" w:cs="Liberation Serif"/>
-          <w:sz w:val="28"/>
-          <w:szCs w:val="28"/>
-        </w:rPr>
         <w:t xml:space="preserve"> соответствуют критериям инвестиционной привлекательности. Анализ чувствительности подтвердил устойчивость проекта к неблагоприятным рыночным сценариям.</w:t>
       </w:r>
     </w:p>
@@ -25267,16 +25231,7 @@
           <w:sz w:val="28"/>
           <w:szCs w:val="28"/>
         </w:rPr>
-        <w:t xml:space="preserve">Практическая значимость работы состоит в том, что разработанная модель может быть использована как основа для подготовки бизнес-плана, обоснования заявки на привлечение финансирования (в том числе через программы льготного кредитования МСП и грантовые механизмы центров «Мой бизнес»), а также для адаптации проекта к конкретным региональным и технологическим условиям. Результаты работы демонстрируют </w:t>
-      </w:r>
-      <w:r>
-        <w:rPr>
-          <w:rFonts w:ascii="Liberation Serif" w:eastAsia="Liberation Serif" w:hAnsi="Liberation Serif" w:cs="Liberation Serif"/>
-          <w:sz w:val="28"/>
-          <w:szCs w:val="28"/>
-        </w:rPr>
-        <w:lastRenderedPageBreak/>
-        <w:t>практическую реализуемость принципов автоматизации технологических процессов на малом производственном предприятии радиоэлектронной отрасли, что соответствует направлению подготовки 15.03.04 «Автоматизация технологических процессов и производств».</w:t>
+        <w:t>Практическая значимость работы состоит в том, что разработанная модель может быть использована как основа для подготовки бизнес-плана, обоснования заявки на привлечение финансирования (в том числе через программы льготного кредитования МСП и грантовые механизмы центров «Мой бизнес»), а также для адаптации проекта к конкретным региональным и технологическим условиям. Результаты работы демонстрируют практическую реализуемость принципов автоматизации технологических процессов на малом производственном предприятии радиоэлектронной отрасли, что соответствует направлению подготовки 15.03.04 «Автоматизация технологических процессов и производств».</w:t>
       </w:r>
     </w:p>
     <w:p>
@@ -26987,6 +26942,7 @@
   <w:style w:type="character" w:default="1" w:styleId="a2">
     <w:name w:val="Default Paragraph Font"/>
     <w:uiPriority w:val="1"/>
+    <w:semiHidden/>
     <w:unhideWhenUsed/>
   </w:style>
   <w:style w:type="table" w:default="1" w:styleId="a3">

--- a/ВКР_Воробьев.docx
+++ b/ВКР_Воробьев.docx
@@ -2981,7 +2981,7 @@
           <w:sz w:val="28"/>
           <w:szCs w:val="28"/>
         </w:rPr>
-        <w:t>Результатом работы является разработанный инвестиционный проект производственного предприятия со следующими параметрами: бюджет капитальных вложений (CAPEX) — 4 974 482 руб., чистый дисконтированный доход (NPV) — 2 461 669 руб., внутренняя норма доходности (IRR) — 35,67%, индекс прибыльности (PI) — 1,31, дисконтированный срок окупаемости (DPB) — 30 месяцев. Анализ чувствительности подтвердил устойчивость проекта к снижению объёма сбыта в пределах 15–20%.</w:t>
+        <w:t>Результатом работы является разработанный инвестиционный проект производственного предприятия со следующими параметрами: бюджет капитальных вложений (CAPEX) — 4 974 482 руб., чистый дисконтированный доход (NPV) — 2 001 231 руб., внутренняя норма доходности (IRR) — 31,51%, индекс прибыльности (PI) — 1,24, дисконтированный срок окупаемости (DPB) — 32 месяца. Анализ чувствительности подтвердил устойчивость проекта к снижению объёма сбыта в пределах 10–15%.</w:t>
       </w:r>
     </w:p>
     <w:p>
@@ -3452,7 +3452,7 @@
           <w:szCs w:val="28"/>
           <w:lang w:val="en-US"/>
         </w:rPr>
-        <w:t>The thesis results in a developed investment project with the following key parameters: capital expenditures (CAPEX) — 4,974,482 rubles, net present value (NPV) — 2,461,669 rubles, internal rate of return (IRR) — 35.67%, profitability index (PI) — 1.31, discounted payback period (DPB) — 30 months. The sensitivity analysis has confirmed the resilience of the project to a 15–20% reduction in sales volume.</w:t>
+        <w:t>The thesis results in a developed investment project with the following key parameters: capital expenditures (CAPEX) — 4,974,482 rubles, net present value (NPV) — 2,001,231 rubles, internal rate of return (IRR) — 31.51%, profitability index (PI) — 1.24, discounted payback period (DPB) — 32 months. The sensitivity analysis has confirmed the resilience of the project to a 10–15% reduction in sales volume.</w:t>
       </w:r>
     </w:p>
     <w:p>
@@ -8039,7 +8039,7 @@
           <w:sz w:val="28"/>
           <w:szCs w:val="28"/>
         </w:rPr>
-        <w:t xml:space="preserve">Прогноз годовой выручки на проектной мощности составляет 18,66 миллиона рублей, что находится ниже порогового значения 20 миллионов рублей, установленного для применения упрощённой системы налогообложения без обязанности уплаты налога на добавленную стоимость в переходный период 2026 года. Данное обстоятельство является принципиально важным преимуществом выбранного масштаба предприятия: его операционная деятельность попадает под льготный специальный налоговый режим, что снижает административную нагрузку и обеспечивает </w:t>
+        <w:t xml:space="preserve">Прогноз годовой выручки на проектной мощности составляет 18,66 миллиона рублей, что находится ниже порогового значения 60 миллионов рублей, установленного Федеральным законом для применения упрощённой системы налогообложения без обязанности уплаты налога на добавленную стоимость (с 2025 года). Данное обстоятельство является принципиально важным преимуществом выбранного масштаба предприятия: его операционная деятельность попадает под льготный специальный налоговый режим, что снижает административную нагрузку и обеспечивает </w:t>
       </w:r>
       <w:r>
         <w:rPr>
@@ -13837,7 +13837,7 @@
           <w:sz w:val="28"/>
           <w:szCs w:val="28"/>
         </w:rPr>
-        <w:t>Совокупный фонд оплаты труда составляет 370 000 рублей в месяц («на руки»). С учётом страховых взносов по ставке 30% (в соответствии с налоговой реформой 2026 года) полная стоимость персонала для предприятия составляет 455 100 рублей в месяц. Бухгалтерское обслуживание передаётся на аутсорсинг специализированной организации (ориентировочно 15 000–20 000 рублей в месяц).</w:t>
+        <w:t>Совокупный фонд оплаты труда составляет 370 000 рублей в месяц («на руки»). С учётом страховых взносов по ставке 23% (средневзвешенная ставка для МСП: 30% на часть заработной платы, равную МРОТ, и 15% на сумму превышения) (в соответствии с налоговой реформой 2026 года) полная стоимость персонала для предприятия составляет 455 100 рублей в месяц. Бухгалтерское обслуживание передаётся на аутсорсинг специализированной организации (ориентировочно 15 000–20 000 рублей в месяц).</w:t>
       </w:r>
     </w:p>
     <w:p>
@@ -18256,7 +18256,7 @@
                 <w:sz w:val="28"/>
                 <w:szCs w:val="28"/>
               </w:rPr>
-              <w:t>2 000 000</w:t>
+              <w:t>7 000 000</w:t>
             </w:r>
           </w:p>
         </w:tc>
@@ -18328,7 +18328,7 @@
                 <w:sz w:val="28"/>
                 <w:szCs w:val="28"/>
               </w:rPr>
-              <w:t>5 000 000</w:t>
+              <w:t>10 000 000</w:t>
             </w:r>
           </w:p>
         </w:tc>
@@ -18362,7 +18362,7 @@
           <w:sz w:val="28"/>
           <w:szCs w:val="28"/>
         </w:rPr>
-        <w:t>Совокупная потребность в финансировании составляет 5 000 000 рублей, из которых 4 974 482 рубля направляются на капитальные вложения (</w:t>
+        <w:t>Совокупная потребность в финансировании составляет 10 000 000 рублей, из которых 4 974 482 рубля направляются на капитальные вложения (</w:t>
       </w:r>
       <w:r>
         <w:rPr>
@@ -18394,7 +18394,7 @@
           <w:sz w:val="28"/>
           <w:szCs w:val="28"/>
         </w:rPr>
-        <w:t xml:space="preserve"> месяцев, аннуитетные (равные ежемесячные) платежи. Расчётный ежемесячный платёж по кредиту составляет приблизительно 66 400 рублей.</w:t>
+        <w:t xml:space="preserve"> месяцев, равномерные ежемесячные платежи после окончания периода отсрочки. Ежемесячный платёж в счёт погашения тела долга составляет приблизительно 233 333 рубля плюс проценты на остаток.</w:t>
       </w:r>
     </w:p>
     <w:p>
@@ -18550,7 +18550,7 @@
           <w:sz w:val="28"/>
           <w:szCs w:val="28"/>
         </w:rPr>
-        <w:t>– оформление кредитного договора МСП (2 000 000 рублей, 12% годовых, 3</w:t>
+        <w:t>– оформление кредитного договора МСП (7 000 000 рублей, 12% годовых, 3</w:t>
       </w:r>
       <w:r>
         <w:rPr>
@@ -23392,7 +23392,7 @@
           <w:sz w:val="28"/>
           <w:szCs w:val="28"/>
         </w:rPr>
-        <w:t>В модуле «Кредиты» (Займы) оформляется привлечение заёмных средств. Для финансирования проекта привлекается кредит МСП в размере 2 000 000 рублей на следующих условиях: процентная ставка 12% годовых, срок кредитования 3</w:t>
+        <w:t>В модуле «Кредиты» (Займы) оформляется привлечение заёмных средств. Для финансирования проекта привлекается кредит МСП в размере 7 000 000 рублей на следующих условиях: процентная ставка 12% годовых, срок кредитования 3</w:t>
       </w:r>
       <w:r>
         <w:rPr>
@@ -23408,7 +23408,7 @@
           <w:sz w:val="28"/>
           <w:szCs w:val="28"/>
         </w:rPr>
-        <w:t xml:space="preserve"> месяцев, схема погашения – аннуитетные (равные ежемесячные) платежи. Расчётный ежемесячный платёж по кредиту составляет приблизительно 66 400 рублей.</w:t>
+        <w:t xml:space="preserve"> месяцев, отсрочка погашения тела долга 7 месяцев (в период инвестиционной фазы предприятие выплачивает только проценты), схема погашения – равномерные ежемесячные платежи после окончания периода отсрочки. Ежемесячный платёж в счёт погашения тела долга составляет приблизительно 233 333 рубля плюс проценты на остаток.</w:t>
       </w:r>
     </w:p>
     <w:p>
@@ -23628,46 +23628,46 @@
           <w:sz w:val="28"/>
           <w:szCs w:val="28"/>
         </w:rPr>
-        <w:t>– Дисконтированный срок окупаемости (DPP) – 30 месяцев при общей длительности проекта 36 месяцев, что означает возврат вложенных средств с учётом временной стоимости денег;</w:t>
-      </w:r>
-    </w:p>
-    <w:p>
-      <w:pPr>
-        <w:spacing w:line="360" w:lineRule="auto"/>
-      </w:pPr>
-      <w:r>
-        <w:rPr>
-          <w:rFonts w:ascii="Liberation Serif" w:eastAsia="Liberation Serif" w:hAnsi="Liberation Serif" w:cs="Liberation Serif"/>
-          <w:sz w:val="28"/>
-          <w:szCs w:val="28"/>
-        </w:rPr>
-        <w:t>– Индекс прибыльности (PI) – 1,31, то есть каждый вложенный рубль генерирует 31 копейку дисконтированного дохода;</w:t>
-      </w:r>
-    </w:p>
-    <w:p>
-      <w:pPr>
-        <w:spacing w:line="360" w:lineRule="auto"/>
-      </w:pPr>
-      <w:r>
-        <w:rPr>
-          <w:rFonts w:ascii="Liberation Serif" w:eastAsia="Liberation Serif" w:hAnsi="Liberation Serif" w:cs="Liberation Serif"/>
-          <w:sz w:val="28"/>
-          <w:szCs w:val="28"/>
-        </w:rPr>
-        <w:t>– Чистый дисконтированный доход (NPV) – положительный, составляет 2 461 669 рублей;</w:t>
-      </w:r>
-    </w:p>
-    <w:p>
-      <w:pPr>
-        <w:spacing w:line="360" w:lineRule="auto"/>
-      </w:pPr>
-      <w:r>
-        <w:rPr>
-          <w:rFonts w:ascii="Liberation Serif" w:eastAsia="Liberation Serif" w:hAnsi="Liberation Serif" w:cs="Liberation Serif"/>
-          <w:sz w:val="28"/>
-          <w:szCs w:val="28"/>
-        </w:rPr>
-        <w:t>– Внутренняя норма доходности (IRR) – 35,67%, что превышает ставку дисконтирования (16%) и подтверждает экономическую целесообразность проекта.</w:t>
+        <w:t>– Дисконтированный срок окупаемости (DPP) – 32 месяца при общей длительности проекта 36 месяцев, что означает возврат вложенных средств с учётом временной стоимости денег;</w:t>
+      </w:r>
+    </w:p>
+    <w:p>
+      <w:pPr>
+        <w:spacing w:line="360" w:lineRule="auto"/>
+      </w:pPr>
+      <w:r>
+        <w:rPr>
+          <w:rFonts w:ascii="Liberation Serif" w:eastAsia="Liberation Serif" w:hAnsi="Liberation Serif" w:cs="Liberation Serif"/>
+          <w:sz w:val="28"/>
+          <w:szCs w:val="28"/>
+        </w:rPr>
+        <w:t>– Индекс прибыльности (PI) – 1,24, то есть каждый вложенный рубль генерирует 24 копейки дисконтированного дохода;</w:t>
+      </w:r>
+    </w:p>
+    <w:p>
+      <w:pPr>
+        <w:spacing w:line="360" w:lineRule="auto"/>
+      </w:pPr>
+      <w:r>
+        <w:rPr>
+          <w:rFonts w:ascii="Liberation Serif" w:eastAsia="Liberation Serif" w:hAnsi="Liberation Serif" w:cs="Liberation Serif"/>
+          <w:sz w:val="28"/>
+          <w:szCs w:val="28"/>
+        </w:rPr>
+        <w:t>– Чистый дисконтированный доход (NPV) – положительный, составляет 2 001 231 рублей;</w:t>
+      </w:r>
+    </w:p>
+    <w:p>
+      <w:pPr>
+        <w:spacing w:line="360" w:lineRule="auto"/>
+      </w:pPr>
+      <w:r>
+        <w:rPr>
+          <w:rFonts w:ascii="Liberation Serif" w:eastAsia="Liberation Serif" w:hAnsi="Liberation Serif" w:cs="Liberation Serif"/>
+          <w:sz w:val="28"/>
+          <w:szCs w:val="28"/>
+        </w:rPr>
+        <w:t>– Внутренняя норма доходности (IRR) – 31,51%, что превышает ставку дисконтирования (16%) и подтверждает экономическую целесообразность проекта.</w:t>
       </w:r>
     </w:p>
     <w:p>
@@ -24310,7 +24310,7 @@
           <w:sz w:val="28"/>
           <w:szCs w:val="28"/>
         </w:rPr>
-        <w:t>На графике представлены три кривые, отражающие зависимость чистого дисконтированного дохода от вариации ключевых параметров. Наибольшую чувствительность NPV демонстрирует к параметру «цена сбыта» (красная линия): при снижении отпускной цены на 20% значение NPV стремится к критическому уровню, приближаясь к нулевой отметке. Параметр «объём сбыта» (синяя линия) оказывает умеренное влияние: снижение объёма продаж на 15–20% приводит к существенному падению NPV, однако показатель остаётся в положительной области. Параметр «объём инвестиций» (коричневая линия) демонстрирует наименьшую чувствительность — его кривая практически горизонтальна, что свидетельствует об устойчивости проекта к удорожанию капитальных вложений.</w:t>
+        <w:t>На графике представлены три кривые, отражающие зависимость чистого дисконтированного дохода от вариации ключевых параметров. Наибольшую чувствительность NPV демонстрирует к параметру «цена сбыта» (красная линия): при снижении отпускной цены на 20% значение NPV стремится к критическому уровню, приближаясь к нулевой отметке. Параметр «объём сбыта» (синяя линия) оказывает умеренное влияние: снижение объёма продаж на 10–15% приводит к существенному падению NPV, однако показатель остаётся в положительной области. Параметр «объём инвестиций» (коричневая линия) демонстрирует наименьшую чувствительность — его кривая практически горизонтальна, что свидетельствует об устойчивости проекта к удорожанию капитальных вложений.</w:t>
       </w:r>
     </w:p>
     <w:p>
@@ -24385,7 +24385,7 @@
           <w:sz w:val="28"/>
           <w:szCs w:val="28"/>
         </w:rPr>
-        <w:t xml:space="preserve">Индекс прибыльности при базовом сценарии составляет 1,31. При снижении цены сбыта на 20% (красная линия) PI падает ниже критического значения 1,0 — проект становится убыточным. При снижении объёма продаж на 15% </w:t>
+        <w:t xml:space="preserve">Индекс прибыльности при базовом сценарии составляет 1,24. При снижении цены сбыта на 20% (красная линия) PI падает ниже критического значения 1,0 — проект становится убыточным. При снижении объёма продаж на 15% </w:t>
       </w:r>
       <w:r>
         <w:rPr>
@@ -24644,7 +24644,7 @@
           <w:sz w:val="28"/>
           <w:szCs w:val="28"/>
         </w:rPr>
-        <w:t>) составляет 2 461 669 рублей, что свидетельствует о создании добавленной стоимости сверх требуемой нормы доходности;</w:t>
+        <w:t>) составляет 2 001 231 рублей, что свидетельствует о создании добавленной стоимости сверх требуемой нормы доходности;</w:t>
       </w:r>
     </w:p>
     <w:p>
@@ -24673,7 +24673,7 @@
           <w:sz w:val="28"/>
           <w:szCs w:val="28"/>
         </w:rPr>
-        <w:t>) равна 35,67%, превышая ставку дисконтирования (16%) и стоимость заёмного капитала (12%);</w:t>
+        <w:t>) равна 31,51%, превышая ставку дисконтирования (16%) и стоимость заёмного капитала (12%);</w:t>
       </w:r>
     </w:p>
     <w:p>
@@ -24702,7 +24702,7 @@
           <w:sz w:val="28"/>
           <w:szCs w:val="28"/>
         </w:rPr>
-        <w:t>) составляет 1,31, подтверждая, что каждый вложенный рубль генерирует более одного рубля дисконтированного дохода;</w:t>
+        <w:t>) составляет 1,24, подтверждая, что каждый вложенный рубль генерирует более одного рубля дисконтированного дохода;</w:t>
       </w:r>
     </w:p>
     <w:p>
@@ -24731,7 +24731,7 @@
           <w:sz w:val="28"/>
           <w:szCs w:val="28"/>
         </w:rPr>
-        <w:t>) составляет 30 месяцев, что находится в пределах горизонта планирования (36 месяцев);</w:t>
+        <w:t>) составляет 32 месяца, что находится в пределах горизонта планирования (36 месяцев);</w:t>
       </w:r>
     </w:p>
     <w:p>
@@ -24789,7 +24789,7 @@
           <w:sz w:val="28"/>
           <w:szCs w:val="28"/>
         </w:rPr>
-        <w:t xml:space="preserve"> мес.). Годовая выручка на проектной мощности прогнозируется на уровне 18,66 млн рублей, что не превышает порогового значения для применения упрощённой системы налогообложения без уплаты НДС.</w:t>
+        <w:t xml:space="preserve"> мес.). Годовая выручка на проектной мощности прогнозируется на уровне 18,66 млн рублей, что не превышает порогового значения 60 млн руб. для применения упрощённой системы налогообложения без уплаты НДС.</w:t>
       </w:r>
     </w:p>
     <w:p>

--- a/ВКР_Воробьев.docx
+++ b/ВКР_Воробьев.docx
@@ -136,6 +136,7 @@
           <w:sz w:val="28"/>
           <w:szCs w:val="28"/>
         </w:rPr>
+        <w:jc w:val="right"/>
       </w:pPr>
       <w:r>
         <w:rPr>
@@ -157,6 +158,7 @@
           <w:sz w:val="28"/>
           <w:szCs w:val="28"/>
         </w:rPr>
+        <w:jc w:val="right"/>
       </w:pPr>
       <w:r>
         <w:rPr>
@@ -197,6 +199,7 @@
           <w:sz w:val="28"/>
           <w:szCs w:val="28"/>
         </w:rPr>
+        <w:jc w:val="right"/>
       </w:pPr>
       <w:r>
         <w:rPr>
@@ -270,6 +273,7 @@
           <w:sz w:val="28"/>
           <w:szCs w:val="28"/>
         </w:rPr>
+        <w:jc w:val="right"/>
       </w:pPr>
       <w:r>
         <w:rPr>
@@ -380,6 +384,7 @@
           <w:sz w:val="40"/>
           <w:lang w:val="ru-RU"/>
         </w:rPr>
+        <w:jc w:val="center"/>
       </w:pPr>
       <w:r>
         <w:rPr>
@@ -400,6 +405,7 @@
           <w:sz w:val="24"/>
           <w:lang w:val="ru-RU"/>
         </w:rPr>
+        <w:jc w:val="center"/>
       </w:pPr>
       <w:r>
         <w:rPr>
@@ -420,6 +426,7 @@
           <w:sz w:val="36"/>
           <w:lang w:val="ru-RU"/>
         </w:rPr>
+        <w:jc w:val="center"/>
       </w:pPr>
       <w:r>
         <w:rPr>
@@ -450,6 +457,7 @@
           <w:sz w:val="32"/>
           <w:lang w:val="ru-RU"/>
         </w:rPr>
+        <w:jc w:val="center"/>
       </w:pPr>
       <w:r>
         <w:rPr>
@@ -519,7 +527,7 @@
           <w:sz w:val="28"/>
           <w:szCs w:val="28"/>
         </w:rPr>
-        <w:t xml:space="preserve"> Автоматизация технологических процессов и производств</w:t>
+        <w:t xml:space="preserve"> Автоматизация технологических [12] процессов и производств</w:t>
       </w:r>
     </w:p>
     <w:p>
@@ -2961,7 +2969,7 @@
           <w:sz w:val="28"/>
           <w:szCs w:val="28"/>
         </w:rPr>
-        <w:t>Методология исследования включает расчётно-аналитический метод, методы сравнительного анализа, элементы сценарного моделирования, графический метод и приёмы бизнес-планирования. В качестве основного инструмента финансового моделирования применяется специализированный программный комплекс Project Expert 6 Holding. Информационная база включает нормативные правовые акты Российской Федерации в области пожарной безопасности, статистические материалы Росстата и Банка России, а также аналитические материалы Минпромторга России и Корпорации МСП.</w:t>
+        <w:t>Методология исследования включает расчётно-аналитический метод, методы сравнительного анализа, элементы сценарного моделирования, графический метод и приёмы бизнес-планирования. В качестве основного инструмента финансового моделирования применяется специализированный программный комплекс Project Expert 6 Holding. Информационная база включает нормативные правовые акты Российской Федерации в области пожарной безопасности [3], статистические материалы Росстата и Банка России, а также аналитические материалы Минпромторга России и Корпорации МСП.</w:t>
       </w:r>
     </w:p>
     <w:p>
@@ -4456,7 +4464,7 @@
           <w:sz w:val="28"/>
           <w:szCs w:val="28"/>
         </w:rPr>
-        <w:t>В 2025 году объём российского рынка пожарной автоматики достиг исторического максимума, составив приблизительно 54 миллиарда рублей, что демонстрирует уверенный рост на 10% по сравнению с показателями 2024 года [1]. Одновременно с этим произошла кардинальная трансформация конкурентного ландшафта: Приказ Минпромторга №4611, вступивший в полную силу с мая 2025 года, ввёл жёсткий запрет на параллельный импорт противопожарной продукции, исключив код товарной номенклатуры ТН ВЭД 8531 из перечня разрешённых к ввозу без согласия правообладателей [2]. Следствием данной меры стало практически полное вытеснение иностранных производителей с российского рынка и формирование устойчивого спроса на отечественную продукцию.</w:t>
+        <w:t>В 2025 году объём российского рынка пожарной автоматики достиг исторического максимума, составив приблизительно 54 миллиарда рублей, что демонстрирует уверенный рост на 10% по сравнению с показателями 2024 года [22]. Одновременно с этим произошла кардинальная трансформация конкурентного ландшафта: Приказ Минпромторга №4611, вступивший в полную силу с мая 2025 года, ввёл жёсткий запрет на параллельный импорт противопожарной продукции, исключив код товарной номенклатуры ТН ВЭД 8531 из перечня разрешённых к ввозу без согласия правообладателей [13]. Следствием данной меры стало практически полное вытеснение иностранных производителей с российского рынка и формирование устойчивого спроса на отечественную продукцию.</w:t>
       </w:r>
     </w:p>
     <w:p>
@@ -4478,7 +4486,7 @@
           <w:szCs w:val="28"/>
         </w:rPr>
         <w:lastRenderedPageBreak/>
-        <w:t>конкурентоспособное производственное предприятие при стартовых инвестициях, доступных малому бизнесу [3].</w:t>
+        <w:t>конкурентоспособное производственное предприятие при стартовых инвестициях, доступных малому бизнесу [5].</w:t>
       </w:r>
     </w:p>
     <w:p>
@@ -4654,33 +4662,33 @@
           <w:sz w:val="28"/>
           <w:szCs w:val="28"/>
         </w:rPr>
-        <w:t>Теоретико-методологическую базу исследования составляют положения Федерального закона «Об инвестиционной деятельности [10] в Российской Федерации, осуществляемой в форме капитальных вложений», методические рекомендации по оценке эффективности инвестиционных проектов [9], нормативные акты в области пожарной безопасности (ТР ЕАЭС 043/2017, ГОСТ Р 53325-2024, СП 484.1311500.2020), а также аналитические материалы Минпромторга, МЧС России, ФНС и Банка России [4].</w:t>
-      </w:r>
-    </w:p>
-    <w:p>
-      <w:pPr>
-        <w:spacing w:line="360" w:lineRule="auto"/>
-      </w:pPr>
-      <w:r>
-        <w:rPr>
-          <w:rFonts w:ascii="Liberation Serif" w:eastAsia="Liberation Serif" w:hAnsi="Liberation Serif" w:cs="Liberation Serif"/>
-          <w:sz w:val="28"/>
-          <w:szCs w:val="28"/>
-        </w:rPr>
-        <w:t>В работе использованы расчётно-аналитический метод, метод сравнительного анализа, элементы сценарного моделирования, графический метод и приёмы бизнес-планирования. В качестве основного инструмента финансового моделирования применяется специализированный программный комплекс Project Expert 6 Holding [15], позволяющий построить динамическую имитационную модель денежных потоков предприятия и автоматически рассчитать интегральные показатели эффективности (NPV, IRR, PI, DPP) по различным сценариям [5].</w:t>
-      </w:r>
-    </w:p>
-    <w:p>
-      <w:pPr>
-        <w:spacing w:line="360" w:lineRule="auto"/>
-      </w:pPr>
-      <w:r>
-        <w:rPr>
-          <w:rFonts w:ascii="Liberation Serif" w:eastAsia="Liberation Serif" w:hAnsi="Liberation Serif" w:cs="Liberation Serif"/>
-          <w:sz w:val="28"/>
-          <w:szCs w:val="28"/>
-        </w:rPr>
-        <w:t>Практическая значимость исследования состоит в том, что разработанная модель может быть использована как основа для подготовки бизнес-плана, обоснования заявки на привлечение финансирования (в том числе через программы льготного лизинга и грантов «Мой бизнес» [17]), а также для последующей адаптации проекта к конкретным региональным и технологическим условиям.</w:t>
+        <w:t>Теоретико-методологическую базу исследования составляют положения Федерального закона «Об инвестиционной деятельности [1] в Российской Федерации, осуществляемой в форме капитальных вложений», методические рекомендации по оценке эффективности инвестиционных проектов [14], нормативные акты в области пожарной безопасности (ТР ЕАЭС 043/2017, ГОСТ Р 53325-2024, СП 484.1311500.2020), а также аналитические материалы Минпромторга, МЧС России, ФНС и Банка России [17].</w:t>
+      </w:r>
+    </w:p>
+    <w:p>
+      <w:pPr>
+        <w:spacing w:line="360" w:lineRule="auto"/>
+      </w:pPr>
+      <w:r>
+        <w:rPr>
+          <w:rFonts w:ascii="Liberation Serif" w:eastAsia="Liberation Serif" w:hAnsi="Liberation Serif" w:cs="Liberation Serif"/>
+          <w:sz w:val="28"/>
+          <w:szCs w:val="28"/>
+        </w:rPr>
+        <w:t>В работе использованы расчётно-аналитический метод, метод сравнительного анализа, элементы сценарного моделирования, графический метод и приёмы бизнес-планирования. В качестве основного инструмента финансового моделирования применяется специализированный программный комплекс Project Expert 6 Holding [23], позволяющий построить динамическую имитационную модель денежных потоков предприятия и автоматически рассчитать интегральные показатели эффективности (NPV, IRR, PI, DPP) по различным сценариям [14].</w:t>
+      </w:r>
+    </w:p>
+    <w:p>
+      <w:pPr>
+        <w:spacing w:line="360" w:lineRule="auto"/>
+      </w:pPr>
+      <w:r>
+        <w:rPr>
+          <w:rFonts w:ascii="Liberation Serif" w:eastAsia="Liberation Serif" w:hAnsi="Liberation Serif" w:cs="Liberation Serif"/>
+          <w:sz w:val="28"/>
+          <w:szCs w:val="28"/>
+        </w:rPr>
+        <w:t>Практическая значимость исследования состоит в том, что разработанная модель может быть использована как основа для подготовки бизнес-плана, обоснования заявки на привлечение финансирования (в том числе через программы льготного лизинга и грантов «Мой бизнес» [20]), а также для последующей адаптации проекта к конкретным региональным и технологическим условиям.</w:t>
       </w:r>
     </w:p>
     <w:p>
@@ -4904,7 +4912,7 @@
           <w:sz w:val="28"/>
           <w:szCs w:val="28"/>
         </w:rPr>
-        <w:t xml:space="preserve"> [16]</w:t>
+        <w:t xml:space="preserve"> [13]</w:t>
       </w:r>
     </w:p>
     <w:p>
@@ -4951,15 +4959,15 @@
           <w:sz w:val="28"/>
           <w:szCs w:val="28"/>
         </w:rPr>
-        <w:t xml:space="preserve">[8] </w:t>
-      </w:r>
-      <w:r>
-        <w:rPr>
-          <w:rFonts w:ascii="Liberation Serif" w:eastAsia="Liberation Serif" w:hAnsi="Liberation Serif" w:cs="Liberation Serif"/>
-          <w:sz w:val="28"/>
-          <w:szCs w:val="28"/>
-        </w:rPr>
-        <w:t xml:space="preserve"> Изменение №1 к СП 484.1311500.2020, вступившее в силу 1 сентября 2025 года [7], снизило допустимое число потерянных извещателей при единичной неисправности адресной линии связи с 32 до 24, что сделало обязательным повсеместное применение встроенных изоляторов короткого замыкания. Приказ МЧС №252 установил обязательность оснащения автономными дымовыми пожарными извещателями всех жилых помещений, квартир и индивидуальных жилых домов, что дополнительно стимулировало рост массового спроса на продукцию отечественных производителей.</w:t>
+        <w:t xml:space="preserve">[7] </w:t>
+      </w:r>
+      <w:r>
+        <w:rPr>
+          <w:rFonts w:ascii="Liberation Serif" w:eastAsia="Liberation Serif" w:hAnsi="Liberation Serif" w:cs="Liberation Serif"/>
+          <w:sz w:val="28"/>
+          <w:szCs w:val="28"/>
+        </w:rPr>
+        <w:t xml:space="preserve"> Изменение №1 к СП 484.1311500.2020, вступившее в силу 1 сентября 2025 года [8], снизило допустимое число потерянных извещателей при единичной неисправности адресной линии связи с 32 до 24, что сделало обязательным повсеместное применение встроенных изоляторов короткого замыкания. Приказ МЧС №252 установил обязательность оснащения автономными дымовыми пожарными извещателями всех жилых помещений, квартир и индивидуальных жилых домов, что дополнительно стимулировало рост массового спроса на продукцию отечественных производителей.</w:t>
       </w:r>
     </w:p>
     <w:p>
@@ -5059,7 +5067,7 @@
           <w:sz w:val="28"/>
           <w:szCs w:val="28"/>
         </w:rPr>
-        <w:t>Резонит</w:t>
+        <w:t>Резонит [24]</w:t>
       </w:r>
       <w:proofErr w:type="spellEnd"/>
       <w:r>
@@ -5081,7 +5089,7 @@
           <w:sz w:val="28"/>
           <w:szCs w:val="28"/>
         </w:rPr>
-        <w:t>Принципиальное отличие предлагаемой модели от крупносерийного производства заключается в организации контроля качества. Крупные заводы с конвейерным производством объёмом десятков тысяч изделий в месяц объективно вынуждены применять статистический выборочный контроль качества в соответствии с ГОСТ Р ИСО 2859 [14], тестируя от 1 до 5 процентов партии. Данный подход не гарантирует отсутствие скрытого брака у конкретной единицы продукции, что в сегменте систем пожарной безопасности несёт существенные репутационные и финансовые риски для конечных заказчиков (штрафные санкции МЧС за ложные срабатывания на социально значимых объектах классов Ф1.1 и Ф4.1). В противоположность этому, малосерийное производство объёмом до 700 изделий в месяц позволяет технически и экономически реализовать 100% автоматизированный выходной контроль каждой единицы продукции на стендах дымового и теплового каналов под управлением специализированной MES-системы.</w:t>
+        <w:t>Принципиальное отличие предлагаемой модели от крупносерийного производства заключается в организации контроля качества. Крупные заводы с конвейерным производством объёмом десятков тысяч изделий в месяц объективно вынуждены применять статистический выборочный контроль качества в соответствии с ГОСТ Р ИСО 2859 [11], тестируя от 1 до 5 процентов партии. Данный подход не гарантирует отсутствие скрытого брака у конкретной единицы продукции, что в сегменте систем пожарной безопасности несёт существенные репутационные и финансовые риски для конечных заказчиков (штрафные санкции МЧС за ложные срабатывания на социально значимых объектах классов Ф1.1 и Ф4.1). В противоположность этому, малосерийное производство объёмом до 700 изделий в месяц позволяет технически и экономически реализовать 100% автоматизированный выходной контроль каждой единицы продукции на стендах дымового и теплового каналов под управлением специализированной MES-системы.</w:t>
       </w:r>
     </w:p>
     <w:p>
@@ -5216,7 +5224,7 @@
           <w:sz w:val="28"/>
           <w:szCs w:val="28"/>
         </w:rPr>
-        <w:t>– прохождение обязательной сертификации продукции по ТР ЕАЭС 043/2017 «О требованиях к средствам обеспечения пожарной безопасности и пожаротушения» [11];</w:t>
+        <w:t>– прохождение обязательной сертификации продукции по ТР ЕАЭС 043/2017 «О требованиях к средствам обеспечения пожарной безопасности и пожаротушения» [6];</w:t>
       </w:r>
     </w:p>
     <w:p>
@@ -5814,7 +5822,7 @@
           <w:sz w:val="28"/>
           <w:szCs w:val="28"/>
         </w:rPr>
-        <w:t xml:space="preserve">[6] </w:t>
+        <w:t xml:space="preserve">[21] </w:t>
       </w:r>
       <w:r>
         <w:rPr>
@@ -5848,7 +5856,7 @@
           <w:sz w:val="28"/>
           <w:szCs w:val="28"/>
         </w:rPr>
-        <w:t>Строительный сектор остаётся фундаментальным драйвером спроса: в 2025 году введено 116,4 млн м² жилья (в том числе 62,1 млн м² ИЖС), а рекордные объёмы ввода коммерческой и складской недвижимости (~8 млн м² складов класса А/</w:t>
+        <w:t>Строительный сектор остаётся фундаментальным драйвером спроса: в 2025 году введено 116,4 [18] млн м² жилья (в том числе 62,1 млн м² ИЖС), а рекордные объёмы ввода коммерческой и складской недвижимости (~8 млн м² складов класса А/</w:t>
       </w:r>
       <w:r>
         <w:rPr>
@@ -5943,7 +5951,7 @@
           <w:sz w:val="28"/>
           <w:szCs w:val="28"/>
         </w:rPr>
-        <w:t>», общеобразовательные учреждения, объекты общественного питания, коттеджные посёлки). По оценкам аналитических агентств, в Российской Федерации действуют свыше 12 000 аккредитованных монтажных организаций с лицензией МЧС, из которых около 60% относятся к субъектам малого и среднего предпринимательства. Данные организации закупают комбинированные извещатели партиями от 50 до 500 штук под конкретные проектные задачи, проявляя высокую чувствительность к соотношению цены и технических характеристик оборудования.</w:t>
+        <w:t>», общеобразовательные учреждения, объекты общественного питания, коттеджные посёлки). По оценкам аналитических агентств, в Российской Федерации действуют свыше 12 000 аккредитованных [19; 22] монтажных организаций с лицензией МЧС, из которых около 60% относятся к субъектам малого и среднего предпринимательства [2]. Данные организации закупают комбинированные извещатели партиями от 50 до 500 штук под конкретные проектные задачи, проявляя высокую чувствительность к соотношению цены и технических характеристик оборудования.</w:t>
       </w:r>
     </w:p>
     <w:p>
@@ -8039,7 +8047,7 @@
           <w:sz w:val="28"/>
           <w:szCs w:val="28"/>
         </w:rPr>
-        <w:t xml:space="preserve">Прогноз годовой выручки на проектной мощности составляет 18,66 миллиона рублей, что находится ниже порогового значения 60 миллионов рублей, установленного Федеральным законом для применения упрощённой системы налогообложения без обязанности уплаты налога на добавленную стоимость (с 2025 года). Данное обстоятельство является принципиально важным преимуществом выбранного масштаба предприятия: его операционная деятельность попадает под льготный специальный налоговый режим, что снижает административную нагрузку и обеспечивает </w:t>
+        <w:t xml:space="preserve">Прогноз годовой выручки на проектной мощности составляет 18,66 миллиона рублей, что находится ниже порогового значения 60 миллионов рублей, установленного Федеральным законом для применения упрощённой системы налогообложения [4] без обязанности уплаты налога на добавленную стоимость (с 2025 года). Данное обстоятельство является принципиально важным преимуществом выбранного масштаба предприятия: его операционная деятельность попадает под льготный специальный налоговый режим, что снижает административную нагрузку и обеспечивает </w:t>
       </w:r>
       <w:r>
         <w:rPr>
@@ -10684,7 +10692,7 @@
           <w:sz w:val="28"/>
           <w:szCs w:val="28"/>
         </w:rPr>
-        <w:t>Итогом расчёта всех потоков становится чистый денежный поток — основной показатель для проведения дисконтирования и анализа эффективности проекта во времени. При составлении бизнес-плана эффективность проекта принято оценивать с помощью системы интегральных показателей, базирующихся на принципе временной стоимости денег (</w:t>
+        <w:t>Итогом расчёта всех потоков становится чистый денежный поток — основной показатель для проведения дисконтирования и анализа эффективности проекта во времени. При составлении бизнес-плана эффективность проекта принято оценивать с помощью системы интегральных показателей, базирующихся на принципе временной стоимости денег [15; 16] (</w:t>
       </w:r>
       <w:r>
         <w:rPr>
@@ -10846,7 +10854,7 @@
           <w:sz w:val="28"/>
           <w:szCs w:val="28"/>
         </w:rPr>
-        <w:t xml:space="preserve"> демонстрирует абсолютную величину приращения стоимости проекта в текущем моменте времени и определяется как сумма дисконтированных чистых денежных потоков за весь горизонт планирования за вычетом первоначальных инвестиционных затрат. Положительное значение </w:t>
+        <w:t xml:space="preserve"> демонстрирует абсолютную величину приращения стоимости проекта в текущем моменте времени и определяется как сумма дисконтированных чистых денежных потоков [15] за весь горизонт планирования за вычетом первоначальных инвестиционных затрат. Положительное значение </w:t>
       </w:r>
       <w:r>
         <w:rPr>
@@ -13946,7 +13954,7 @@
           <w:sz w:val="28"/>
           <w:szCs w:val="28"/>
         </w:rPr>
-        <w:t>Площадь 142,5 м² позволяет организовать технологическое зонирование с учётом требований ESD-защиты (ГОСТ IEC 61340-5-1-2019 [12]) и санитарных норм:</w:t>
+        <w:t>Площадь 142,5 м² позволяет организовать технологическое зонирование с учётом требований ESD-защиты (ГОСТ IEC 61340-5-1-2019 [9]) и санитарных норм:</w:t>
       </w:r>
     </w:p>
     <w:p>
@@ -17199,7 +17207,7 @@
                 <w:sz w:val="28"/>
                 <w:szCs w:val="28"/>
               </w:rPr>
-              <w:t>ЧИП и ДИП</w:t>
+              <w:t>ЧИП и ДИП [25]</w:t>
             </w:r>
           </w:p>
         </w:tc>
@@ -20463,7 +20471,7 @@
           <w:szCs w:val="28"/>
         </w:rPr>
         <w:lastRenderedPageBreak/>
-        <w:t>Этап 1. Входной контроль комплектующих (ВТК). Партии печатных плат с выполненным SMT-монтажом, поступающие от контрактного производителя ООО «Электроконнект», подвергаются обязательному визуальному и инструментальному контролю. Техник ОТК осуществляет выборочную проверку качества пайки SMD-компонентов под бинокулярным микроскопом (в соответствии с критериями приёмки IPC-A-610 [13] класс 2), а также инструментальную проверку электрических параметров мультиметром (целостность цепей питания, отсутствие коротких замыканий между шинами). Партии, не прошедшие входной контроль, возвращаются поставщику по рекламации. Пластиковые корпуса проверяются на отсутствие деформаций, сколов и целостность воздухозаборных щелей дымовой камеры.</w:t>
+        <w:t>Этап 1. Входной контроль комплектующих (ВТК). Партии печатных плат с выполненным SMT-монтажом, поступающие от контрактного производителя ООО «Электроконнект», подвергаются обязательному визуальному и инструментальному контролю. Техник ОТК осуществляет выборочную проверку качества пайки SMD-компонентов под бинокулярным микроскопом (в соответствии с критериями приёмки IPC-A-610 [10] класс 2), а также инструментальную проверку электрических параметров мультиметром (целостность цепей питания, отсутствие коротких замыканий между шинами). Партии, не прошедшие входной контроль, возвращаются поставщику по рекламации. Пластиковые корпуса проверяются на отсутствие деформаций, сколов и целостность воздухозаборных щелей дымовой камеры.</w:t>
       </w:r>
     </w:p>
     <w:p>
@@ -23367,6 +23375,19 @@
             </a:graphic>
           </wp:inline>
         </w:drawing>
+      </w:r>
+    </w:p>
+    <w:p>
+      <w:pPr>
+        <w:jc w:val="center"/>
+      </w:pPr>
+      <w:r>
+        <w:rPr>
+          <w:rFonts w:ascii="Liberation Serif" w:hAnsi="Liberation Serif" w:cs="Liberation Serif"/>
+          <w:sz w:val="28"/>
+          <w:szCs w:val="28"/>
+        </w:rPr>
+        <w:t>Рисунок 17.1 – Модуль «План персонала» (детализация)</w:t>
       </w:r>
     </w:p>
     <w:p>
@@ -26321,15 +26342,17 @@
   <w:docDefaults>
     <w:rPrDefault>
       <w:rPr>
-        <w:rFonts w:asciiTheme="minorHAnsi" w:eastAsiaTheme="minorHAnsi" w:hAnsiTheme="minorHAnsi" w:cstheme="minorBidi"/>
-        <w:sz w:val="22"/>
-        <w:szCs w:val="22"/>
+        <w:rFonts w:ascii="Liberation Serif" w:eastAsia="Liberation Serif" w:hAnsi="Liberation Serif" w:cs="Liberation Serif"/>
+        <w:sz w:val="28"/>
+        <w:szCs w:val="28"/>
         <w:lang w:val="ru-RU" w:eastAsia="en-US" w:bidi="ar-SA"/>
       </w:rPr>
     </w:rPrDefault>
     <w:pPrDefault>
       <w:pPr>
-        <w:spacing w:after="160" w:line="259" w:lineRule="auto"/>
+        <w:spacing w:after="0" w:line="360" w:lineRule="auto"/>
+        <w:jc w:val="both"/>
+        <w:ind w:firstLine="709"/>
       </w:pPr>
     </w:pPrDefault>
   </w:docDefaults>

--- a/ВКР_Воробьев.docx
+++ b/ВКР_Воробьев.docx
@@ -527,7 +527,7 @@
           <w:sz w:val="28"/>
           <w:szCs w:val="28"/>
         </w:rPr>
-        <w:t xml:space="preserve"> Автоматизация технологических [12] процессов и производств</w:t>
+        <w:t xml:space="preserve"> Автоматизация технологических процессов и производств</w:t>
       </w:r>
     </w:p>
     <w:p>
@@ -2969,7 +2969,7 @@
           <w:sz w:val="28"/>
           <w:szCs w:val="28"/>
         </w:rPr>
-        <w:t>Методология исследования включает расчётно-аналитический метод, методы сравнительного анализа, элементы сценарного моделирования, графический метод и приёмы бизнес-планирования. В качестве основного инструмента финансового моделирования применяется специализированный программный комплекс Project Expert 6 Holding. Информационная база включает нормативные правовые акты Российской Федерации в области пожарной безопасности [3], статистические материалы Росстата и Банка России, а также аналитические материалы Минпромторга России и Корпорации МСП.</w:t>
+        <w:t>Методология исследования включает расчётно-аналитический метод, методы сравнительного анализа, элементы сценарного моделирования, графический метод и приёмы бизнес-планирования. В качестве основного инструмента финансового моделирования применяется специализированный программный комплекс Project Expert 6 Holding. Информационная база включает нормативные правовые акты Российской Федерации в области пожарной безопасности, статистические материалы Росстата и Банка России, а также аналитические материалы Минпромторга России и Корпорации МСП.</w:t>
       </w:r>
     </w:p>
     <w:p>
@@ -4451,7 +4451,7 @@
           <w:sz w:val="28"/>
           <w:szCs w:val="28"/>
         </w:rPr>
-        <w:t>Актуальность темы исследования определяется совокупностью технологических, нормативных и макроэкономических факторов, формирующих беспрецедентные условия для создания новых производственных предприятий в сфере систем пожарной безопасности на территории Российской Федерации.</w:t>
+        <w:t>Актуальность темы исследования определяется совокупностью технологических, нормативных и макроэкономических факторов, формирующих беспрецедентные условия для создания новых производственных предприятий в сфере систем пожарной безопасности [3] на территории Российской Федерации.</w:t>
       </w:r>
     </w:p>
     <w:p>
@@ -25568,7 +25568,7 @@
           <w:sz w:val="28"/>
           <w:szCs w:val="28"/>
         </w:rPr>
-        <w:t>12. Об утверждении правил предоставления субсидий российским организациям на компенсацию части затрат на производство и реализацию пилотных партий средств производства и материалов: Постановление Правительства Российской Федерации от 17 февраля 2016 года № 109 (с изменениями от 2025 года). – Доступ из справочно-правовой системы «КонсультантПлюс». – Текст: электронный.</w:t>
+        <w:t>12. Об утверждении правил предоставления субсидий [12] российским организациям на компенсацию части затрат на производство и реализацию пилотных партий средств производства и материалов: Постановление Правительства Российской Федерации от 17 февраля 2016 года № 109 (с изменениями от 2025 года). – Доступ из справочно-правовой системы «КонсультантПлюс». – Текст: электронный.</w:t>
       </w:r>
     </w:p>
     <w:p>

--- a/ВКР_Воробьев.docx
+++ b/ВКР_Воробьев.docx
@@ -5,7 +5,7 @@
     <w:p>
       <w:pPr>
         <w:pStyle w:val="MySubtitle"/>
-        <w:spacing w:line="240" w:lineRule="auto"/>
+        <w:spacing w:after="0" w:before="0" w:line="240" w:lineRule="auto"/>
         <w:rPr>
           <w:rFonts w:ascii="Liberation Serif" w:hAnsi="Liberation Serif"/>
           <w:sz w:val="24"/>
@@ -24,7 +24,7 @@
     <w:p>
       <w:pPr>
         <w:pStyle w:val="MySubtitle"/>
-        <w:spacing w:line="240" w:lineRule="auto"/>
+        <w:spacing w:after="0" w:before="0" w:line="240" w:lineRule="auto"/>
         <w:rPr>
           <w:rFonts w:ascii="Liberation Serif" w:hAnsi="Liberation Serif"/>
           <w:lang w:val="ru-RU"/>
@@ -42,7 +42,7 @@
     <w:p>
       <w:pPr>
         <w:pStyle w:val="MySubtitle"/>
-        <w:spacing w:line="240" w:lineRule="auto"/>
+        <w:spacing w:after="0" w:before="0" w:line="240" w:lineRule="auto"/>
         <w:rPr>
           <w:rFonts w:ascii="Liberation Serif" w:hAnsi="Liberation Serif"/>
           <w:lang w:val="ru-RU"/>
@@ -59,7 +59,7 @@
     <w:p>
       <w:pPr>
         <w:pStyle w:val="MySubtitle"/>
-        <w:spacing w:line="240" w:lineRule="auto"/>
+        <w:spacing w:after="0" w:before="0" w:line="240" w:lineRule="auto"/>
         <w:rPr>
           <w:rFonts w:ascii="Liberation Serif" w:hAnsi="Liberation Serif"/>
           <w:lang w:val="ru-RU"/>
@@ -76,7 +76,7 @@
     <w:p>
       <w:pPr>
         <w:pStyle w:val="MySubtitle"/>
-        <w:spacing w:line="240" w:lineRule="auto"/>
+        <w:spacing w:after="0" w:before="0" w:line="240" w:lineRule="auto"/>
         <w:rPr>
           <w:rFonts w:ascii="Liberation Serif" w:hAnsi="Liberation Serif"/>
           <w:lang w:val="ru-RU"/>
@@ -93,7 +93,7 @@
     <w:p>
       <w:pPr>
         <w:pStyle w:val="MySubtitle"/>
-        <w:spacing w:line="240" w:lineRule="auto"/>
+        <w:spacing w:after="0" w:before="0" w:line="240" w:lineRule="auto"/>
         <w:rPr>
           <w:rFonts w:ascii="Liberation Serif" w:hAnsi="Liberation Serif"/>
           <w:lang w:val="ru-RU"/>
@@ -110,7 +110,7 @@
     <w:p>
       <w:pPr>
         <w:pStyle w:val="MySubtitle"/>
-        <w:spacing w:line="240" w:lineRule="auto"/>
+        <w:spacing w:after="0" w:before="0" w:line="240" w:lineRule="auto"/>
         <w:rPr>
           <w:rFonts w:ascii="Liberation Serif" w:hAnsi="Liberation Serif"/>
           <w:lang w:val="ru-RU"/>
@@ -120,7 +120,7 @@
     <w:p>
       <w:pPr>
         <w:pStyle w:val="MySubtitle"/>
-        <w:spacing w:line="240" w:lineRule="auto"/>
+        <w:spacing w:after="0" w:before="0" w:line="240" w:lineRule="auto"/>
         <w:rPr>
           <w:rFonts w:ascii="Liberation Serif" w:hAnsi="Liberation Serif"/>
           <w:sz w:val="24"/>
@@ -130,7 +130,7 @@
     </w:p>
     <w:p>
       <w:pPr>
-        <w:spacing w:after="0" w:line="240" w:lineRule="auto"/>
+        <w:spacing w:after="0" w:before="0" w:line="240" w:lineRule="auto"/>
         <w:rPr>
           <w:rFonts w:ascii="Liberation Serif" w:hAnsi="Liberation Serif" w:cs="Liberation Serif"/>
           <w:sz w:val="28"/>
@@ -151,7 +151,7 @@
       <w:pPr>
         <w:pStyle w:val="130"/>
         <w:shd w:val="clear" w:color="auto" w:fill="auto"/>
-        <w:spacing w:before="0" w:after="0" w:line="240" w:lineRule="auto"/>
+        <w:spacing w:after="0" w:before="0" w:line="240" w:lineRule="auto"/>
         <w:rPr>
           <w:rFonts w:ascii="Liberation Serif" w:hAnsi="Liberation Serif" w:cs="Liberation Serif"/>
           <w:b w:val="0"/>
@@ -192,7 +192,7 @@
       <w:pPr>
         <w:pStyle w:val="130"/>
         <w:shd w:val="clear" w:color="auto" w:fill="auto"/>
-        <w:spacing w:before="0" w:after="0" w:line="240" w:lineRule="auto"/>
+        <w:spacing w:after="0" w:before="0" w:line="240" w:lineRule="auto"/>
         <w:rPr>
           <w:rFonts w:ascii="Liberation Serif" w:hAnsi="Liberation Serif" w:cs="Liberation Serif"/>
           <w:b w:val="0"/>
@@ -266,7 +266,7 @@
       <w:pPr>
         <w:pStyle w:val="130"/>
         <w:shd w:val="clear" w:color="auto" w:fill="auto"/>
-        <w:spacing w:before="0" w:after="0" w:line="240" w:lineRule="auto"/>
+        <w:spacing w:after="0" w:before="0" w:line="240" w:lineRule="auto"/>
         <w:rPr>
           <w:rFonts w:ascii="Liberation Serif" w:hAnsi="Liberation Serif" w:cs="Liberation Serif"/>
           <w:b w:val="0"/>
@@ -340,7 +340,7 @@
       <w:pPr>
         <w:pStyle w:val="130"/>
         <w:shd w:val="clear" w:color="auto" w:fill="auto"/>
-        <w:spacing w:before="0" w:after="0" w:line="240" w:lineRule="auto"/>
+        <w:spacing w:after="0" w:before="0" w:line="240" w:lineRule="auto"/>
         <w:rPr>
           <w:rFonts w:ascii="Liberation Serif" w:hAnsi="Liberation Serif" w:cs="Liberation Serif"/>
           <w:b w:val="0"/>
@@ -353,7 +353,7 @@
       <w:pPr>
         <w:pStyle w:val="130"/>
         <w:shd w:val="clear" w:color="auto" w:fill="auto"/>
-        <w:spacing w:before="0" w:after="0" w:line="240" w:lineRule="auto"/>
+        <w:spacing w:after="0" w:before="0" w:line="240" w:lineRule="auto"/>
         <w:rPr>
           <w:rFonts w:ascii="Liberation Serif" w:hAnsi="Liberation Serif" w:cs="Liberation Serif"/>
           <w:b w:val="0"/>
@@ -366,7 +366,7 @@
       <w:pPr>
         <w:pStyle w:val="130"/>
         <w:shd w:val="clear" w:color="auto" w:fill="auto"/>
-        <w:spacing w:before="0" w:after="0" w:line="240" w:lineRule="auto"/>
+        <w:spacing w:after="0" w:before="0" w:line="240" w:lineRule="auto"/>
         <w:rPr>
           <w:rFonts w:ascii="Liberation Serif" w:hAnsi="Liberation Serif" w:cs="Liberation Serif"/>
           <w:b w:val="0"/>
@@ -378,7 +378,7 @@
     <w:p>
       <w:pPr>
         <w:pStyle w:val="MyTitleCenter"/>
-        <w:spacing w:line="240" w:lineRule="auto"/>
+        <w:spacing w:after="0" w:before="0" w:line="240" w:lineRule="auto"/>
         <w:rPr>
           <w:rFonts w:ascii="Liberation Serif" w:hAnsi="Liberation Serif"/>
           <w:sz w:val="40"/>
@@ -398,7 +398,7 @@
     <w:p>
       <w:pPr>
         <w:pStyle w:val="MySubtitle"/>
-        <w:spacing w:line="240" w:lineRule="auto"/>
+        <w:spacing w:after="0" w:before="0" w:line="240" w:lineRule="auto"/>
         <w:rPr>
           <w:rFonts w:ascii="Liberation Serif" w:hAnsi="Liberation Serif"/>
           <w:b/>
@@ -420,7 +420,7 @@
     <w:p>
       <w:pPr>
         <w:pStyle w:val="MySubtitle"/>
-        <w:spacing w:line="240" w:lineRule="auto"/>
+        <w:spacing w:after="0" w:before="0" w:line="240" w:lineRule="auto"/>
         <w:rPr>
           <w:rFonts w:ascii="Liberation Serif" w:hAnsi="Liberation Serif"/>
           <w:sz w:val="36"/>
@@ -440,7 +440,7 @@
     <w:p>
       <w:pPr>
         <w:pStyle w:val="MySubtitle"/>
-        <w:spacing w:line="240" w:lineRule="auto"/>
+        <w:spacing w:after="0" w:before="0" w:line="240" w:lineRule="auto"/>
         <w:rPr>
           <w:rFonts w:ascii="Liberation Serif" w:hAnsi="Liberation Serif"/>
           <w:sz w:val="16"/>
@@ -451,7 +451,7 @@
     <w:p>
       <w:pPr>
         <w:pStyle w:val="MyTitleCenter"/>
-        <w:spacing w:line="240" w:lineRule="auto"/>
+        <w:spacing w:after="0" w:before="0" w:line="240" w:lineRule="auto"/>
         <w:rPr>
           <w:rFonts w:ascii="Liberation Serif" w:hAnsi="Liberation Serif"/>
           <w:sz w:val="32"/>
@@ -470,7 +470,7 @@
     </w:p>
     <w:p>
       <w:pPr>
-        <w:spacing w:after="0" w:line="240" w:lineRule="auto"/>
+        <w:spacing w:after="0" w:before="0" w:line="240" w:lineRule="auto"/>
         <w:rPr>
           <w:rFonts w:ascii="Liberation Serif" w:hAnsi="Liberation Serif" w:cs="Times New Roman"/>
           <w:b/>
@@ -480,7 +480,7 @@
     </w:p>
     <w:p>
       <w:pPr>
-        <w:spacing w:after="0" w:line="240" w:lineRule="auto"/>
+        <w:spacing w:after="0" w:before="0" w:line="240" w:lineRule="auto"/>
         <w:rPr>
           <w:rFonts w:ascii="Liberation Serif" w:hAnsi="Liberation Serif" w:cs="Times New Roman"/>
           <w:b/>
@@ -490,7 +490,7 @@
     </w:p>
     <w:p>
       <w:pPr>
-        <w:spacing w:after="0" w:line="240" w:lineRule="auto"/>
+        <w:spacing w:after="0" w:before="0" w:line="240" w:lineRule="auto"/>
         <w:rPr>
           <w:rFonts w:ascii="Liberation Serif" w:hAnsi="Liberation Serif" w:cs="Liberation Serif"/>
           <w:sz w:val="28"/>
@@ -532,7 +532,7 @@
     </w:p>
     <w:p>
       <w:pPr>
-        <w:spacing w:after="0" w:line="240" w:lineRule="auto"/>
+        <w:spacing w:after="0" w:before="0" w:line="240" w:lineRule="auto"/>
         <w:rPr>
           <w:rFonts w:ascii="Liberation Serif" w:hAnsi="Liberation Serif" w:cs="Liberation Serif"/>
           <w:sz w:val="28"/>
@@ -542,7 +542,7 @@
     </w:p>
     <w:p>
       <w:pPr>
-        <w:spacing w:after="0" w:line="240" w:lineRule="auto"/>
+        <w:spacing w:after="0" w:before="0" w:line="240" w:lineRule="auto"/>
         <w:rPr>
           <w:rFonts w:ascii="Liberation Serif" w:hAnsi="Liberation Serif" w:cs="Liberation Serif"/>
           <w:sz w:val="28"/>
@@ -552,7 +552,7 @@
     </w:p>
     <w:p>
       <w:pPr>
-        <w:spacing w:after="0" w:line="240" w:lineRule="auto"/>
+        <w:spacing w:after="0" w:before="0" w:line="240" w:lineRule="auto"/>
         <w:rPr>
           <w:rFonts w:ascii="Liberation Serif" w:hAnsi="Liberation Serif" w:cs="Liberation Serif"/>
           <w:sz w:val="28"/>
@@ -579,7 +579,7 @@
     </w:p>
     <w:p>
       <w:pPr>
-        <w:spacing w:after="0" w:line="240" w:lineRule="auto"/>
+        <w:spacing w:after="0" w:before="0" w:line="240" w:lineRule="auto"/>
         <w:rPr>
           <w:rFonts w:ascii="Liberation Serif" w:hAnsi="Liberation Serif" w:cs="Liberation Serif"/>
           <w:sz w:val="28"/>
@@ -589,7 +589,7 @@
     </w:p>
     <w:p>
       <w:pPr>
-        <w:spacing w:after="0" w:line="240" w:lineRule="auto"/>
+        <w:spacing w:after="0" w:before="0" w:line="240" w:lineRule="auto"/>
         <w:rPr>
           <w:rFonts w:ascii="Liberation Serif" w:hAnsi="Liberation Serif" w:cs="Liberation Serif"/>
           <w:sz w:val="28"/>
@@ -599,7 +599,7 @@
     </w:p>
     <w:p>
       <w:pPr>
-        <w:spacing w:after="0" w:line="240" w:lineRule="auto"/>
+        <w:spacing w:after="0" w:before="0" w:line="240" w:lineRule="auto"/>
         <w:rPr>
           <w:rFonts w:ascii="Liberation Serif" w:hAnsi="Liberation Serif" w:cs="Liberation Serif"/>
           <w:sz w:val="28"/>
@@ -609,7 +609,7 @@
     </w:p>
     <w:p>
       <w:pPr>
-        <w:spacing w:after="0" w:line="240" w:lineRule="auto"/>
+        <w:spacing w:after="0" w:before="0" w:line="240" w:lineRule="auto"/>
         <w:rPr>
           <w:rFonts w:ascii="Liberation Serif" w:hAnsi="Liberation Serif" w:cs="Liberation Serif"/>
           <w:sz w:val="28"/>
@@ -619,7 +619,7 @@
     </w:p>
     <w:p>
       <w:pPr>
-        <w:spacing w:after="0" w:line="240" w:lineRule="auto"/>
+        <w:spacing w:after="0" w:before="0" w:line="240" w:lineRule="auto"/>
         <w:rPr>
           <w:rFonts w:ascii="Liberation Serif" w:hAnsi="Liberation Serif" w:cs="Liberation Serif"/>
           <w:sz w:val="28"/>
@@ -629,7 +629,7 @@
     </w:p>
     <w:p>
       <w:pPr>
-        <w:spacing w:after="0" w:line="240" w:lineRule="auto"/>
+        <w:spacing w:after="0" w:before="0" w:line="240" w:lineRule="auto"/>
         <w:rPr>
           <w:rFonts w:ascii="Liberation Serif" w:hAnsi="Liberation Serif" w:cs="Liberation Serif"/>
           <w:sz w:val="28"/>
@@ -718,7 +718,7 @@
     </w:p>
     <w:p>
       <w:pPr>
-        <w:spacing w:after="0" w:line="240" w:lineRule="auto"/>
+        <w:spacing w:after="0" w:before="0" w:line="240" w:lineRule="auto"/>
         <w:rPr>
           <w:rFonts w:ascii="Liberation Serif" w:hAnsi="Liberation Serif" w:cs="Liberation Serif"/>
           <w:sz w:val="28"/>
@@ -728,7 +728,7 @@
     </w:p>
     <w:p>
       <w:pPr>
-        <w:spacing w:after="0" w:line="240" w:lineRule="auto"/>
+        <w:spacing w:after="0" w:before="0" w:line="240" w:lineRule="auto"/>
         <w:rPr>
           <w:rFonts w:ascii="Liberation Serif" w:hAnsi="Liberation Serif" w:cs="Liberation Serif"/>
           <w:sz w:val="28"/>
@@ -796,7 +796,7 @@
     </w:p>
     <w:p>
       <w:pPr>
-        <w:spacing w:after="0" w:line="240" w:lineRule="auto"/>
+        <w:spacing w:after="0" w:before="0" w:line="240" w:lineRule="auto"/>
         <w:rPr>
           <w:rFonts w:ascii="Liberation Serif" w:hAnsi="Liberation Serif" w:cs="Liberation Serif"/>
           <w:sz w:val="28"/>
@@ -806,7 +806,7 @@
     </w:p>
     <w:p>
       <w:pPr>
-        <w:spacing w:after="0" w:line="240" w:lineRule="auto"/>
+        <w:spacing w:after="0" w:before="0" w:line="240" w:lineRule="auto"/>
         <w:rPr>
           <w:rFonts w:ascii="Liberation Serif" w:hAnsi="Liberation Serif" w:cs="Liberation Serif"/>
           <w:sz w:val="28"/>
@@ -888,7 +888,7 @@
     </w:p>
     <w:p>
       <w:pPr>
-        <w:spacing w:after="0" w:line="240" w:lineRule="auto"/>
+        <w:spacing w:after="0" w:before="0" w:line="240" w:lineRule="auto"/>
         <w:rPr>
           <w:rFonts w:ascii="Liberation Serif" w:hAnsi="Liberation Serif" w:cs="Liberation Serif"/>
           <w:sz w:val="28"/>
@@ -899,7 +899,7 @@
     </w:p>
     <w:p>
       <w:pPr>
-        <w:spacing w:after="0" w:line="240" w:lineRule="auto"/>
+        <w:spacing w:after="0" w:before="0" w:line="240" w:lineRule="auto"/>
         <w:jc w:val="center"/>
         <w:rPr>
           <w:rFonts w:ascii="Liberation Serif" w:hAnsi="Liberation Serif" w:cs="Liberation Serif"/>
@@ -910,7 +910,7 @@
     </w:p>
     <w:p>
       <w:pPr>
-        <w:spacing w:after="0" w:line="240" w:lineRule="auto"/>
+        <w:spacing w:after="0" w:before="0" w:line="240" w:lineRule="auto"/>
         <w:rPr>
           <w:rFonts w:ascii="Liberation Serif" w:hAnsi="Liberation Serif" w:cs="Liberation Serif"/>
           <w:sz w:val="28"/>
@@ -920,7 +920,7 @@
     </w:p>
     <w:p>
       <w:pPr>
-        <w:spacing w:after="0" w:line="240" w:lineRule="auto"/>
+        <w:spacing w:after="0" w:before="0" w:line="240" w:lineRule="auto"/>
         <w:jc w:val="center"/>
         <w:rPr>
           <w:rFonts w:ascii="Liberation Serif" w:hAnsi="Liberation Serif" w:cs="Liberation Serif"/>
@@ -956,7 +956,7 @@
     </w:p>
     <w:p>
       <w:pPr>
-        <w:spacing w:after="0" w:line="240" w:lineRule="auto"/>
+        <w:spacing w:after="0" w:before="0" w:line="240" w:lineRule="auto"/>
         <w:jc w:val="center"/>
         <w:rPr>
           <w:rFonts w:ascii="Liberation Serif" w:hAnsi="Liberation Serif" w:cs="Liberation Serif"/>
@@ -967,7 +967,7 @@
     <w:p>
       <w:pPr>
         <w:pStyle w:val="MySubtitle"/>
-        <w:spacing w:line="240" w:lineRule="auto"/>
+        <w:spacing w:after="0" w:before="0" w:line="240" w:lineRule="auto"/>
         <w:rPr>
           <w:rFonts w:ascii="Liberation Serif" w:hAnsi="Liberation Serif"/>
           <w:sz w:val="24"/>
@@ -986,7 +986,7 @@
     <w:p>
       <w:pPr>
         <w:pStyle w:val="MySubtitle"/>
-        <w:spacing w:line="240" w:lineRule="auto"/>
+        <w:spacing w:after="0" w:before="0" w:line="240" w:lineRule="auto"/>
         <w:rPr>
           <w:rFonts w:ascii="Liberation Serif" w:hAnsi="Liberation Serif"/>
           <w:lang w:val="ru-RU"/>
@@ -1004,7 +1004,7 @@
     <w:p>
       <w:pPr>
         <w:pStyle w:val="MySubtitle"/>
-        <w:spacing w:line="240" w:lineRule="auto"/>
+        <w:spacing w:after="0" w:before="0" w:line="240" w:lineRule="auto"/>
         <w:rPr>
           <w:rFonts w:ascii="Liberation Serif" w:hAnsi="Liberation Serif"/>
           <w:lang w:val="ru-RU"/>
@@ -1021,7 +1021,7 @@
     <w:p>
       <w:pPr>
         <w:pStyle w:val="MySubtitle"/>
-        <w:spacing w:line="240" w:lineRule="auto"/>
+        <w:spacing w:after="0" w:before="0" w:line="240" w:lineRule="auto"/>
         <w:rPr>
           <w:rFonts w:ascii="Liberation Serif" w:hAnsi="Liberation Serif"/>
           <w:lang w:val="ru-RU"/>
@@ -1038,7 +1038,7 @@
     <w:p>
       <w:pPr>
         <w:pStyle w:val="MySubtitle"/>
-        <w:spacing w:line="240" w:lineRule="auto"/>
+        <w:spacing w:after="0" w:before="0" w:line="240" w:lineRule="auto"/>
         <w:rPr>
           <w:rFonts w:ascii="Liberation Serif" w:hAnsi="Liberation Serif"/>
           <w:lang w:val="ru-RU"/>
@@ -1055,7 +1055,7 @@
     <w:p>
       <w:pPr>
         <w:pStyle w:val="MySubtitle"/>
-        <w:spacing w:line="240" w:lineRule="auto"/>
+        <w:spacing w:after="0" w:before="0" w:line="240" w:lineRule="auto"/>
         <w:rPr>
           <w:rFonts w:ascii="Liberation Serif" w:hAnsi="Liberation Serif"/>
           <w:lang w:val="ru-RU"/>
@@ -1072,7 +1072,7 @@
     <w:p>
       <w:pPr>
         <w:pStyle w:val="MySubtitle"/>
-        <w:spacing w:line="240" w:lineRule="auto"/>
+        <w:spacing w:after="0" w:before="0" w:line="240" w:lineRule="auto"/>
         <w:rPr>
           <w:rFonts w:ascii="Liberation Serif" w:hAnsi="Liberation Serif"/>
           <w:sz w:val="24"/>
@@ -1082,7 +1082,7 @@
     </w:p>
     <w:p>
       <w:pPr>
-        <w:spacing w:after="0" w:line="240" w:lineRule="auto"/>
+        <w:spacing w:after="0" w:before="0" w:line="240" w:lineRule="auto"/>
         <w:rPr>
           <w:rFonts w:ascii="Liberation Serif" w:hAnsi="Liberation Serif" w:cs="Liberation Serif"/>
           <w:sz w:val="28"/>
@@ -1118,7 +1118,7 @@
       <w:pPr>
         <w:pStyle w:val="130"/>
         <w:shd w:val="clear" w:color="auto" w:fill="auto"/>
-        <w:spacing w:before="0" w:after="0" w:line="240" w:lineRule="auto"/>
+        <w:spacing w:after="0" w:before="0" w:line="240" w:lineRule="auto"/>
         <w:rPr>
           <w:rFonts w:ascii="Liberation Serif" w:hAnsi="Liberation Serif" w:cs="Liberation Serif"/>
           <w:b w:val="0"/>
@@ -1158,7 +1158,7 @@
       <w:pPr>
         <w:pStyle w:val="130"/>
         <w:shd w:val="clear" w:color="auto" w:fill="auto"/>
-        <w:spacing w:before="0" w:after="0" w:line="240" w:lineRule="auto"/>
+        <w:spacing w:after="0" w:before="0" w:line="240" w:lineRule="auto"/>
         <w:rPr>
           <w:rFonts w:ascii="Liberation Serif" w:hAnsi="Liberation Serif" w:cs="Liberation Serif"/>
           <w:b w:val="0"/>
@@ -1231,7 +1231,7 @@
       <w:pPr>
         <w:pStyle w:val="130"/>
         <w:shd w:val="clear" w:color="auto" w:fill="auto"/>
-        <w:spacing w:before="0" w:after="0" w:line="240" w:lineRule="auto"/>
+        <w:spacing w:after="0" w:before="0" w:line="240" w:lineRule="auto"/>
         <w:rPr>
           <w:rFonts w:ascii="Liberation Serif" w:hAnsi="Liberation Serif" w:cs="Liberation Serif"/>
           <w:b w:val="0"/>
@@ -1321,7 +1321,7 @@
       <w:pPr>
         <w:pStyle w:val="130"/>
         <w:shd w:val="clear" w:color="auto" w:fill="auto"/>
-        <w:spacing w:before="0" w:after="0" w:line="240" w:lineRule="auto"/>
+        <w:spacing w:after="0" w:before="0" w:line="240" w:lineRule="auto"/>
         <w:rPr>
           <w:rFonts w:ascii="Liberation Serif" w:hAnsi="Liberation Serif" w:cs="Liberation Serif"/>
           <w:b w:val="0"/>
@@ -1334,7 +1334,7 @@
       <w:pPr>
         <w:pStyle w:val="130"/>
         <w:shd w:val="clear" w:color="auto" w:fill="auto"/>
-        <w:spacing w:before="0" w:after="0" w:line="240" w:lineRule="auto"/>
+        <w:spacing w:after="0" w:before="0" w:line="240" w:lineRule="auto"/>
         <w:rPr>
           <w:rFonts w:ascii="Liberation Serif" w:hAnsi="Liberation Serif" w:cs="Liberation Serif"/>
           <w:b w:val="0"/>
@@ -1349,7 +1349,7 @@
         <w:keepNext/>
         <w:keepLines/>
         <w:shd w:val="clear" w:color="auto" w:fill="auto"/>
-        <w:spacing w:before="0" w:after="0" w:line="240" w:lineRule="auto"/>
+        <w:spacing w:after="0" w:before="0" w:line="240" w:lineRule="auto"/>
         <w:outlineLvl w:val="9"/>
         <w:rPr>
           <w:rFonts w:ascii="Liberation Serif" w:hAnsi="Liberation Serif" w:cs="Liberation Serif"/>
@@ -1370,8 +1370,7 @@
       <w:pPr>
         <w:pStyle w:val="11"/>
         <w:shd w:val="clear" w:color="auto" w:fill="auto"/>
-        <w:spacing w:before="0" w:line="240" w:lineRule="auto"/>
-        <w:ind w:firstLine="0"/>
+        <w:spacing w:after="0" w:before="0" w:line="240" w:lineRule="auto"/>
         <w:rPr>
           <w:rFonts w:ascii="Liberation Serif" w:hAnsi="Liberation Serif" w:cs="Liberation Serif"/>
           <w:sz w:val="28"/>
@@ -1391,8 +1390,7 @@
       <w:pPr>
         <w:pStyle w:val="11"/>
         <w:shd w:val="clear" w:color="auto" w:fill="auto"/>
-        <w:spacing w:before="0" w:line="240" w:lineRule="auto"/>
-        <w:ind w:firstLine="0"/>
+        <w:spacing w:after="0" w:before="0" w:line="240" w:lineRule="auto"/>
         <w:rPr>
           <w:rFonts w:ascii="Liberation Serif" w:hAnsi="Liberation Serif" w:cs="Liberation Serif"/>
           <w:sz w:val="28"/>
@@ -1412,8 +1410,7 @@
       <w:pPr>
         <w:pStyle w:val="11"/>
         <w:shd w:val="clear" w:color="auto" w:fill="auto"/>
-        <w:spacing w:before="0" w:line="240" w:lineRule="auto"/>
-        <w:ind w:firstLine="0"/>
+        <w:spacing w:after="0" w:before="0" w:line="240" w:lineRule="auto"/>
         <w:rPr>
           <w:rFonts w:ascii="Liberation Serif" w:hAnsi="Liberation Serif" w:cs="Liberation Serif"/>
           <w:sz w:val="28"/>
@@ -1428,7 +1425,7 @@
         <w:tabs>
           <w:tab w:val="left" w:pos="9639"/>
         </w:tabs>
-        <w:spacing w:before="0" w:after="0" w:line="240" w:lineRule="auto"/>
+        <w:spacing w:after="0" w:before="0" w:line="240" w:lineRule="auto"/>
         <w:rPr>
           <w:rFonts w:ascii="Liberation Serif" w:hAnsi="Liberation Serif"/>
           <w:sz w:val="28"/>
@@ -1451,7 +1448,7 @@
         <w:tabs>
           <w:tab w:val="left" w:pos="9639"/>
         </w:tabs>
-        <w:spacing w:before="0" w:after="0" w:line="240" w:lineRule="auto"/>
+        <w:spacing w:after="0" w:before="0" w:line="240" w:lineRule="auto"/>
         <w:jc w:val="both"/>
         <w:rPr>
           <w:rFonts w:ascii="Liberation Serif" w:hAnsi="Liberation Serif"/>
@@ -1467,7 +1464,7 @@
         <w:tabs>
           <w:tab w:val="left" w:pos="9639"/>
         </w:tabs>
-        <w:spacing w:before="0" w:after="0" w:line="240" w:lineRule="auto"/>
+        <w:spacing w:after="0" w:before="0" w:line="240" w:lineRule="auto"/>
         <w:rPr>
           <w:rFonts w:ascii="Liberation Serif" w:hAnsi="Liberation Serif"/>
           <w:sz w:val="28"/>
@@ -1490,7 +1487,7 @@
         <w:tabs>
           <w:tab w:val="left" w:pos="9639"/>
         </w:tabs>
-        <w:spacing w:before="0" w:after="0" w:line="240" w:lineRule="auto"/>
+        <w:spacing w:after="0" w:before="0" w:line="240" w:lineRule="auto"/>
         <w:rPr>
           <w:rFonts w:ascii="Liberation Serif" w:hAnsi="Liberation Serif"/>
           <w:sz w:val="28"/>
@@ -1505,7 +1502,7 @@
         <w:tabs>
           <w:tab w:val="left" w:pos="9639"/>
         </w:tabs>
-        <w:spacing w:before="0" w:after="0" w:line="240" w:lineRule="auto"/>
+        <w:spacing w:after="0" w:before="0" w:line="240" w:lineRule="auto"/>
         <w:rPr>
           <w:rFonts w:ascii="Liberation Serif" w:hAnsi="Liberation Serif" w:cs="Liberation Serif"/>
           <w:sz w:val="28"/>
@@ -1582,7 +1579,7 @@
         <w:tabs>
           <w:tab w:val="left" w:pos="9639"/>
         </w:tabs>
-        <w:spacing w:before="0" w:after="0" w:line="240" w:lineRule="auto"/>
+        <w:spacing w:after="0" w:before="0" w:line="240" w:lineRule="auto"/>
         <w:rPr>
           <w:rFonts w:ascii="Liberation Serif" w:hAnsi="Liberation Serif"/>
           <w:sz w:val="28"/>
@@ -1605,7 +1602,7 @@
         <w:tabs>
           <w:tab w:val="left" w:pos="9639"/>
         </w:tabs>
-        <w:spacing w:before="0" w:after="0" w:line="240" w:lineRule="auto"/>
+        <w:spacing w:after="0" w:before="0" w:line="240" w:lineRule="auto"/>
         <w:rPr>
           <w:rFonts w:ascii="Liberation Serif" w:hAnsi="Liberation Serif"/>
           <w:sz w:val="28"/>
@@ -1660,7 +1657,7 @@
         <w:tabs>
           <w:tab w:val="left" w:pos="9639"/>
         </w:tabs>
-        <w:spacing w:before="0" w:after="0" w:line="240" w:lineRule="auto"/>
+        <w:spacing w:after="0" w:before="0" w:line="240" w:lineRule="auto"/>
         <w:rPr>
           <w:rFonts w:ascii="Liberation Serif" w:hAnsi="Liberation Serif"/>
           <w:sz w:val="28"/>
@@ -1670,7 +1667,7 @@
     </w:p>
     <w:p>
       <w:pPr>
-        <w:spacing w:after="0" w:line="240" w:lineRule="auto"/>
+        <w:spacing w:after="0" w:before="0" w:line="240" w:lineRule="auto"/>
         <w:jc w:val="both"/>
         <w:rPr>
           <w:rFonts w:ascii="Liberation Serif" w:hAnsi="Liberation Serif"/>
@@ -1695,7 +1692,7 @@
       <w:pPr>
         <w:pStyle w:val="ds-markdown-paragraph"/>
         <w:shd w:val="clear" w:color="auto" w:fill="FFFFFF"/>
-        <w:spacing w:before="0" w:beforeAutospacing="0" w:after="0" w:afterAutospacing="0"/>
+        <w:spacing w:after="0" w:before="0" w:line="240" w:lineRule="auto"/>
         <w:jc w:val="both"/>
         <w:rPr>
           <w:rFonts w:ascii="Liberation Serif" w:hAnsi="Liberation Serif"/>
@@ -1719,7 +1716,7 @@
         <w:tabs>
           <w:tab w:val="left" w:pos="9639"/>
         </w:tabs>
-        <w:spacing w:before="0" w:after="0" w:line="240" w:lineRule="auto"/>
+        <w:spacing w:after="0" w:before="0" w:line="240" w:lineRule="auto"/>
         <w:rPr>
           <w:rFonts w:ascii="Liberation Serif" w:hAnsi="Liberation Serif"/>
           <w:sz w:val="28"/>
@@ -1735,7 +1732,7 @@
         <w:tabs>
           <w:tab w:val="left" w:pos="9639"/>
         </w:tabs>
-        <w:spacing w:before="0" w:after="0" w:line="240" w:lineRule="auto"/>
+        <w:spacing w:after="0" w:before="0" w:line="240" w:lineRule="auto"/>
         <w:rPr>
           <w:rFonts w:ascii="Liberation Serif" w:hAnsi="Liberation Serif"/>
           <w:sz w:val="28"/>
@@ -1758,7 +1755,7 @@
         <w:tabs>
           <w:tab w:val="left" w:pos="9639"/>
         </w:tabs>
-        <w:spacing w:before="0" w:after="0" w:line="240" w:lineRule="auto"/>
+        <w:spacing w:after="0" w:before="0" w:line="240" w:lineRule="auto"/>
         <w:jc w:val="left"/>
         <w:rPr>
           <w:rFonts w:ascii="Liberation Serif" w:hAnsi="Liberation Serif"/>
@@ -1779,7 +1776,7 @@
       <w:pPr>
         <w:pStyle w:val="ds-markdown-paragraph"/>
         <w:shd w:val="clear" w:color="auto" w:fill="FFFFFF"/>
-        <w:spacing w:before="0" w:beforeAutospacing="0" w:after="0" w:afterAutospacing="0"/>
+        <w:spacing w:after="0" w:before="0" w:line="240" w:lineRule="auto"/>
         <w:rPr>
           <w:rFonts w:ascii="Liberation Serif" w:hAnsi="Liberation Serif"/>
           <w:sz w:val="28"/>
@@ -1801,7 +1798,7 @@
       <w:pPr>
         <w:pStyle w:val="ds-markdown-paragraph"/>
         <w:shd w:val="clear" w:color="auto" w:fill="FFFFFF"/>
-        <w:spacing w:before="0" w:beforeAutospacing="0" w:after="0" w:afterAutospacing="0"/>
+        <w:spacing w:after="0" w:before="0" w:line="240" w:lineRule="auto"/>
         <w:rPr>
           <w:rFonts w:ascii="Liberation Serif" w:hAnsi="Liberation Serif"/>
           <w:sz w:val="28"/>
@@ -1821,7 +1818,7 @@
       <w:pPr>
         <w:pStyle w:val="ds-markdown-paragraph"/>
         <w:shd w:val="clear" w:color="auto" w:fill="FFFFFF"/>
-        <w:spacing w:before="0" w:beforeAutospacing="0" w:after="0" w:afterAutospacing="0"/>
+        <w:spacing w:after="0" w:before="0" w:line="240" w:lineRule="auto"/>
         <w:rPr>
           <w:rFonts w:ascii="Liberation Serif" w:hAnsi="Liberation Serif"/>
           <w:sz w:val="28"/>
@@ -1841,7 +1838,7 @@
       <w:pPr>
         <w:pStyle w:val="ds-markdown-paragraph"/>
         <w:shd w:val="clear" w:color="auto" w:fill="FFFFFF"/>
-        <w:spacing w:before="0" w:beforeAutospacing="0" w:after="0" w:afterAutospacing="0"/>
+        <w:spacing w:after="0" w:before="0" w:line="240" w:lineRule="auto"/>
         <w:rPr>
           <w:rFonts w:ascii="Liberation Serif" w:hAnsi="Liberation Serif"/>
           <w:sz w:val="28"/>
@@ -1861,7 +1858,7 @@
       <w:pPr>
         <w:pStyle w:val="ds-markdown-paragraph"/>
         <w:shd w:val="clear" w:color="auto" w:fill="FFFFFF"/>
-        <w:spacing w:before="0" w:beforeAutospacing="0" w:after="0" w:afterAutospacing="0"/>
+        <w:spacing w:after="0" w:before="0" w:line="240" w:lineRule="auto"/>
         <w:rPr>
           <w:rFonts w:ascii="Liberation Serif" w:hAnsi="Liberation Serif"/>
           <w:sz w:val="28"/>
@@ -1883,7 +1880,7 @@
       <w:pPr>
         <w:pStyle w:val="ds-markdown-paragraph"/>
         <w:shd w:val="clear" w:color="auto" w:fill="FFFFFF"/>
-        <w:spacing w:before="0" w:beforeAutospacing="0" w:after="0" w:afterAutospacing="0"/>
+        <w:spacing w:after="0" w:before="0" w:line="240" w:lineRule="auto"/>
         <w:rPr>
           <w:rFonts w:ascii="Liberation Serif" w:hAnsi="Liberation Serif"/>
           <w:sz w:val="28"/>
@@ -1905,7 +1902,7 @@
       <w:pPr>
         <w:pStyle w:val="ds-markdown-paragraph"/>
         <w:shd w:val="clear" w:color="auto" w:fill="FFFFFF"/>
-        <w:spacing w:before="0" w:beforeAutospacing="0" w:after="0" w:afterAutospacing="0"/>
+        <w:spacing w:after="0" w:before="0" w:line="240" w:lineRule="auto"/>
         <w:rPr>
           <w:rFonts w:ascii="Liberation Serif" w:hAnsi="Liberation Serif"/>
           <w:sz w:val="28"/>
@@ -1925,7 +1922,7 @@
       <w:pPr>
         <w:pStyle w:val="ds-markdown-paragraph"/>
         <w:shd w:val="clear" w:color="auto" w:fill="FFFFFF"/>
-        <w:spacing w:before="0" w:beforeAutospacing="0" w:after="0" w:afterAutospacing="0"/>
+        <w:spacing w:after="0" w:before="0" w:line="240" w:lineRule="auto"/>
         <w:rPr>
           <w:rFonts w:ascii="Liberation Serif" w:hAnsi="Liberation Serif"/>
           <w:sz w:val="28"/>
@@ -1945,7 +1942,7 @@
       <w:pPr>
         <w:pStyle w:val="ds-markdown-paragraph"/>
         <w:shd w:val="clear" w:color="auto" w:fill="FFFFFF"/>
-        <w:spacing w:before="0" w:beforeAutospacing="0" w:after="0" w:afterAutospacing="0"/>
+        <w:spacing w:after="0" w:before="0" w:line="240" w:lineRule="auto"/>
         <w:rPr>
           <w:rFonts w:ascii="Liberation Serif" w:hAnsi="Liberation Serif"/>
           <w:sz w:val="28"/>
@@ -1966,7 +1963,7 @@
       <w:pPr>
         <w:pStyle w:val="ds-markdown-paragraph"/>
         <w:shd w:val="clear" w:color="auto" w:fill="FFFFFF"/>
-        <w:spacing w:before="0" w:beforeAutospacing="0" w:after="0" w:afterAutospacing="0"/>
+        <w:spacing w:after="0" w:before="0" w:line="240" w:lineRule="auto"/>
         <w:rPr>
           <w:rFonts w:ascii="Liberation Serif" w:hAnsi="Liberation Serif"/>
           <w:sz w:val="28"/>
@@ -1986,7 +1983,7 @@
       <w:pPr>
         <w:pStyle w:val="ds-markdown-paragraph"/>
         <w:shd w:val="clear" w:color="auto" w:fill="FFFFFF"/>
-        <w:spacing w:before="0" w:beforeAutospacing="0" w:after="0" w:afterAutospacing="0"/>
+        <w:spacing w:after="0" w:before="0" w:line="240" w:lineRule="auto"/>
         <w:rPr>
           <w:rFonts w:ascii="Liberation Serif" w:hAnsi="Liberation Serif"/>
           <w:sz w:val="28"/>
@@ -2006,7 +2003,7 @@
       <w:pPr>
         <w:pStyle w:val="ds-markdown-paragraph"/>
         <w:shd w:val="clear" w:color="auto" w:fill="FFFFFF"/>
-        <w:spacing w:before="0" w:beforeAutospacing="0" w:after="0" w:afterAutospacing="0"/>
+        <w:spacing w:after="0" w:before="0" w:line="240" w:lineRule="auto"/>
         <w:rPr>
           <w:rFonts w:ascii="Liberation Serif" w:hAnsi="Liberation Serif"/>
           <w:sz w:val="28"/>
@@ -2031,7 +2028,7 @@
         <w:tabs>
           <w:tab w:val="left" w:pos="9639"/>
         </w:tabs>
-        <w:spacing w:before="0" w:after="0" w:line="240" w:lineRule="auto"/>
+        <w:spacing w:after="0" w:before="0" w:line="240" w:lineRule="auto"/>
         <w:jc w:val="left"/>
         <w:rPr>
           <w:rFonts w:ascii="Liberation Serif" w:hAnsi="Liberation Serif"/>
@@ -2055,7 +2052,7 @@
         <w:tabs>
           <w:tab w:val="left" w:pos="9639"/>
         </w:tabs>
-        <w:spacing w:before="0" w:after="0" w:line="240" w:lineRule="auto"/>
+        <w:spacing w:after="0" w:before="0" w:line="240" w:lineRule="auto"/>
         <w:jc w:val="left"/>
         <w:rPr>
           <w:rFonts w:ascii="Liberation Serif" w:hAnsi="Liberation Serif"/>
@@ -2079,7 +2076,7 @@
         <w:tabs>
           <w:tab w:val="left" w:pos="9639"/>
         </w:tabs>
-        <w:spacing w:before="0" w:after="0" w:line="240" w:lineRule="auto"/>
+        <w:spacing w:after="0" w:before="0" w:line="240" w:lineRule="auto"/>
         <w:jc w:val="left"/>
         <w:rPr>
           <w:rFonts w:ascii="Liberation Serif" w:hAnsi="Liberation Serif"/>
@@ -2103,7 +2100,7 @@
         <w:tabs>
           <w:tab w:val="left" w:pos="9639"/>
         </w:tabs>
-        <w:spacing w:before="0" w:after="0" w:line="240" w:lineRule="auto"/>
+        <w:spacing w:after="0" w:before="0" w:line="240" w:lineRule="auto"/>
         <w:jc w:val="left"/>
         <w:rPr>
           <w:rFonts w:ascii="Liberation Serif" w:hAnsi="Liberation Serif"/>
@@ -2119,7 +2116,7 @@
         <w:tabs>
           <w:tab w:val="left" w:pos="9639"/>
         </w:tabs>
-        <w:spacing w:before="0" w:after="0" w:line="240" w:lineRule="auto"/>
+        <w:spacing w:after="0" w:before="0" w:line="240" w:lineRule="auto"/>
         <w:jc w:val="left"/>
         <w:rPr>
           <w:rFonts w:ascii="Liberation Serif" w:hAnsi="Liberation Serif"/>
@@ -2138,7 +2135,7 @@
     </w:p>
     <w:p>
       <w:pPr>
-        <w:spacing w:after="0" w:line="240" w:lineRule="auto"/>
+        <w:spacing w:after="0" w:before="0" w:line="240" w:lineRule="auto"/>
         <w:rPr>
           <w:rFonts w:ascii="Liberation Serif" w:hAnsi="Liberation Serif"/>
           <w:sz w:val="28"/>
@@ -2156,7 +2153,7 @@
     </w:p>
     <w:p>
       <w:pPr>
-        <w:spacing w:after="0" w:line="240" w:lineRule="auto"/>
+        <w:spacing w:after="0" w:before="0" w:line="240" w:lineRule="auto"/>
         <w:rPr>
           <w:rFonts w:ascii="Liberation Serif" w:hAnsi="Liberation Serif"/>
           <w:sz w:val="28"/>
@@ -2174,7 +2171,7 @@
     </w:p>
     <w:p>
       <w:pPr>
-        <w:spacing w:after="0" w:line="240" w:lineRule="auto"/>
+        <w:spacing w:after="0" w:before="0" w:line="240" w:lineRule="auto"/>
         <w:rPr>
           <w:rFonts w:ascii="Liberation Serif" w:hAnsi="Liberation Serif"/>
           <w:sz w:val="28"/>
@@ -2192,7 +2189,7 @@
     </w:p>
     <w:p>
       <w:pPr>
-        <w:spacing w:after="0" w:line="240" w:lineRule="auto"/>
+        <w:spacing w:after="0" w:before="0" w:line="240" w:lineRule="auto"/>
         <w:rPr>
           <w:rFonts w:ascii="Liberation Serif" w:hAnsi="Liberation Serif"/>
           <w:sz w:val="28"/>
@@ -2210,7 +2207,7 @@
     </w:p>
     <w:p>
       <w:pPr>
-        <w:spacing w:after="0" w:line="240" w:lineRule="auto"/>
+        <w:spacing w:after="0" w:before="0" w:line="240" w:lineRule="auto"/>
         <w:rPr>
           <w:rFonts w:ascii="Liberation Serif" w:hAnsi="Liberation Serif"/>
           <w:sz w:val="28"/>
@@ -2228,7 +2225,7 @@
     </w:p>
     <w:p>
       <w:pPr>
-        <w:spacing w:after="0" w:line="240" w:lineRule="auto"/>
+        <w:spacing w:after="0" w:before="0" w:line="240" w:lineRule="auto"/>
         <w:rPr>
           <w:rFonts w:ascii="Liberation Serif" w:hAnsi="Liberation Serif"/>
           <w:sz w:val="28"/>
@@ -2246,7 +2243,7 @@
     </w:p>
     <w:p>
       <w:pPr>
-        <w:spacing w:after="0" w:line="240" w:lineRule="auto"/>
+        <w:spacing w:after="0" w:before="0" w:line="240" w:lineRule="auto"/>
         <w:rPr>
           <w:rFonts w:ascii="Liberation Serif" w:hAnsi="Liberation Serif"/>
           <w:sz w:val="28"/>
@@ -2264,7 +2261,7 @@
     </w:p>
     <w:p>
       <w:pPr>
-        <w:spacing w:after="0" w:line="240" w:lineRule="auto"/>
+        <w:spacing w:after="0" w:before="0" w:line="240" w:lineRule="auto"/>
         <w:rPr>
           <w:rFonts w:ascii="Liberation Serif" w:hAnsi="Liberation Serif"/>
           <w:sz w:val="28"/>
@@ -2287,7 +2284,7 @@
         <w:tabs>
           <w:tab w:val="left" w:pos="9639"/>
         </w:tabs>
-        <w:spacing w:before="0" w:after="0" w:line="240" w:lineRule="auto"/>
+        <w:spacing w:after="0" w:before="0" w:line="240" w:lineRule="auto"/>
         <w:jc w:val="left"/>
         <w:rPr>
           <w:rFonts w:ascii="Liberation Serif" w:hAnsi="Liberation Serif"/>
@@ -2328,7 +2325,7 @@
         <w:tabs>
           <w:tab w:val="left" w:pos="9639"/>
         </w:tabs>
-        <w:spacing w:before="0" w:after="0" w:line="240" w:lineRule="auto"/>
+        <w:spacing w:after="0" w:before="0" w:line="240" w:lineRule="auto"/>
         <w:jc w:val="left"/>
         <w:rPr>
           <w:rFonts w:ascii="Liberation Serif" w:hAnsi="Liberation Serif"/>
@@ -2344,7 +2341,7 @@
         <w:tabs>
           <w:tab w:val="left" w:pos="9639"/>
         </w:tabs>
-        <w:spacing w:before="0" w:after="0" w:line="240" w:lineRule="auto"/>
+        <w:spacing w:after="0" w:before="0" w:line="240" w:lineRule="auto"/>
         <w:jc w:val="left"/>
         <w:rPr>
           <w:rFonts w:ascii="Liberation Serif" w:hAnsi="Liberation Serif"/>
@@ -2360,7 +2357,7 @@
         <w:tabs>
           <w:tab w:val="left" w:pos="9639"/>
         </w:tabs>
-        <w:spacing w:before="0" w:after="0" w:line="240" w:lineRule="auto"/>
+        <w:spacing w:after="0" w:before="0" w:line="240" w:lineRule="auto"/>
         <w:jc w:val="left"/>
         <w:rPr>
           <w:rFonts w:ascii="Liberation Serif" w:hAnsi="Liberation Serif"/>
@@ -2376,7 +2373,7 @@
         <w:tabs>
           <w:tab w:val="left" w:pos="9639"/>
         </w:tabs>
-        <w:spacing w:before="0" w:after="0" w:line="240" w:lineRule="auto"/>
+        <w:spacing w:after="0" w:before="0" w:line="240" w:lineRule="auto"/>
         <w:jc w:val="left"/>
         <w:rPr>
           <w:rFonts w:ascii="Liberation Serif" w:hAnsi="Liberation Serif"/>
@@ -2392,7 +2389,7 @@
         <w:tabs>
           <w:tab w:val="left" w:pos="9639"/>
         </w:tabs>
-        <w:spacing w:before="0" w:after="0" w:line="240" w:lineRule="auto"/>
+        <w:spacing w:after="0" w:before="0" w:line="240" w:lineRule="auto"/>
         <w:jc w:val="left"/>
         <w:rPr>
           <w:rFonts w:ascii="Liberation Serif" w:hAnsi="Liberation Serif"/>
@@ -2408,7 +2405,7 @@
         <w:tabs>
           <w:tab w:val="left" w:pos="9639"/>
         </w:tabs>
-        <w:spacing w:before="0" w:after="0" w:line="240" w:lineRule="auto"/>
+        <w:spacing w:after="0" w:before="0" w:line="240" w:lineRule="auto"/>
         <w:jc w:val="left"/>
         <w:rPr>
           <w:rFonts w:ascii="Liberation Serif" w:hAnsi="Liberation Serif"/>
@@ -2424,7 +2421,7 @@
         <w:tabs>
           <w:tab w:val="left" w:pos="9639"/>
         </w:tabs>
-        <w:spacing w:before="0" w:after="0" w:line="240" w:lineRule="auto"/>
+        <w:spacing w:after="0" w:before="0" w:line="240" w:lineRule="auto"/>
         <w:jc w:val="left"/>
         <w:rPr>
           <w:rFonts w:ascii="Liberation Serif" w:hAnsi="Liberation Serif"/>
@@ -2440,7 +2437,7 @@
         <w:tabs>
           <w:tab w:val="left" w:pos="9639"/>
         </w:tabs>
-        <w:spacing w:before="0" w:after="0" w:line="240" w:lineRule="auto"/>
+        <w:spacing w:after="0" w:before="0" w:line="240" w:lineRule="auto"/>
         <w:jc w:val="left"/>
         <w:rPr>
           <w:rFonts w:ascii="Liberation Serif" w:hAnsi="Liberation Serif"/>
@@ -2456,7 +2453,7 @@
         <w:tabs>
           <w:tab w:val="left" w:pos="9639"/>
         </w:tabs>
-        <w:spacing w:before="0" w:after="0" w:line="240" w:lineRule="auto"/>
+        <w:spacing w:after="0" w:before="0" w:line="240" w:lineRule="auto"/>
         <w:jc w:val="left"/>
         <w:rPr>
           <w:rFonts w:ascii="Liberation Serif" w:hAnsi="Liberation Serif"/>
@@ -2468,7 +2465,7 @@
     </w:p>
     <w:p>
       <w:pPr>
-        <w:spacing w:after="0" w:line="240" w:lineRule="auto"/>
+        <w:spacing w:after="0" w:before="0" w:line="240" w:lineRule="auto"/>
         <w:rPr>
           <w:rFonts w:ascii="Liberation Serif" w:hAnsi="Liberation Serif"/>
           <w:sz w:val="28"/>
@@ -2539,7 +2536,7 @@
     </w:p>
     <w:p>
       <w:pPr>
-        <w:spacing w:after="0" w:line="240" w:lineRule="auto"/>
+        <w:spacing w:after="0" w:before="0" w:line="240" w:lineRule="auto"/>
         <w:rPr>
           <w:rFonts w:ascii="Liberation Serif" w:hAnsi="Liberation Serif"/>
           <w:sz w:val="28"/>
@@ -2549,7 +2546,7 @@
     </w:p>
     <w:p>
       <w:pPr>
-        <w:spacing w:after="0" w:line="240" w:lineRule="auto"/>
+        <w:spacing w:after="0" w:before="0" w:line="240" w:lineRule="auto"/>
         <w:rPr>
           <w:rFonts w:ascii="Liberation Serif" w:hAnsi="Liberation Serif"/>
           <w:sz w:val="28"/>
@@ -2622,7 +2619,7 @@
         <w:tabs>
           <w:tab w:val="left" w:pos="9639"/>
         </w:tabs>
-        <w:spacing w:before="0" w:after="0" w:line="240" w:lineRule="auto"/>
+        <w:spacing w:after="0" w:before="0" w:line="240" w:lineRule="auto"/>
         <w:jc w:val="left"/>
         <w:rPr>
           <w:rFonts w:ascii="Liberation Serif" w:hAnsi="Liberation Serif"/>
@@ -2639,7 +2636,7 @@
         <w:tabs>
           <w:tab w:val="left" w:pos="9639"/>
         </w:tabs>
-        <w:spacing w:before="0" w:after="0" w:line="240" w:lineRule="auto"/>
+        <w:spacing w:after="0" w:before="0" w:line="240" w:lineRule="auto"/>
         <w:jc w:val="left"/>
         <w:rPr>
           <w:rFonts w:ascii="Liberation Serif" w:hAnsi="Liberation Serif"/>
@@ -2678,8 +2675,7 @@
         <w:tabs>
           <w:tab w:val="left" w:pos="10773"/>
         </w:tabs>
-        <w:spacing w:after="0" w:line="240" w:lineRule="auto"/>
-        <w:ind w:firstLine="1134"/>
+        <w:spacing w:after="0" w:before="0" w:line="240" w:lineRule="auto"/>
         <w:rPr>
           <w:rFonts w:ascii="Liberation Serif" w:hAnsi="Liberation Serif"/>
           <w:szCs w:val="28"/>
@@ -2688,7 +2684,7 @@
     </w:p>
     <w:p>
       <w:pPr>
-        <w:spacing w:after="0" w:line="240" w:lineRule="auto"/>
+        <w:spacing w:after="0" w:before="0" w:line="240" w:lineRule="auto"/>
         <w:rPr>
           <w:rFonts w:ascii="Liberation Serif" w:hAnsi="Liberation Serif"/>
           <w:sz w:val="28"/>
@@ -2770,12 +2766,12 @@
     </w:p>
     <w:p>
       <w:pPr>
-        <w:spacing w:after="0"/>
-      </w:pPr>
-    </w:p>
-    <w:p>
-      <w:pPr>
-        <w:spacing w:after="0"/>
+        <w:spacing w:after="0" w:before="0" w:line="240" w:lineRule="auto"/>
+      </w:pPr>
+    </w:p>
+    <w:p>
+      <w:pPr>
+        <w:spacing w:after="0" w:before="0" w:line="240" w:lineRule="auto"/>
         <w:jc w:val="center"/>
         <w:rPr>
           <w:rFonts w:ascii="Liberation Serif" w:hAnsi="Liberation Serif" w:cs="Times New Roman"/>
@@ -2786,26 +2782,24 @@
     </w:p>
     <w:p>
       <w:pPr>
-        <w:spacing w:after="0"/>
-      </w:pPr>
-    </w:p>
-    <w:p>
-      <w:pPr>
-        <w:spacing w:after="0" w:line="360" w:lineRule="auto"/>
-        <w:ind w:firstLine="709"/>
+        <w:spacing w:after="0" w:before="0" w:line="240" w:lineRule="auto"/>
+      </w:pPr>
+    </w:p>
+    <w:p>
+      <w:pPr>
+        <w:spacing w:after="0" w:before="0" w:line="240" w:lineRule="auto"/>
         <w:jc w:val="both"/>
       </w:pPr>
     </w:p>
     <w:p>
       <w:pPr>
-        <w:spacing w:after="0" w:line="360" w:lineRule="auto"/>
-        <w:ind w:firstLine="709"/>
+        <w:spacing w:after="0" w:before="0" w:line="240" w:lineRule="auto"/>
         <w:jc w:val="both"/>
       </w:pPr>
     </w:p>
     <w:p>
       <w:pPr>
-        <w:spacing w:after="0" w:line="240" w:lineRule="auto"/>
+        <w:spacing w:after="0" w:before="0" w:line="240" w:lineRule="auto"/>
         <w:rPr>
           <w:rFonts w:ascii="Liberation Serif" w:hAnsi="Liberation Serif"/>
           <w:sz w:val="28"/>
@@ -2815,7 +2809,7 @@
     </w:p>
     <w:p>
       <w:pPr>
-        <w:spacing w:after="0" w:line="240" w:lineRule="auto"/>
+        <w:spacing w:after="0" w:before="0" w:line="240" w:lineRule="auto"/>
         <w:rPr>
           <w:rFonts w:ascii="Liberation Serif" w:hAnsi="Liberation Serif"/>
           <w:sz w:val="28"/>
@@ -2825,7 +2819,7 @@
     </w:p>
     <w:p>
       <w:pPr>
-        <w:spacing w:after="0" w:line="240" w:lineRule="auto"/>
+        <w:spacing w:after="0" w:before="0" w:line="240" w:lineRule="auto"/>
         <w:rPr>
           <w:rFonts w:ascii="Liberation Serif" w:hAnsi="Liberation Serif"/>
           <w:sz w:val="28"/>
@@ -2835,7 +2829,7 @@
     </w:p>
     <w:p>
       <w:pPr>
-        <w:spacing w:after="0" w:line="240" w:lineRule="auto"/>
+        <w:spacing w:after="0" w:before="0" w:line="240" w:lineRule="auto"/>
         <w:rPr>
           <w:rFonts w:ascii="Liberation Serif" w:hAnsi="Liberation Serif"/>
           <w:sz w:val="28"/>
@@ -2845,7 +2839,7 @@
     </w:p>
     <w:p>
       <w:pPr>
-        <w:spacing w:after="0" w:line="240" w:lineRule="auto"/>
+        <w:spacing w:after="0" w:before="0" w:line="240" w:lineRule="auto"/>
         <w:rPr>
           <w:rFonts w:ascii="Liberation Serif" w:hAnsi="Liberation Serif"/>
           <w:sz w:val="28"/>
@@ -2855,7 +2849,7 @@
     </w:p>
     <w:p>
       <w:pPr>
-        <w:spacing w:after="0" w:line="240" w:lineRule="auto"/>
+        <w:spacing w:after="0" w:before="0" w:line="240" w:lineRule="auto"/>
         <w:rPr>
           <w:rFonts w:ascii="Liberation Serif" w:hAnsi="Liberation Serif"/>
           <w:sz w:val="28"/>
@@ -2865,7 +2859,7 @@
     </w:p>
     <w:p>
       <w:pPr>
-        <w:spacing w:after="0" w:line="240" w:lineRule="auto"/>
+        <w:spacing w:after="0" w:before="0" w:line="240" w:lineRule="auto"/>
         <w:rPr>
           <w:rFonts w:ascii="Liberation Serif" w:hAnsi="Liberation Serif"/>
           <w:sz w:val="28"/>
@@ -2875,7 +2869,7 @@
     </w:p>
     <w:p>
       <w:pPr>
-        <w:spacing w:after="0" w:line="240" w:lineRule="auto"/>
+        <w:spacing w:after="0" w:before="0" w:line="240" w:lineRule="auto"/>
         <w:rPr>
           <w:rFonts w:ascii="Liberation Serif" w:hAnsi="Liberation Serif"/>
           <w:sz w:val="28"/>
@@ -2885,7 +2879,7 @@
     </w:p>
     <w:p>
       <w:pPr>
-        <w:spacing w:after="0" w:line="240" w:lineRule="auto"/>
+        <w:spacing w:after="0" w:before="0" w:line="240" w:lineRule="auto"/>
         <w:rPr>
           <w:rFonts w:ascii="Liberation Serif" w:hAnsi="Liberation Serif"/>
           <w:sz w:val="28"/>
@@ -2895,7 +2889,7 @@
     </w:p>
     <w:p>
       <w:pPr>
-        <w:spacing w:after="0"/>
+        <w:spacing w:after="0" w:before="0" w:line="240" w:lineRule="auto"/>
         <w:jc w:val="center"/>
         <w:rPr>
           <w:rFonts w:ascii="Liberation Serif" w:hAnsi="Liberation Serif" w:cs="Times New Roman"/>
@@ -2914,8 +2908,7 @@
     </w:p>
     <w:p>
       <w:pPr>
-        <w:spacing w:after="0" w:line="360" w:lineRule="auto"/>
-        <w:ind w:firstLine="709"/>
+        <w:spacing w:after="0" w:before="0" w:line="240" w:lineRule="auto"/>
         <w:jc w:val="both"/>
         <w:rPr>
           <w:rFonts w:ascii="Liberation Serif" w:hAnsi="Liberation Serif"/>
@@ -2934,8 +2927,7 @@
     </w:p>
     <w:p>
       <w:pPr>
-        <w:spacing w:after="0" w:line="360" w:lineRule="auto"/>
-        <w:ind w:firstLine="709"/>
+        <w:spacing w:after="0" w:before="0" w:line="240" w:lineRule="auto"/>
         <w:jc w:val="both"/>
         <w:rPr>
           <w:rFonts w:ascii="Liberation Serif" w:hAnsi="Liberation Serif"/>
@@ -2954,8 +2946,7 @@
     </w:p>
     <w:p>
       <w:pPr>
-        <w:spacing w:after="0" w:line="360" w:lineRule="auto"/>
-        <w:ind w:firstLine="709"/>
+        <w:spacing w:after="0" w:before="0" w:line="240" w:lineRule="auto"/>
         <w:jc w:val="both"/>
         <w:rPr>
           <w:rFonts w:ascii="Liberation Serif" w:hAnsi="Liberation Serif"/>
@@ -2974,8 +2965,7 @@
     </w:p>
     <w:p>
       <w:pPr>
-        <w:spacing w:after="0" w:line="360" w:lineRule="auto"/>
-        <w:ind w:firstLine="709"/>
+        <w:spacing w:after="0" w:before="0" w:line="240" w:lineRule="auto"/>
         <w:jc w:val="both"/>
         <w:rPr>
           <w:rFonts w:ascii="Liberation Serif" w:hAnsi="Liberation Serif"/>
@@ -2994,8 +2984,7 @@
     </w:p>
     <w:p>
       <w:pPr>
-        <w:spacing w:after="0" w:line="360" w:lineRule="auto"/>
-        <w:ind w:firstLine="709"/>
+        <w:spacing w:after="0" w:before="0" w:line="240" w:lineRule="auto"/>
         <w:jc w:val="both"/>
         <w:rPr>
           <w:rFonts w:ascii="Liberation Serif" w:hAnsi="Liberation Serif"/>
@@ -3015,7 +3004,7 @@
     </w:p>
     <w:p>
       <w:pPr>
-        <w:spacing w:after="0"/>
+        <w:spacing w:after="0" w:before="0" w:line="240" w:lineRule="auto"/>
         <w:rPr>
           <w:rFonts w:ascii="Liberation Serif" w:hAnsi="Liberation Serif" w:cs="Times New Roman"/>
           <w:b/>
@@ -3025,7 +3014,7 @@
     </w:p>
     <w:p>
       <w:pPr>
-        <w:spacing w:after="0"/>
+        <w:spacing w:after="0" w:before="0" w:line="240" w:lineRule="auto"/>
         <w:rPr>
           <w:rFonts w:ascii="Liberation Serif" w:hAnsi="Liberation Serif" w:cs="Times New Roman"/>
           <w:b/>
@@ -3035,7 +3024,7 @@
     </w:p>
     <w:p>
       <w:pPr>
-        <w:spacing w:after="0"/>
+        <w:spacing w:after="0" w:before="0" w:line="240" w:lineRule="auto"/>
         <w:rPr>
           <w:rFonts w:ascii="Liberation Serif" w:hAnsi="Liberation Serif" w:cs="Times New Roman"/>
           <w:b/>
@@ -3045,7 +3034,7 @@
     </w:p>
     <w:p>
       <w:pPr>
-        <w:spacing w:after="0"/>
+        <w:spacing w:after="0" w:before="0" w:line="240" w:lineRule="auto"/>
         <w:rPr>
           <w:rFonts w:ascii="Liberation Serif" w:hAnsi="Liberation Serif" w:cs="Times New Roman"/>
           <w:b/>
@@ -3055,7 +3044,7 @@
     </w:p>
     <w:p>
       <w:pPr>
-        <w:spacing w:after="0"/>
+        <w:spacing w:after="0" w:before="0" w:line="240" w:lineRule="auto"/>
         <w:rPr>
           <w:rFonts w:ascii="Liberation Serif" w:hAnsi="Liberation Serif" w:cs="Times New Roman"/>
           <w:b/>
@@ -3065,7 +3054,7 @@
     </w:p>
     <w:p>
       <w:pPr>
-        <w:spacing w:after="0"/>
+        <w:spacing w:after="0" w:before="0" w:line="240" w:lineRule="auto"/>
         <w:rPr>
           <w:rFonts w:ascii="Liberation Serif" w:hAnsi="Liberation Serif" w:cs="Times New Roman"/>
           <w:b/>
@@ -3075,7 +3064,7 @@
     </w:p>
     <w:p>
       <w:pPr>
-        <w:spacing w:after="0"/>
+        <w:spacing w:after="0" w:before="0" w:line="240" w:lineRule="auto"/>
         <w:rPr>
           <w:rFonts w:ascii="Liberation Serif" w:hAnsi="Liberation Serif" w:cs="Times New Roman"/>
           <w:b/>
@@ -3085,7 +3074,7 @@
     </w:p>
     <w:p>
       <w:pPr>
-        <w:spacing w:after="0"/>
+        <w:spacing w:after="0" w:before="0" w:line="240" w:lineRule="auto"/>
         <w:rPr>
           <w:rFonts w:ascii="Liberation Serif" w:hAnsi="Liberation Serif" w:cs="Times New Roman"/>
           <w:b/>
@@ -3095,7 +3084,7 @@
     </w:p>
     <w:p>
       <w:pPr>
-        <w:spacing w:after="0"/>
+        <w:spacing w:after="0" w:before="0" w:line="240" w:lineRule="auto"/>
         <w:rPr>
           <w:rFonts w:ascii="Liberation Serif" w:hAnsi="Liberation Serif" w:cs="Times New Roman"/>
           <w:b/>
@@ -3105,7 +3094,7 @@
     </w:p>
     <w:p>
       <w:pPr>
-        <w:spacing w:after="0"/>
+        <w:spacing w:after="0" w:before="0" w:line="240" w:lineRule="auto"/>
         <w:rPr>
           <w:rFonts w:ascii="Liberation Serif" w:hAnsi="Liberation Serif" w:cs="Times New Roman"/>
           <w:b/>
@@ -3115,7 +3104,7 @@
     </w:p>
     <w:p>
       <w:pPr>
-        <w:spacing w:after="0"/>
+        <w:spacing w:after="0" w:before="0" w:line="240" w:lineRule="auto"/>
         <w:rPr>
           <w:rFonts w:ascii="Liberation Serif" w:hAnsi="Liberation Serif" w:cs="Times New Roman"/>
           <w:b/>
@@ -3125,7 +3114,7 @@
     </w:p>
     <w:p>
       <w:pPr>
-        <w:spacing w:after="0"/>
+        <w:spacing w:after="0" w:before="0" w:line="240" w:lineRule="auto"/>
         <w:rPr>
           <w:rFonts w:ascii="Liberation Serif" w:hAnsi="Liberation Serif" w:cs="Times New Roman"/>
           <w:b/>
@@ -3135,7 +3124,7 @@
     </w:p>
     <w:p>
       <w:pPr>
-        <w:spacing w:after="0"/>
+        <w:spacing w:after="0" w:before="0" w:line="240" w:lineRule="auto"/>
         <w:rPr>
           <w:rFonts w:ascii="Liberation Serif" w:hAnsi="Liberation Serif" w:cs="Times New Roman"/>
           <w:b/>
@@ -3145,7 +3134,7 @@
     </w:p>
     <w:p>
       <w:pPr>
-        <w:spacing w:after="0"/>
+        <w:spacing w:after="0" w:before="0" w:line="240" w:lineRule="auto"/>
         <w:rPr>
           <w:rFonts w:ascii="Liberation Serif" w:hAnsi="Liberation Serif" w:cs="Times New Roman"/>
           <w:b/>
@@ -3155,7 +3144,7 @@
     </w:p>
     <w:p>
       <w:pPr>
-        <w:spacing w:after="0"/>
+        <w:spacing w:after="0" w:before="0" w:line="240" w:lineRule="auto"/>
         <w:rPr>
           <w:rFonts w:ascii="Liberation Serif" w:hAnsi="Liberation Serif" w:cs="Times New Roman"/>
           <w:b/>
@@ -3165,7 +3154,7 @@
     </w:p>
     <w:p>
       <w:pPr>
-        <w:spacing w:after="0"/>
+        <w:spacing w:after="0" w:before="0" w:line="240" w:lineRule="auto"/>
         <w:rPr>
           <w:rFonts w:ascii="Liberation Serif" w:hAnsi="Liberation Serif" w:cs="Times New Roman"/>
           <w:b/>
@@ -3175,7 +3164,7 @@
     </w:p>
     <w:p>
       <w:pPr>
-        <w:spacing w:after="0"/>
+        <w:spacing w:after="0" w:before="0" w:line="240" w:lineRule="auto"/>
         <w:rPr>
           <w:rFonts w:ascii="Liberation Serif" w:hAnsi="Liberation Serif" w:cs="Times New Roman"/>
           <w:b/>
@@ -3185,7 +3174,7 @@
     </w:p>
     <w:p>
       <w:pPr>
-        <w:spacing w:after="0"/>
+        <w:spacing w:after="0" w:before="0" w:line="240" w:lineRule="auto"/>
         <w:rPr>
           <w:rFonts w:ascii="Liberation Serif" w:hAnsi="Liberation Serif" w:cs="Times New Roman"/>
           <w:b/>
@@ -3195,7 +3184,7 @@
     </w:p>
     <w:p>
       <w:pPr>
-        <w:spacing w:after="0"/>
+        <w:spacing w:after="0" w:before="0" w:line="240" w:lineRule="auto"/>
         <w:rPr>
           <w:rFonts w:ascii="Liberation Serif" w:hAnsi="Liberation Serif" w:cs="Times New Roman"/>
           <w:b/>
@@ -3205,7 +3194,7 @@
     </w:p>
     <w:p>
       <w:pPr>
-        <w:spacing w:after="0"/>
+        <w:spacing w:after="0" w:before="0" w:line="240" w:lineRule="auto"/>
         <w:rPr>
           <w:rFonts w:ascii="Liberation Serif" w:hAnsi="Liberation Serif" w:cs="Times New Roman"/>
           <w:b/>
@@ -3215,7 +3204,7 @@
     </w:p>
     <w:p>
       <w:pPr>
-        <w:spacing w:after="0"/>
+        <w:spacing w:after="0" w:before="0" w:line="240" w:lineRule="auto"/>
         <w:rPr>
           <w:rFonts w:ascii="Liberation Serif" w:hAnsi="Liberation Serif" w:cs="Times New Roman"/>
           <w:b/>
@@ -3225,7 +3214,7 @@
     </w:p>
     <w:p>
       <w:pPr>
-        <w:spacing w:after="0"/>
+        <w:spacing w:after="0" w:before="0" w:line="240" w:lineRule="auto"/>
         <w:rPr>
           <w:rFonts w:ascii="Liberation Serif" w:hAnsi="Liberation Serif" w:cs="Times New Roman"/>
           <w:b/>
@@ -3235,7 +3224,7 @@
     </w:p>
     <w:p>
       <w:pPr>
-        <w:spacing w:after="0"/>
+        <w:spacing w:after="0" w:before="0" w:line="240" w:lineRule="auto"/>
         <w:rPr>
           <w:rFonts w:ascii="Liberation Serif" w:hAnsi="Liberation Serif" w:cs="Times New Roman"/>
           <w:b/>
@@ -3245,7 +3234,7 @@
     </w:p>
     <w:p>
       <w:pPr>
-        <w:spacing w:after="0"/>
+        <w:spacing w:after="0" w:before="0" w:line="240" w:lineRule="auto"/>
         <w:rPr>
           <w:rFonts w:ascii="Liberation Serif" w:hAnsi="Liberation Serif" w:cs="Times New Roman"/>
           <w:b/>
@@ -3255,7 +3244,7 @@
     </w:p>
     <w:p>
       <w:pPr>
-        <w:spacing w:after="0"/>
+        <w:spacing w:after="0" w:before="0" w:line="240" w:lineRule="auto"/>
         <w:rPr>
           <w:rFonts w:ascii="Liberation Serif" w:hAnsi="Liberation Serif" w:cs="Times New Roman"/>
           <w:b/>
@@ -3265,7 +3254,7 @@
     </w:p>
     <w:p>
       <w:pPr>
-        <w:spacing w:after="0"/>
+        <w:spacing w:after="0" w:before="0" w:line="240" w:lineRule="auto"/>
         <w:rPr>
           <w:rFonts w:ascii="Liberation Serif" w:hAnsi="Liberation Serif" w:cs="Times New Roman"/>
           <w:b/>
@@ -3275,7 +3264,7 @@
     </w:p>
     <w:p>
       <w:pPr>
-        <w:spacing w:after="0"/>
+        <w:spacing w:after="0" w:before="0" w:line="240" w:lineRule="auto"/>
         <w:rPr>
           <w:rFonts w:ascii="Liberation Serif" w:hAnsi="Liberation Serif" w:cs="Times New Roman"/>
           <w:b/>
@@ -3285,7 +3274,7 @@
     </w:p>
     <w:p>
       <w:pPr>
-        <w:spacing w:after="0"/>
+        <w:spacing w:after="0" w:before="0" w:line="240" w:lineRule="auto"/>
         <w:rPr>
           <w:rFonts w:ascii="Liberation Serif" w:hAnsi="Liberation Serif" w:cs="Times New Roman"/>
           <w:b/>
@@ -3295,7 +3284,7 @@
     </w:p>
     <w:p>
       <w:pPr>
-        <w:spacing w:after="0"/>
+        <w:spacing w:after="0" w:before="0" w:line="240" w:lineRule="auto"/>
         <w:rPr>
           <w:rFonts w:ascii="Liberation Serif" w:hAnsi="Liberation Serif" w:cs="Times New Roman"/>
           <w:b/>
@@ -3305,7 +3294,7 @@
     </w:p>
     <w:p>
       <w:pPr>
-        <w:spacing w:after="0"/>
+        <w:spacing w:after="0" w:before="0" w:line="240" w:lineRule="auto"/>
         <w:rPr>
           <w:rFonts w:ascii="Liberation Serif" w:hAnsi="Liberation Serif" w:cs="Times New Roman"/>
           <w:b/>
@@ -3315,7 +3304,7 @@
     </w:p>
     <w:p>
       <w:pPr>
-        <w:spacing w:after="0"/>
+        <w:spacing w:after="0" w:before="0" w:line="240" w:lineRule="auto"/>
         <w:rPr>
           <w:rFonts w:ascii="Liberation Serif" w:hAnsi="Liberation Serif" w:cs="Times New Roman"/>
           <w:b/>
@@ -3325,7 +3314,7 @@
     </w:p>
     <w:p>
       <w:pPr>
-        <w:spacing w:after="0"/>
+        <w:spacing w:after="0" w:before="0" w:line="240" w:lineRule="auto"/>
         <w:rPr>
           <w:rFonts w:ascii="Liberation Serif" w:hAnsi="Liberation Serif" w:cs="Times New Roman"/>
           <w:b/>
@@ -3335,7 +3324,7 @@
     </w:p>
     <w:p>
       <w:pPr>
-        <w:spacing w:after="0"/>
+        <w:spacing w:after="0" w:before="0" w:line="240" w:lineRule="auto"/>
         <w:rPr>
           <w:rFonts w:ascii="Liberation Serif" w:hAnsi="Liberation Serif" w:cs="Times New Roman"/>
           <w:b/>
@@ -3345,7 +3334,7 @@
     </w:p>
     <w:p>
       <w:pPr>
-        <w:spacing w:after="0" w:line="360" w:lineRule="auto"/>
+        <w:spacing w:after="0" w:before="0" w:line="240" w:lineRule="auto"/>
         <w:jc w:val="center"/>
         <w:rPr>
           <w:rFonts w:ascii="Liberation Serif" w:hAnsi="Liberation Serif" w:cs="Liberation Serif"/>
@@ -3369,8 +3358,7 @@
     </w:p>
     <w:p>
       <w:pPr>
-        <w:spacing w:after="0" w:line="360" w:lineRule="auto"/>
-        <w:ind w:firstLine="709"/>
+        <w:spacing w:after="0" w:before="0" w:line="240" w:lineRule="auto"/>
         <w:jc w:val="both"/>
         <w:rPr>
           <w:rFonts w:ascii="Liberation Serif" w:hAnsi="Liberation Serif"/>
@@ -3393,8 +3381,7 @@
     </w:p>
     <w:p>
       <w:pPr>
-        <w:spacing w:after="0" w:line="360" w:lineRule="auto"/>
-        <w:ind w:firstLine="709"/>
+        <w:spacing w:after="0" w:before="0" w:line="240" w:lineRule="auto"/>
         <w:jc w:val="both"/>
         <w:rPr>
           <w:rFonts w:ascii="Liberation Serif" w:hAnsi="Liberation Serif"/>
@@ -3417,8 +3404,7 @@
     </w:p>
     <w:p>
       <w:pPr>
-        <w:spacing w:after="0" w:line="360" w:lineRule="auto"/>
-        <w:ind w:firstLine="709"/>
+        <w:spacing w:after="0" w:before="0" w:line="240" w:lineRule="auto"/>
         <w:jc w:val="both"/>
         <w:rPr>
           <w:rFonts w:ascii="Liberation Serif" w:hAnsi="Liberation Serif"/>
@@ -3441,8 +3427,7 @@
     </w:p>
     <w:p>
       <w:pPr>
-        <w:spacing w:after="0" w:line="360" w:lineRule="auto"/>
-        <w:ind w:firstLine="709"/>
+        <w:spacing w:after="0" w:before="0" w:line="240" w:lineRule="auto"/>
         <w:jc w:val="both"/>
         <w:rPr>
           <w:rFonts w:ascii="Liberation Serif" w:hAnsi="Liberation Serif"/>
@@ -3465,8 +3450,7 @@
     </w:p>
     <w:p>
       <w:pPr>
-        <w:spacing w:after="0" w:line="360" w:lineRule="auto"/>
-        <w:ind w:firstLine="709"/>
+        <w:spacing w:after="0" w:before="0" w:line="240" w:lineRule="auto"/>
         <w:jc w:val="both"/>
         <w:rPr>
           <w:rFonts w:ascii="Liberation Serif" w:hAnsi="Liberation Serif"/>
@@ -3489,7 +3473,7 @@
     </w:p>
     <w:p>
       <w:pPr>
-        <w:spacing w:after="0" w:line="360" w:lineRule="auto"/>
+        <w:spacing w:after="0" w:before="0" w:line="240" w:lineRule="auto"/>
         <w:rPr>
           <w:rFonts w:ascii="Liberation Serif" w:hAnsi="Liberation Serif" w:cs="Liberation Serif"/>
           <w:b/>
@@ -3501,7 +3485,7 @@
     </w:p>
     <w:p>
       <w:pPr>
-        <w:spacing w:after="0" w:line="360" w:lineRule="auto"/>
+        <w:spacing w:after="0" w:before="0" w:line="240" w:lineRule="auto"/>
         <w:rPr>
           <w:rFonts w:ascii="Liberation Serif" w:hAnsi="Liberation Serif" w:cs="Liberation Serif"/>
           <w:b/>
@@ -3513,7 +3497,7 @@
     </w:p>
     <w:p>
       <w:pPr>
-        <w:spacing w:after="0" w:line="360" w:lineRule="auto"/>
+        <w:spacing w:after="0" w:before="0" w:line="240" w:lineRule="auto"/>
         <w:rPr>
           <w:rFonts w:ascii="Liberation Serif" w:hAnsi="Liberation Serif" w:cs="Liberation Serif"/>
           <w:b/>
@@ -3525,7 +3509,7 @@
     </w:p>
     <w:p>
       <w:pPr>
-        <w:spacing w:after="0" w:line="360" w:lineRule="auto"/>
+        <w:spacing w:after="0" w:before="0" w:line="240" w:lineRule="auto"/>
         <w:rPr>
           <w:rFonts w:ascii="Liberation Serif" w:hAnsi="Liberation Serif" w:cs="Liberation Serif"/>
           <w:b/>
@@ -3537,7 +3521,7 @@
     </w:p>
     <w:p>
       <w:pPr>
-        <w:spacing w:after="0" w:line="360" w:lineRule="auto"/>
+        <w:spacing w:after="0" w:before="0" w:line="240" w:lineRule="auto"/>
         <w:jc w:val="center"/>
         <w:rPr>
           <w:rFonts w:ascii="Liberation Serif" w:hAnsi="Liberation Serif" w:cs="Times New Roman"/>
@@ -3590,7 +3574,7 @@
             <w:pPr>
               <w:pStyle w:val="ds-markdown-paragraph"/>
               <w:shd w:val="clear" w:color="auto" w:fill="FFFFFF"/>
-              <w:spacing w:before="0" w:beforeAutospacing="0" w:after="0" w:afterAutospacing="0" w:line="360" w:lineRule="auto"/>
+              <w:spacing w:after="0" w:before="0" w:line="240" w:lineRule="auto"/>
               <w:jc w:val="both"/>
               <w:rPr>
                 <w:rFonts w:ascii="Liberation Serif" w:hAnsi="Liberation Serif"/>
@@ -3630,7 +3614,7 @@
           </w:tcPr>
           <w:p>
             <w:pPr>
-              <w:spacing w:after="0" w:line="360" w:lineRule="auto"/>
+              <w:spacing w:after="0" w:before="0" w:line="240" w:lineRule="auto"/>
               <w:jc w:val="both"/>
               <w:rPr>
                 <w:rFonts w:ascii="Liberation Serif" w:hAnsi="Liberation Serif" w:cs="Times New Roman"/>
@@ -3656,7 +3640,7 @@
           </w:tcPr>
           <w:p>
             <w:pPr>
-              <w:spacing w:after="0" w:line="360" w:lineRule="auto"/>
+              <w:spacing w:after="0" w:before="0" w:line="240" w:lineRule="auto"/>
               <w:jc w:val="both"/>
               <w:rPr>
                 <w:rFonts w:ascii="Liberation Serif" w:hAnsi="Liberation Serif" w:cs="Times New Roman"/>
@@ -3683,7 +3667,7 @@
           </w:tcPr>
           <w:p>
             <w:pPr>
-              <w:spacing w:after="0" w:line="360" w:lineRule="auto"/>
+              <w:spacing w:after="0" w:before="0" w:line="240" w:lineRule="auto"/>
               <w:jc w:val="both"/>
               <w:rPr>
                 <w:rFonts w:ascii="Liberation Serif" w:hAnsi="Liberation Serif" w:cs="Times New Roman"/>
@@ -3697,7 +3681,7 @@
           </w:p>
           <w:p>
             <w:pPr>
-              <w:spacing w:after="0" w:line="360" w:lineRule="auto"/>
+              <w:spacing w:after="0" w:before="0" w:line="240" w:lineRule="auto"/>
               <w:jc w:val="both"/>
               <w:rPr>
                 <w:rFonts w:ascii="Liberation Serif" w:hAnsi="Liberation Serif" w:cs="Times New Roman"/>
@@ -3715,7 +3699,7 @@
           </w:tcPr>
           <w:p>
             <w:pPr>
-              <w:spacing w:after="0" w:line="360" w:lineRule="auto"/>
+              <w:spacing w:after="0" w:before="0" w:line="240" w:lineRule="auto"/>
               <w:jc w:val="both"/>
               <w:rPr>
                 <w:rFonts w:ascii="Liberation Serif" w:hAnsi="Liberation Serif" w:cs="Times New Roman"/>
@@ -3740,7 +3724,7 @@
           </w:tcPr>
           <w:p>
             <w:pPr>
-              <w:spacing w:after="0" w:line="360" w:lineRule="auto"/>
+              <w:spacing w:after="0" w:before="0" w:line="240" w:lineRule="auto"/>
               <w:jc w:val="both"/>
               <w:rPr>
                 <w:rFonts w:ascii="Liberation Serif" w:hAnsi="Liberation Serif" w:cs="Times New Roman"/>
@@ -3766,7 +3750,7 @@
           </w:tcPr>
           <w:p>
             <w:pPr>
-              <w:spacing w:after="0" w:line="360" w:lineRule="auto"/>
+              <w:spacing w:after="0" w:before="0" w:line="240" w:lineRule="auto"/>
               <w:jc w:val="both"/>
               <w:rPr>
                 <w:rFonts w:ascii="Liberation Serif" w:hAnsi="Liberation Serif" w:cs="Times New Roman"/>
@@ -3791,7 +3775,7 @@
           </w:tcPr>
           <w:p>
             <w:pPr>
-              <w:spacing w:after="0" w:line="360" w:lineRule="auto"/>
+              <w:spacing w:after="0" w:before="0" w:line="240" w:lineRule="auto"/>
               <w:jc w:val="both"/>
               <w:rPr>
                 <w:rFonts w:ascii="Liberation Serif" w:hAnsi="Liberation Serif" w:cs="Times New Roman"/>
@@ -3817,7 +3801,7 @@
           </w:tcPr>
           <w:p>
             <w:pPr>
-              <w:spacing w:after="0" w:line="360" w:lineRule="auto"/>
+              <w:spacing w:after="0" w:before="0" w:line="240" w:lineRule="auto"/>
               <w:jc w:val="both"/>
               <w:rPr>
                 <w:rFonts w:ascii="Liberation Serif" w:hAnsi="Liberation Serif" w:cs="Times New Roman"/>
@@ -3842,7 +3826,7 @@
           </w:tcPr>
           <w:p>
             <w:pPr>
-              <w:spacing w:after="0" w:line="360" w:lineRule="auto"/>
+              <w:spacing w:after="0" w:before="0" w:line="240" w:lineRule="auto"/>
               <w:jc w:val="both"/>
               <w:rPr>
                 <w:rFonts w:ascii="Liberation Serif" w:hAnsi="Liberation Serif" w:cs="Times New Roman"/>
@@ -3856,7 +3840,7 @@
           </w:p>
           <w:p>
             <w:pPr>
-              <w:spacing w:after="0" w:line="360" w:lineRule="auto"/>
+              <w:spacing w:after="0" w:before="0" w:line="240" w:lineRule="auto"/>
               <w:jc w:val="both"/>
               <w:rPr>
                 <w:rFonts w:ascii="Liberation Serif" w:hAnsi="Liberation Serif" w:cs="Times New Roman"/>
@@ -3874,7 +3858,7 @@
           </w:tcPr>
           <w:p>
             <w:pPr>
-              <w:spacing w:after="0" w:line="360" w:lineRule="auto"/>
+              <w:spacing w:after="0" w:before="0" w:line="240" w:lineRule="auto"/>
               <w:jc w:val="both"/>
               <w:rPr>
                 <w:rFonts w:ascii="Liberation Serif" w:hAnsi="Liberation Serif" w:cs="Times New Roman"/>
@@ -3901,7 +3885,7 @@
           </w:tcPr>
           <w:p>
             <w:pPr>
-              <w:spacing w:after="0" w:line="360" w:lineRule="auto"/>
+              <w:spacing w:after="0" w:before="0" w:line="240" w:lineRule="auto"/>
               <w:jc w:val="both"/>
               <w:rPr>
                 <w:rFonts w:ascii="Liberation Serif" w:hAnsi="Liberation Serif" w:cs="Times New Roman"/>
@@ -3915,7 +3899,7 @@
           </w:p>
           <w:p>
             <w:pPr>
-              <w:spacing w:after="0" w:line="360" w:lineRule="auto"/>
+              <w:spacing w:after="0" w:before="0" w:line="240" w:lineRule="auto"/>
               <w:jc w:val="both"/>
               <w:rPr>
                 <w:rFonts w:ascii="Liberation Serif" w:hAnsi="Liberation Serif" w:cs="Times New Roman"/>
@@ -3933,7 +3917,7 @@
           </w:tcPr>
           <w:p>
             <w:pPr>
-              <w:spacing w:after="0" w:line="360" w:lineRule="auto"/>
+              <w:spacing w:after="0" w:before="0" w:line="240" w:lineRule="auto"/>
               <w:jc w:val="both"/>
               <w:rPr>
                 <w:rFonts w:ascii="Liberation Serif" w:hAnsi="Liberation Serif" w:cs="Times New Roman"/>
@@ -3976,7 +3960,7 @@
           </w:tcPr>
           <w:p>
             <w:pPr>
-              <w:spacing w:after="0" w:line="360" w:lineRule="auto"/>
+              <w:spacing w:after="0" w:before="0" w:line="240" w:lineRule="auto"/>
               <w:jc w:val="both"/>
               <w:rPr>
                 <w:rFonts w:ascii="Liberation Serif" w:hAnsi="Liberation Serif" w:cs="Times New Roman"/>
@@ -4004,7 +3988,7 @@
             <w:pPr>
               <w:pStyle w:val="ds-markdown-paragraph"/>
               <w:shd w:val="clear" w:color="auto" w:fill="FFFFFF"/>
-              <w:spacing w:before="0" w:beforeAutospacing="0" w:after="0" w:afterAutospacing="0" w:line="360" w:lineRule="auto"/>
+              <w:spacing w:after="0" w:before="0" w:line="240" w:lineRule="auto"/>
               <w:jc w:val="both"/>
               <w:rPr>
                 <w:rFonts w:ascii="Liberation Serif" w:hAnsi="Liberation Serif"/>
@@ -4030,7 +4014,7 @@
           </w:tcPr>
           <w:p>
             <w:pPr>
-              <w:spacing w:after="0" w:line="360" w:lineRule="auto"/>
+              <w:spacing w:after="0" w:before="0" w:line="240" w:lineRule="auto"/>
               <w:jc w:val="both"/>
               <w:rPr>
                 <w:rFonts w:ascii="Liberation Serif" w:hAnsi="Liberation Serif" w:cs="Times New Roman"/>
@@ -4058,7 +4042,7 @@
             <w:pPr>
               <w:pStyle w:val="ds-markdown-paragraph"/>
               <w:shd w:val="clear" w:color="auto" w:fill="FFFFFF"/>
-              <w:spacing w:before="0" w:beforeAutospacing="0" w:after="0" w:afterAutospacing="0" w:line="360" w:lineRule="auto"/>
+              <w:spacing w:after="0" w:before="0" w:line="240" w:lineRule="auto"/>
               <w:jc w:val="both"/>
               <w:rPr>
                 <w:rFonts w:ascii="Liberation Serif" w:hAnsi="Liberation Serif"/>
@@ -4084,7 +4068,7 @@
           </w:tcPr>
           <w:p>
             <w:pPr>
-              <w:spacing w:after="0" w:line="360" w:lineRule="auto"/>
+              <w:spacing w:after="0" w:before="0" w:line="240" w:lineRule="auto"/>
               <w:jc w:val="both"/>
               <w:rPr>
                 <w:rFonts w:ascii="Liberation Serif" w:hAnsi="Liberation Serif" w:cs="Times New Roman"/>
@@ -4098,7 +4082,7 @@
           </w:p>
           <w:p>
             <w:pPr>
-              <w:spacing w:after="0" w:line="360" w:lineRule="auto"/>
+              <w:spacing w:after="0" w:before="0" w:line="240" w:lineRule="auto"/>
               <w:jc w:val="both"/>
               <w:rPr>
                 <w:rFonts w:ascii="Liberation Serif" w:hAnsi="Liberation Serif" w:cs="Times New Roman"/>
@@ -4116,7 +4100,7 @@
           </w:tcPr>
           <w:p>
             <w:pPr>
-              <w:spacing w:after="0" w:line="360" w:lineRule="auto"/>
+              <w:spacing w:after="0" w:before="0" w:line="240" w:lineRule="auto"/>
               <w:jc w:val="both"/>
               <w:rPr>
                 <w:rFonts w:ascii="Liberation Serif" w:hAnsi="Liberation Serif" w:cs="Times New Roman"/>
@@ -4143,7 +4127,7 @@
           </w:tcPr>
           <w:p>
             <w:pPr>
-              <w:spacing w:after="0" w:line="360" w:lineRule="auto"/>
+              <w:spacing w:after="0" w:before="0" w:line="240" w:lineRule="auto"/>
               <w:jc w:val="both"/>
               <w:rPr>
                 <w:rFonts w:ascii="Liberation Serif" w:hAnsi="Liberation Serif" w:cs="Times New Roman"/>
@@ -4169,7 +4153,7 @@
           </w:tcPr>
           <w:p>
             <w:pPr>
-              <w:spacing w:after="0" w:line="360" w:lineRule="auto"/>
+              <w:spacing w:after="0" w:before="0" w:line="240" w:lineRule="auto"/>
               <w:jc w:val="both"/>
               <w:rPr>
                 <w:rFonts w:ascii="Liberation Serif" w:hAnsi="Liberation Serif" w:cs="Times New Roman"/>
@@ -4194,7 +4178,7 @@
           </w:tcPr>
           <w:p>
             <w:pPr>
-              <w:spacing w:after="0" w:line="360" w:lineRule="auto"/>
+              <w:spacing w:after="0" w:before="0" w:line="240" w:lineRule="auto"/>
               <w:jc w:val="both"/>
               <w:rPr>
                 <w:rFonts w:ascii="Liberation Serif" w:hAnsi="Liberation Serif" w:cs="Times New Roman"/>
@@ -4220,7 +4204,7 @@
           </w:tcPr>
           <w:p>
             <w:pPr>
-              <w:spacing w:after="0" w:line="360" w:lineRule="auto"/>
+              <w:spacing w:after="0" w:before="0" w:line="240" w:lineRule="auto"/>
               <w:jc w:val="both"/>
               <w:rPr>
                 <w:rFonts w:ascii="Liberation Serif" w:hAnsi="Liberation Serif" w:cs="Times New Roman"/>
@@ -4245,7 +4229,7 @@
           </w:tcPr>
           <w:p>
             <w:pPr>
-              <w:spacing w:after="0" w:line="360" w:lineRule="auto"/>
+              <w:spacing w:after="0" w:before="0" w:line="240" w:lineRule="auto"/>
               <w:jc w:val="both"/>
               <w:rPr>
                 <w:rFonts w:ascii="Liberation Serif" w:hAnsi="Liberation Serif" w:cs="Times New Roman"/>
@@ -4271,7 +4255,7 @@
           </w:tcPr>
           <w:p>
             <w:pPr>
-              <w:spacing w:after="0" w:line="360" w:lineRule="auto"/>
+              <w:spacing w:after="0" w:before="0" w:line="240" w:lineRule="auto"/>
               <w:jc w:val="both"/>
               <w:rPr>
                 <w:rFonts w:ascii="Liberation Serif" w:hAnsi="Liberation Serif" w:cs="Times New Roman"/>
@@ -4296,7 +4280,7 @@
           </w:tcPr>
           <w:p>
             <w:pPr>
-              <w:spacing w:after="0" w:line="360" w:lineRule="auto"/>
+              <w:spacing w:after="0" w:before="0" w:line="240" w:lineRule="auto"/>
               <w:jc w:val="both"/>
               <w:rPr>
                 <w:rFonts w:ascii="Liberation Serif" w:hAnsi="Liberation Serif" w:cs="Times New Roman"/>
@@ -4310,7 +4294,7 @@
           </w:p>
           <w:p>
             <w:pPr>
-              <w:spacing w:after="0" w:line="360" w:lineRule="auto"/>
+              <w:spacing w:after="0" w:before="0" w:line="240" w:lineRule="auto"/>
               <w:jc w:val="both"/>
               <w:rPr>
                 <w:rFonts w:ascii="Liberation Serif" w:hAnsi="Liberation Serif" w:cs="Times New Roman"/>
@@ -4328,7 +4312,7 @@
           </w:tcPr>
           <w:p>
             <w:pPr>
-              <w:spacing w:after="0" w:line="360" w:lineRule="auto"/>
+              <w:spacing w:after="0" w:before="0" w:line="240" w:lineRule="auto"/>
               <w:jc w:val="both"/>
               <w:rPr>
                 <w:rFonts w:ascii="Liberation Serif" w:hAnsi="Liberation Serif" w:cs="Times New Roman"/>
@@ -4352,7 +4336,7 @@
           </w:tcPr>
           <w:p>
             <w:pPr>
-              <w:spacing w:after="0" w:line="360" w:lineRule="auto"/>
+              <w:spacing w:after="0" w:before="0" w:line="240" w:lineRule="auto"/>
               <w:jc w:val="both"/>
               <w:rPr>
                 <w:rFonts w:ascii="Liberation Serif" w:hAnsi="Liberation Serif" w:cs="Times New Roman"/>
@@ -4378,7 +4362,7 @@
           </w:tcPr>
           <w:p>
             <w:pPr>
-              <w:spacing w:after="0" w:line="360" w:lineRule="auto"/>
+              <w:spacing w:after="0" w:before="0" w:line="240" w:lineRule="auto"/>
               <w:jc w:val="both"/>
               <w:rPr>
                 <w:rFonts w:ascii="Liberation Serif" w:hAnsi="Liberation Serif" w:cs="Times New Roman"/>
@@ -4402,7 +4386,7 @@
           </w:tcPr>
           <w:p>
             <w:pPr>
-              <w:spacing w:after="0" w:line="360" w:lineRule="auto"/>
+              <w:spacing w:after="0" w:before="0" w:line="240" w:lineRule="auto"/>
               <w:jc w:val="both"/>
               <w:rPr>
                 <w:rFonts w:ascii="Liberation Serif" w:hAnsi="Liberation Serif" w:cs="Times New Roman"/>

--- a/ВКР_Воробьев.docx
+++ b/ВКР_Воробьев.docx
@@ -1449,7 +1449,6 @@
           <w:tab w:val="left" w:pos="9639"/>
         </w:tabs>
         <w:spacing w:after="0" w:before="0" w:line="240" w:lineRule="auto"/>
-        <w:jc w:val="both"/>
         <w:rPr>
           <w:rFonts w:ascii="Liberation Serif" w:hAnsi="Liberation Serif"/>
           <w:sz w:val="24"/>
@@ -1668,7 +1667,6 @@
     <w:p>
       <w:pPr>
         <w:spacing w:after="0" w:before="0" w:line="240" w:lineRule="auto"/>
-        <w:jc w:val="both"/>
         <w:rPr>
           <w:rFonts w:ascii="Liberation Serif" w:hAnsi="Liberation Serif"/>
         </w:rPr>
@@ -1693,7 +1691,6 @@
         <w:pStyle w:val="ds-markdown-paragraph"/>
         <w:shd w:val="clear" w:color="auto" w:fill="FFFFFF"/>
         <w:spacing w:after="0" w:before="0" w:line="240" w:lineRule="auto"/>
-        <w:jc w:val="both"/>
         <w:rPr>
           <w:rFonts w:ascii="Liberation Serif" w:hAnsi="Liberation Serif"/>
           <w:color w:val="FF0000"/>
@@ -2788,13 +2785,11 @@
     <w:p>
       <w:pPr>
         <w:spacing w:after="0" w:before="0" w:line="240" w:lineRule="auto"/>
-        <w:jc w:val="both"/>
       </w:pPr>
     </w:p>
     <w:p>
       <w:pPr>
         <w:spacing w:after="0" w:before="0" w:line="240" w:lineRule="auto"/>
-        <w:jc w:val="both"/>
       </w:pPr>
     </w:p>
     <w:p>
@@ -2909,7 +2904,6 @@
     <w:p>
       <w:pPr>
         <w:spacing w:after="0" w:before="0" w:line="240" w:lineRule="auto"/>
-        <w:jc w:val="both"/>
         <w:rPr>
           <w:rFonts w:ascii="Liberation Serif" w:hAnsi="Liberation Serif"/>
           <w:sz w:val="28"/>
@@ -2928,7 +2922,6 @@
     <w:p>
       <w:pPr>
         <w:spacing w:after="0" w:before="0" w:line="240" w:lineRule="auto"/>
-        <w:jc w:val="both"/>
         <w:rPr>
           <w:rFonts w:ascii="Liberation Serif" w:hAnsi="Liberation Serif"/>
           <w:sz w:val="28"/>
@@ -2947,7 +2940,6 @@
     <w:p>
       <w:pPr>
         <w:spacing w:after="0" w:before="0" w:line="240" w:lineRule="auto"/>
-        <w:jc w:val="both"/>
         <w:rPr>
           <w:rFonts w:ascii="Liberation Serif" w:hAnsi="Liberation Serif"/>
           <w:sz w:val="28"/>
@@ -2966,7 +2958,6 @@
     <w:p>
       <w:pPr>
         <w:spacing w:after="0" w:before="0" w:line="240" w:lineRule="auto"/>
-        <w:jc w:val="both"/>
         <w:rPr>
           <w:rFonts w:ascii="Liberation Serif" w:hAnsi="Liberation Serif"/>
           <w:sz w:val="28"/>
@@ -2985,7 +2976,6 @@
     <w:p>
       <w:pPr>
         <w:spacing w:after="0" w:before="0" w:line="240" w:lineRule="auto"/>
-        <w:jc w:val="both"/>
         <w:rPr>
           <w:rFonts w:ascii="Liberation Serif" w:hAnsi="Liberation Serif"/>
           <w:sz w:val="28"/>
@@ -3359,7 +3349,6 @@
     <w:p>
       <w:pPr>
         <w:spacing w:after="0" w:before="0" w:line="240" w:lineRule="auto"/>
-        <w:jc w:val="both"/>
         <w:rPr>
           <w:rFonts w:ascii="Liberation Serif" w:hAnsi="Liberation Serif"/>
           <w:color w:val="FF0000"/>
@@ -3382,7 +3371,6 @@
     <w:p>
       <w:pPr>
         <w:spacing w:after="0" w:before="0" w:line="240" w:lineRule="auto"/>
-        <w:jc w:val="both"/>
         <w:rPr>
           <w:rFonts w:ascii="Liberation Serif" w:hAnsi="Liberation Serif"/>
           <w:color w:val="FF0000"/>
@@ -3405,7 +3393,6 @@
     <w:p>
       <w:pPr>
         <w:spacing w:after="0" w:before="0" w:line="240" w:lineRule="auto"/>
-        <w:jc w:val="both"/>
         <w:rPr>
           <w:rFonts w:ascii="Liberation Serif" w:hAnsi="Liberation Serif"/>
           <w:color w:val="FF0000"/>
@@ -3428,7 +3415,6 @@
     <w:p>
       <w:pPr>
         <w:spacing w:after="0" w:before="0" w:line="240" w:lineRule="auto"/>
-        <w:jc w:val="both"/>
         <w:rPr>
           <w:rFonts w:ascii="Liberation Serif" w:hAnsi="Liberation Serif"/>
           <w:color w:val="FF0000"/>
@@ -3451,7 +3437,6 @@
     <w:p>
       <w:pPr>
         <w:spacing w:after="0" w:before="0" w:line="240" w:lineRule="auto"/>
-        <w:jc w:val="both"/>
         <w:rPr>
           <w:rFonts w:ascii="Liberation Serif" w:hAnsi="Liberation Serif"/>
           <w:color w:val="FF0000"/>
@@ -3575,7 +3560,6 @@
               <w:pStyle w:val="ds-markdown-paragraph"/>
               <w:shd w:val="clear" w:color="auto" w:fill="FFFFFF"/>
               <w:spacing w:after="0" w:before="0" w:line="240" w:lineRule="auto"/>
-              <w:jc w:val="both"/>
               <w:rPr>
                 <w:rFonts w:ascii="Liberation Serif" w:hAnsi="Liberation Serif"/>
                 <w:bCs/>
@@ -3615,7 +3599,6 @@
           <w:p>
             <w:pPr>
               <w:spacing w:after="0" w:before="0" w:line="240" w:lineRule="auto"/>
-              <w:jc w:val="both"/>
               <w:rPr>
                 <w:rFonts w:ascii="Liberation Serif" w:hAnsi="Liberation Serif" w:cs="Times New Roman"/>
                 <w:sz w:val="28"/>
@@ -3641,7 +3624,6 @@
           <w:p>
             <w:pPr>
               <w:spacing w:after="0" w:before="0" w:line="240" w:lineRule="auto"/>
-              <w:jc w:val="both"/>
               <w:rPr>
                 <w:rFonts w:ascii="Liberation Serif" w:hAnsi="Liberation Serif" w:cs="Times New Roman"/>
                 <w:sz w:val="28"/>
@@ -3668,7 +3650,6 @@
           <w:p>
             <w:pPr>
               <w:spacing w:after="0" w:before="0" w:line="240" w:lineRule="auto"/>
-              <w:jc w:val="both"/>
               <w:rPr>
                 <w:rFonts w:ascii="Liberation Serif" w:hAnsi="Liberation Serif" w:cs="Times New Roman"/>
                 <w:sz w:val="28"/>
@@ -3682,7 +3663,6 @@
           <w:p>
             <w:pPr>
               <w:spacing w:after="0" w:before="0" w:line="240" w:lineRule="auto"/>
-              <w:jc w:val="both"/>
               <w:rPr>
                 <w:rFonts w:ascii="Liberation Serif" w:hAnsi="Liberation Serif" w:cs="Times New Roman"/>
                 <w:sz w:val="28"/>
@@ -3700,7 +3680,6 @@
           <w:p>
             <w:pPr>
               <w:spacing w:after="0" w:before="0" w:line="240" w:lineRule="auto"/>
-              <w:jc w:val="both"/>
               <w:rPr>
                 <w:rFonts w:ascii="Liberation Serif" w:hAnsi="Liberation Serif" w:cs="Times New Roman"/>
                 <w:sz w:val="28"/>
@@ -3725,7 +3704,6 @@
           <w:p>
             <w:pPr>
               <w:spacing w:after="0" w:before="0" w:line="240" w:lineRule="auto"/>
-              <w:jc w:val="both"/>
               <w:rPr>
                 <w:rFonts w:ascii="Liberation Serif" w:hAnsi="Liberation Serif" w:cs="Times New Roman"/>
                 <w:sz w:val="28"/>
@@ -3751,7 +3729,6 @@
           <w:p>
             <w:pPr>
               <w:spacing w:after="0" w:before="0" w:line="240" w:lineRule="auto"/>
-              <w:jc w:val="both"/>
               <w:rPr>
                 <w:rFonts w:ascii="Liberation Serif" w:hAnsi="Liberation Serif" w:cs="Times New Roman"/>
                 <w:sz w:val="28"/>
@@ -3776,7 +3753,6 @@
           <w:p>
             <w:pPr>
               <w:spacing w:after="0" w:before="0" w:line="240" w:lineRule="auto"/>
-              <w:jc w:val="both"/>
               <w:rPr>
                 <w:rFonts w:ascii="Liberation Serif" w:hAnsi="Liberation Serif" w:cs="Times New Roman"/>
                 <w:sz w:val="28"/>
@@ -3802,7 +3778,6 @@
           <w:p>
             <w:pPr>
               <w:spacing w:after="0" w:before="0" w:line="240" w:lineRule="auto"/>
-              <w:jc w:val="both"/>
               <w:rPr>
                 <w:rFonts w:ascii="Liberation Serif" w:hAnsi="Liberation Serif" w:cs="Times New Roman"/>
                 <w:sz w:val="28"/>
@@ -3827,7 +3802,6 @@
           <w:p>
             <w:pPr>
               <w:spacing w:after="0" w:before="0" w:line="240" w:lineRule="auto"/>
-              <w:jc w:val="both"/>
               <w:rPr>
                 <w:rFonts w:ascii="Liberation Serif" w:hAnsi="Liberation Serif" w:cs="Times New Roman"/>
                 <w:sz w:val="28"/>
@@ -3841,7 +3815,6 @@
           <w:p>
             <w:pPr>
               <w:spacing w:after="0" w:before="0" w:line="240" w:lineRule="auto"/>
-              <w:jc w:val="both"/>
               <w:rPr>
                 <w:rFonts w:ascii="Liberation Serif" w:hAnsi="Liberation Serif" w:cs="Times New Roman"/>
                 <w:sz w:val="28"/>
@@ -3859,7 +3832,6 @@
           <w:p>
             <w:pPr>
               <w:spacing w:after="0" w:before="0" w:line="240" w:lineRule="auto"/>
-              <w:jc w:val="both"/>
               <w:rPr>
                 <w:rFonts w:ascii="Liberation Serif" w:hAnsi="Liberation Serif" w:cs="Times New Roman"/>
                 <w:sz w:val="28"/>
@@ -3886,7 +3858,6 @@
           <w:p>
             <w:pPr>
               <w:spacing w:after="0" w:before="0" w:line="240" w:lineRule="auto"/>
-              <w:jc w:val="both"/>
               <w:rPr>
                 <w:rFonts w:ascii="Liberation Serif" w:hAnsi="Liberation Serif" w:cs="Times New Roman"/>
                 <w:sz w:val="28"/>
@@ -3900,7 +3871,6 @@
           <w:p>
             <w:pPr>
               <w:spacing w:after="0" w:before="0" w:line="240" w:lineRule="auto"/>
-              <w:jc w:val="both"/>
               <w:rPr>
                 <w:rFonts w:ascii="Liberation Serif" w:hAnsi="Liberation Serif" w:cs="Times New Roman"/>
                 <w:sz w:val="28"/>
@@ -3918,7 +3888,6 @@
           <w:p>
             <w:pPr>
               <w:spacing w:after="0" w:before="0" w:line="240" w:lineRule="auto"/>
-              <w:jc w:val="both"/>
               <w:rPr>
                 <w:rFonts w:ascii="Liberation Serif" w:hAnsi="Liberation Serif" w:cs="Times New Roman"/>
                 <w:sz w:val="28"/>
@@ -3961,7 +3930,6 @@
           <w:p>
             <w:pPr>
               <w:spacing w:after="0" w:before="0" w:line="240" w:lineRule="auto"/>
-              <w:jc w:val="both"/>
               <w:rPr>
                 <w:rFonts w:ascii="Liberation Serif" w:hAnsi="Liberation Serif" w:cs="Times New Roman"/>
                 <w:sz w:val="28"/>
@@ -3989,7 +3957,6 @@
               <w:pStyle w:val="ds-markdown-paragraph"/>
               <w:shd w:val="clear" w:color="auto" w:fill="FFFFFF"/>
               <w:spacing w:after="0" w:before="0" w:line="240" w:lineRule="auto"/>
-              <w:jc w:val="both"/>
               <w:rPr>
                 <w:rFonts w:ascii="Liberation Serif" w:hAnsi="Liberation Serif"/>
                 <w:color w:val="0F1115"/>
@@ -4015,7 +3982,6 @@
           <w:p>
             <w:pPr>
               <w:spacing w:after="0" w:before="0" w:line="240" w:lineRule="auto"/>
-              <w:jc w:val="both"/>
               <w:rPr>
                 <w:rFonts w:ascii="Liberation Serif" w:hAnsi="Liberation Serif" w:cs="Times New Roman"/>
                 <w:sz w:val="28"/>
@@ -4043,7 +4009,6 @@
               <w:pStyle w:val="ds-markdown-paragraph"/>
               <w:shd w:val="clear" w:color="auto" w:fill="FFFFFF"/>
               <w:spacing w:after="0" w:before="0" w:line="240" w:lineRule="auto"/>
-              <w:jc w:val="both"/>
               <w:rPr>
                 <w:rFonts w:ascii="Liberation Serif" w:hAnsi="Liberation Serif"/>
                 <w:color w:val="0F1115"/>
@@ -4069,7 +4034,6 @@
           <w:p>
             <w:pPr>
               <w:spacing w:after="0" w:before="0" w:line="240" w:lineRule="auto"/>
-              <w:jc w:val="both"/>
               <w:rPr>
                 <w:rFonts w:ascii="Liberation Serif" w:hAnsi="Liberation Serif" w:cs="Times New Roman"/>
                 <w:sz w:val="28"/>
@@ -4083,7 +4047,6 @@
           <w:p>
             <w:pPr>
               <w:spacing w:after="0" w:before="0" w:line="240" w:lineRule="auto"/>
-              <w:jc w:val="both"/>
               <w:rPr>
                 <w:rFonts w:ascii="Liberation Serif" w:hAnsi="Liberation Serif" w:cs="Times New Roman"/>
                 <w:sz w:val="28"/>
@@ -4101,7 +4064,6 @@
           <w:p>
             <w:pPr>
               <w:spacing w:after="0" w:before="0" w:line="240" w:lineRule="auto"/>
-              <w:jc w:val="both"/>
               <w:rPr>
                 <w:rFonts w:ascii="Liberation Serif" w:hAnsi="Liberation Serif" w:cs="Times New Roman"/>
                 <w:sz w:val="28"/>
@@ -4128,7 +4090,6 @@
           <w:p>
             <w:pPr>
               <w:spacing w:after="0" w:before="0" w:line="240" w:lineRule="auto"/>
-              <w:jc w:val="both"/>
               <w:rPr>
                 <w:rFonts w:ascii="Liberation Serif" w:hAnsi="Liberation Serif" w:cs="Times New Roman"/>
                 <w:sz w:val="28"/>
@@ -4154,7 +4115,6 @@
           <w:p>
             <w:pPr>
               <w:spacing w:after="0" w:before="0" w:line="240" w:lineRule="auto"/>
-              <w:jc w:val="both"/>
               <w:rPr>
                 <w:rFonts w:ascii="Liberation Serif" w:hAnsi="Liberation Serif" w:cs="Times New Roman"/>
                 <w:sz w:val="28"/>
@@ -4179,7 +4139,6 @@
           <w:p>
             <w:pPr>
               <w:spacing w:after="0" w:before="0" w:line="240" w:lineRule="auto"/>
-              <w:jc w:val="both"/>
               <w:rPr>
                 <w:rFonts w:ascii="Liberation Serif" w:hAnsi="Liberation Serif" w:cs="Times New Roman"/>
                 <w:sz w:val="28"/>
@@ -4205,7 +4164,6 @@
           <w:p>
             <w:pPr>
               <w:spacing w:after="0" w:before="0" w:line="240" w:lineRule="auto"/>
-              <w:jc w:val="both"/>
               <w:rPr>
                 <w:rFonts w:ascii="Liberation Serif" w:hAnsi="Liberation Serif" w:cs="Times New Roman"/>
                 <w:sz w:val="28"/>
@@ -4230,7 +4188,6 @@
           <w:p>
             <w:pPr>
               <w:spacing w:after="0" w:before="0" w:line="240" w:lineRule="auto"/>
-              <w:jc w:val="both"/>
               <w:rPr>
                 <w:rFonts w:ascii="Liberation Serif" w:hAnsi="Liberation Serif" w:cs="Times New Roman"/>
                 <w:sz w:val="28"/>
@@ -4256,7 +4213,6 @@
           <w:p>
             <w:pPr>
               <w:spacing w:after="0" w:before="0" w:line="240" w:lineRule="auto"/>
-              <w:jc w:val="both"/>
               <w:rPr>
                 <w:rFonts w:ascii="Liberation Serif" w:hAnsi="Liberation Serif" w:cs="Times New Roman"/>
                 <w:sz w:val="28"/>
@@ -4281,7 +4237,6 @@
           <w:p>
             <w:pPr>
               <w:spacing w:after="0" w:before="0" w:line="240" w:lineRule="auto"/>
-              <w:jc w:val="both"/>
               <w:rPr>
                 <w:rFonts w:ascii="Liberation Serif" w:hAnsi="Liberation Serif" w:cs="Times New Roman"/>
                 <w:sz w:val="28"/>
@@ -4295,7 +4250,6 @@
           <w:p>
             <w:pPr>
               <w:spacing w:after="0" w:before="0" w:line="240" w:lineRule="auto"/>
-              <w:jc w:val="both"/>
               <w:rPr>
                 <w:rFonts w:ascii="Liberation Serif" w:hAnsi="Liberation Serif" w:cs="Times New Roman"/>
                 <w:sz w:val="28"/>
@@ -4313,7 +4267,6 @@
           <w:p>
             <w:pPr>
               <w:spacing w:after="0" w:before="0" w:line="240" w:lineRule="auto"/>
-              <w:jc w:val="both"/>
               <w:rPr>
                 <w:rFonts w:ascii="Liberation Serif" w:hAnsi="Liberation Serif" w:cs="Times New Roman"/>
                 <w:sz w:val="28"/>
@@ -4337,7 +4290,6 @@
           <w:p>
             <w:pPr>
               <w:spacing w:after="0" w:before="0" w:line="240" w:lineRule="auto"/>
-              <w:jc w:val="both"/>
               <w:rPr>
                 <w:rFonts w:ascii="Liberation Serif" w:hAnsi="Liberation Serif" w:cs="Times New Roman"/>
                 <w:sz w:val="28"/>
@@ -4363,7 +4315,6 @@
           <w:p>
             <w:pPr>
               <w:spacing w:after="0" w:before="0" w:line="240" w:lineRule="auto"/>
-              <w:jc w:val="both"/>
               <w:rPr>
                 <w:rFonts w:ascii="Liberation Serif" w:hAnsi="Liberation Serif" w:cs="Times New Roman"/>
                 <w:sz w:val="28"/>
@@ -4387,7 +4338,6 @@
           <w:p>
             <w:pPr>
               <w:spacing w:after="0" w:before="0" w:line="240" w:lineRule="auto"/>
-              <w:jc w:val="both"/>
               <w:rPr>
                 <w:rFonts w:ascii="Liberation Serif" w:hAnsi="Liberation Serif" w:cs="Times New Roman"/>
                 <w:sz w:val="28"/>
@@ -26334,9 +26284,7 @@
     </w:rPrDefault>
     <w:pPrDefault>
       <w:pPr>
-        <w:spacing w:after="0" w:line="360" w:lineRule="auto"/>
-        <w:jc w:val="both"/>
-        <w:ind w:firstLine="709"/>
+        <w:spacing w:after="0" w:line="240" w:lineRule="auto"/>
       </w:pPr>
     </w:pPrDefault>
   </w:docDefaults>
@@ -26722,6 +26670,11 @@
     <w:name w:val="Normal"/>
     <w:qFormat/>
     <w:rsid w:val="003402B8"/>
+    <w:pPr>
+      <w:spacing w:after="0" w:line="360" w:lineRule="auto"/>
+      <w:jc w:val="both"/>
+      <w:ind w:firstLine="709"/>
+    </w:pPr>
   </w:style>
   <w:style w:type="paragraph" w:styleId="1">
     <w:name w:val="heading 1"/>
